--- a/context/areas/laba/docs/softserve-corp-training/SoftServe_PM_Intro_Program_Offer.docx
+++ b/context/areas/laba/docs/softserve-corp-training/SoftServe_PM_Intro_Program_Offer.docx
@@ -18,7 +18,7 @@
     </w:p>
     <w:p>
       <w:pPr>
-        <w:spacing w:after="100"/>
+        <w:spacing w:after="140"/>
       </w:pPr>
       <w:r>
         <w:rPr>
@@ -36,7 +36,7 @@
         </w:rPr>
         <w:t xml:space="preserve">    ·    </w:t>
       </w:r>
-      <w:hyperlink w:history="1" r:id="rIdjtapfnwsa4gelmvp5jxco">
+      <w:hyperlink w:history="1" r:id="rIdba_c_jhr1seplucbdozgk">
         <w:r>
           <w:rPr>
             <w:rStyle w:val="Hyperlink"/>
@@ -120,7 +120,7 @@
     </w:p>
     <w:p>
       <w:pPr>
-        <w:spacing w:after="80"/>
+        <w:spacing w:after="160"/>
       </w:pPr>
       <w:r>
         <w:rPr>
@@ -197,7 +197,7 @@
           <w:sz w:val="21"/>
           <w:szCs w:val="21"/>
         </w:rPr>
-        <w:t xml:space="preserve">understand the boundaries between the levels of productized offerings and offers, with the economics and commitment of each level, and find the right spot on the ladder for SoftServe's current productization aspirations;</w:t>
+        <w:t xml:space="preserve">understand the boundaries between the levels of productized offerings and offers, and the economics and commitment of each level;</w:t>
       </w:r>
     </w:p>
     <w:p>
@@ -214,7 +214,7 @@
           <w:sz w:val="21"/>
           <w:szCs w:val="21"/>
         </w:rPr>
-        <w:t xml:space="preserve">navigate the key product-management concepts behind productization: define, validate, measure, manage;</w:t>
+        <w:t xml:space="preserve">find the right spot on the productization ladder for SoftServe's current productization aspirations;</w:t>
       </w:r>
     </w:p>
     <w:p>
@@ -231,7 +231,7 @@
           <w:sz w:val="21"/>
           <w:szCs w:val="21"/>
         </w:rPr>
-        <w:t xml:space="preserve">self-assess the status quo of the initiatives and potential products in flight;</w:t>
+        <w:t xml:space="preserve">navigate the key product-management concepts behind productization: define, validate, measure, manage;</w:t>
       </w:r>
     </w:p>
     <w:p>
@@ -248,27 +248,7 @@
           <w:sz w:val="21"/>
           <w:szCs w:val="21"/>
         </w:rPr>
-        <w:t xml:space="preserve">define next steps: for the productization strategy, and for the team's competence building.</w:t>
-      </w:r>
-    </w:p>
-    <w:p>
-      <w:pPr>
-        <w:pStyle w:val="Heading1"/>
-      </w:pPr>
-      <w:r>
-        <w:t xml:space="preserve">3. Participants, program &amp; how sessions work</w:t>
-      </w:r>
-    </w:p>
-    <w:p>
-      <w:pPr>
-        <w:spacing w:after="50"/>
-      </w:pPr>
-      <w:r>
-        <w:rPr>
-          <w:sz w:val="21"/>
-          <w:szCs w:val="21"/>
-        </w:rPr>
-        <w:t xml:space="preserve">About 15 participants across locations: service leaders, capability managers, architects, technical / product owners, delivery and engineering leaders. 6 hours live online: three 2-hour sessions, no home assignments, in two formats.</w:t>
+        <w:t xml:space="preserve">self-assess the status quo of the initiatives and potential products in flight;</w:t>
       </w:r>
     </w:p>
     <w:p>
@@ -282,19 +262,723 @@
       </w:pPr>
       <w:r>
         <w:rPr>
-          <w:b/>
-          <w:bCs/>
-          <w:sz w:val="21"/>
-          <w:szCs w:val="21"/>
-        </w:rPr>
-        <w:t xml:space="preserve">Workshop (Session 1): </w:t>
-      </w:r>
-      <w:r>
-        <w:rPr>
-          <w:sz w:val="21"/>
-          <w:szCs w:val="21"/>
-        </w:rPr>
-        <w:t xml:space="preserve">the framework is presented, then applied to SoftServe's pre-prepared list of initiatives and potential products.</w:t>
+          <w:sz w:val="21"/>
+          <w:szCs w:val="21"/>
+        </w:rPr>
+        <w:t xml:space="preserve">define next steps: for the productization strategy, and for the team's competence building.</w:t>
+      </w:r>
+    </w:p>
+    <w:p>
+      <w:pPr>
+        <w:pStyle w:val="Heading1"/>
+      </w:pPr>
+      <w:r>
+        <w:t xml:space="preserve">3. Participants</w:t>
+      </w:r>
+    </w:p>
+    <w:p>
+      <w:pPr>
+        <w:spacing w:after="100" w:line="264"/>
+      </w:pPr>
+      <w:r>
+        <w:rPr>
+          <w:sz w:val="21"/>
+          <w:szCs w:val="21"/>
+        </w:rPr>
+        <w:t xml:space="preserve">About 15 participants across locations: service leaders, capability managers, architects, technical / product owners, delivery and engineering leaders.</w:t>
+      </w:r>
+    </w:p>
+    <w:p>
+      <w:pPr>
+        <w:pStyle w:val="Heading1"/>
+      </w:pPr>
+      <w:r>
+        <w:t xml:space="preserve">4. The program &amp; how sessions work</w:t>
+      </w:r>
+    </w:p>
+    <w:p>
+      <w:pPr>
+        <w:spacing w:after="80"/>
+      </w:pPr>
+      <w:r>
+        <w:rPr>
+          <w:sz w:val="21"/>
+          <w:szCs w:val="21"/>
+        </w:rPr>
+        <w:t xml:space="preserve">6 hours live online: three 2-hour sessions, no home assignments. All sessions work on SoftServe's own material; formats and topics below.</w:t>
+      </w:r>
+    </w:p>
+    <w:tbl>
+      <w:tblPr>
+        <w:tblW w:type="dxa" w:w="9360"/>
+        <w:tblBorders>
+          <w:top w:val="single" w:color="BFBFBF" w:sz="1"/>
+          <w:left w:val="single" w:color="BFBFBF" w:sz="1"/>
+          <w:bottom w:val="single" w:color="BFBFBF" w:sz="1"/>
+          <w:right w:val="single" w:color="BFBFBF" w:sz="1"/>
+          <w:insideH w:val="single" w:color="BFBFBF" w:sz="1"/>
+          <w:insideV w:val="single" w:color="BFBFBF" w:sz="1"/>
+        </w:tblBorders>
+      </w:tblPr>
+      <w:tblGrid>
+        <w:gridCol w:w="1900"/>
+        <w:gridCol w:w="4660"/>
+        <w:gridCol w:w="2800"/>
+      </w:tblGrid>
+      <w:tr>
+        <w:trPr>
+          <w:tblHeader/>
+        </w:trPr>
+        <w:tc>
+          <w:tcPr>
+            <w:tcW w:type="dxa" w:w="1900"/>
+            <w:shd w:fill="1F4E79" w:val="clear"/>
+            <w:tcMar>
+              <w:top w:type="dxa" w:w="50"/>
+              <w:left w:type="dxa" w:w="110"/>
+              <w:bottom w:type="dxa" w:w="50"/>
+              <w:right w:type="dxa" w:w="110"/>
+            </w:tcMar>
+            <w:vAlign w:val="center"/>
+          </w:tcPr>
+          <w:p>
+            <w:pPr>
+              <w:spacing w:after="0" w:before="0" w:line="252"/>
+            </w:pPr>
+            <w:r>
+              <w:rPr>
+                <w:b/>
+                <w:bCs/>
+                <w:color w:val="FFFFFF"/>
+                <w:sz w:val="19"/>
+                <w:szCs w:val="19"/>
+              </w:rPr>
+              <w:t xml:space="preserve">Session</w:t>
+            </w:r>
+          </w:p>
+        </w:tc>
+        <w:tc>
+          <w:tcPr>
+            <w:tcW w:type="dxa" w:w="4660"/>
+            <w:shd w:fill="1F4E79" w:val="clear"/>
+            <w:tcMar>
+              <w:top w:type="dxa" w:w="50"/>
+              <w:left w:type="dxa" w:w="110"/>
+              <w:bottom w:type="dxa" w:w="50"/>
+              <w:right w:type="dxa" w:w="110"/>
+            </w:tcMar>
+            <w:vAlign w:val="center"/>
+          </w:tcPr>
+          <w:p>
+            <w:pPr>
+              <w:spacing w:after="0" w:before="0" w:line="252"/>
+            </w:pPr>
+            <w:r>
+              <w:rPr>
+                <w:b/>
+                <w:bCs/>
+                <w:color w:val="FFFFFF"/>
+                <w:sz w:val="19"/>
+                <w:szCs w:val="19"/>
+              </w:rPr>
+              <w:t xml:space="preserve">Topics</w:t>
+            </w:r>
+          </w:p>
+        </w:tc>
+        <w:tc>
+          <w:tcPr>
+            <w:tcW w:type="dxa" w:w="2800"/>
+            <w:shd w:fill="1F4E79" w:val="clear"/>
+            <w:tcMar>
+              <w:top w:type="dxa" w:w="50"/>
+              <w:left w:type="dxa" w:w="110"/>
+              <w:bottom w:type="dxa" w:w="50"/>
+              <w:right w:type="dxa" w:w="110"/>
+            </w:tcMar>
+            <w:vAlign w:val="center"/>
+          </w:tcPr>
+          <w:p>
+            <w:pPr>
+              <w:spacing w:after="0" w:before="0" w:line="252"/>
+            </w:pPr>
+            <w:r>
+              <w:rPr>
+                <w:b/>
+                <w:bCs/>
+                <w:color w:val="FFFFFF"/>
+                <w:sz w:val="19"/>
+                <w:szCs w:val="19"/>
+              </w:rPr>
+              <w:t xml:space="preserve">Format &amp; outcome</w:t>
+            </w:r>
+          </w:p>
+        </w:tc>
+      </w:tr>
+      <w:tr>
+        <w:tc>
+          <w:tcPr>
+            <w:tcW w:type="dxa" w:w="1900"/>
+            <w:tcMar>
+              <w:top w:type="dxa" w:w="50"/>
+              <w:left w:type="dxa" w:w="110"/>
+              <w:bottom w:type="dxa" w:w="50"/>
+              <w:right w:type="dxa" w:w="110"/>
+            </w:tcMar>
+            <w:vAlign w:val="top"/>
+          </w:tcPr>
+          <w:p>
+            <w:pPr>
+              <w:spacing w:after="40" w:before="0" w:line="252"/>
+            </w:pPr>
+            <w:r>
+              <w:rPr>
+                <w:b/>
+                <w:bCs/>
+                <w:sz w:val="19"/>
+                <w:szCs w:val="19"/>
+              </w:rPr>
+              <w:t xml:space="preserve">1. Products in an enterprise services company</w:t>
+            </w:r>
+          </w:p>
+          <w:p>
+            <w:pPr>
+              <w:spacing w:after="0" w:before="0" w:line="252"/>
+            </w:pPr>
+            <w:r>
+              <w:rPr>
+                <w:b w:val="false"/>
+                <w:bCs w:val="false"/>
+                <w:color w:val="595959"/>
+                <w:sz w:val="17"/>
+                <w:szCs w:val="17"/>
+              </w:rPr>
+              <w:t xml:space="preserve">2 h · workshop</w:t>
+            </w:r>
+          </w:p>
+        </w:tc>
+        <w:tc>
+          <w:tcPr>
+            <w:tcW w:type="dxa" w:w="4660"/>
+            <w:tcMar>
+              <w:top w:type="dxa" w:w="50"/>
+              <w:left w:type="dxa" w:w="110"/>
+              <w:bottom w:type="dxa" w:w="50"/>
+              <w:right w:type="dxa" w:w="110"/>
+            </w:tcMar>
+            <w:vAlign w:val="top"/>
+          </w:tcPr>
+          <w:p>
+            <w:pPr>
+              <w:pStyle w:val="ListParagraph"/>
+              <w:numPr>
+                <w:ilvl w:val="0"/>
+                <w:numId w:val="3"/>
+              </w:numPr>
+              <w:spacing w:after="30" w:before="0" w:line="248"/>
+            </w:pPr>
+            <w:r>
+              <w:rPr>
+                <w:sz w:val="19"/>
+                <w:szCs w:val="19"/>
+              </w:rPr>
+              <w:t xml:space="preserve">The productization ladder: packaged services → technology-enabled services (accelerators) → productized services → products → products-as-a-service; the economics and commitment of each level</w:t>
+            </w:r>
+          </w:p>
+          <w:p>
+            <w:pPr>
+              <w:pStyle w:val="ListParagraph"/>
+              <w:numPr>
+                <w:ilvl w:val="0"/>
+                <w:numId w:val="3"/>
+              </w:numPr>
+              <w:spacing w:after="30" w:before="0" w:line="248"/>
+            </w:pPr>
+            <w:r>
+              <w:rPr>
+                <w:sz w:val="19"/>
+                <w:szCs w:val="19"/>
+              </w:rPr>
+              <w:t xml:space="preserve">Product strategy in a services company: where to play; the product-vs-feature decision (standalone offering vs. add-on to existing delivery)</w:t>
+            </w:r>
+          </w:p>
+          <w:p>
+            <w:pPr>
+              <w:pStyle w:val="ListParagraph"/>
+              <w:numPr>
+                <w:ilvl w:val="0"/>
+                <w:numId w:val="3"/>
+              </w:numPr>
+              <w:spacing w:after="30" w:before="0" w:line="248"/>
+            </w:pPr>
+            <w:r>
+              <w:rPr>
+                <w:sz w:val="19"/>
+                <w:szCs w:val="19"/>
+              </w:rPr>
+              <w:t xml:space="preserve">Productization case studies from B2B services: what worked, what stalled, and why</w:t>
+            </w:r>
+          </w:p>
+          <w:p>
+            <w:pPr>
+              <w:pStyle w:val="ListParagraph"/>
+              <w:numPr>
+                <w:ilvl w:val="0"/>
+                <w:numId w:val="3"/>
+              </w:numPr>
+              <w:spacing w:after="0" w:before="0" w:line="248"/>
+            </w:pPr>
+            <w:r>
+              <w:rPr>
+                <w:sz w:val="19"/>
+                <w:szCs w:val="19"/>
+              </w:rPr>
+              <w:t xml:space="preserve">Strategic alignment: aligning business goals, product goals and initiatives (impact mapping, OKRs)</w:t>
+            </w:r>
+          </w:p>
+        </w:tc>
+        <w:tc>
+          <w:tcPr>
+            <w:tcW w:type="dxa" w:w="2800"/>
+            <w:tcMar>
+              <w:top w:type="dxa" w:w="50"/>
+              <w:left w:type="dxa" w:w="110"/>
+              <w:bottom w:type="dxa" w:w="50"/>
+              <w:right w:type="dxa" w:w="110"/>
+            </w:tcMar>
+            <w:vAlign w:val="top"/>
+          </w:tcPr>
+          <w:p>
+            <w:pPr>
+              <w:spacing w:after="40" w:before="0" w:line="248"/>
+            </w:pPr>
+            <w:r>
+              <w:rPr>
+                <w:b/>
+                <w:bCs/>
+                <w:sz w:val="19"/>
+                <w:szCs w:val="19"/>
+              </w:rPr>
+              <w:t xml:space="preserve">Workshop. </w:t>
+            </w:r>
+            <w:r>
+              <w:rPr>
+                <w:sz w:val="19"/>
+                <w:szCs w:val="19"/>
+              </w:rPr>
+              <w:t xml:space="preserve">The framework is presented, then applied to the pre-prepared list of initiatives and potential products: placing each on the ladder, answering the key strategic questions together, aligning with business objectives.</w:t>
+            </w:r>
+          </w:p>
+          <w:p>
+            <w:pPr>
+              <w:spacing w:after="0" w:before="0" w:line="248"/>
+            </w:pPr>
+            <w:r>
+              <w:rPr>
+                <w:b/>
+                <w:bCs/>
+                <w:color w:val="595959"/>
+                <w:sz w:val="19"/>
+                <w:szCs w:val="19"/>
+              </w:rPr>
+              <w:t xml:space="preserve">Outcome: </w:t>
+            </w:r>
+            <w:r>
+              <w:rPr>
+                <w:i/>
+                <w:iCs/>
+                <w:color w:val="595959"/>
+                <w:sz w:val="19"/>
+                <w:szCs w:val="19"/>
+              </w:rPr>
+              <w:t xml:space="preserve">a shared map of the initiatives on the productization ladder + answers to the key strategic questions.</w:t>
+            </w:r>
+          </w:p>
+        </w:tc>
+      </w:tr>
+      <w:tr>
+        <w:tc>
+          <w:tcPr>
+            <w:tcW w:type="dxa" w:w="1900"/>
+            <w:shd w:fill="EEF3F9" w:val="clear"/>
+            <w:tcMar>
+              <w:top w:type="dxa" w:w="50"/>
+              <w:left w:type="dxa" w:w="110"/>
+              <w:bottom w:type="dxa" w:w="50"/>
+              <w:right w:type="dxa" w:w="110"/>
+            </w:tcMar>
+            <w:vAlign w:val="top"/>
+          </w:tcPr>
+          <w:p>
+            <w:pPr>
+              <w:spacing w:after="40" w:before="0" w:line="252"/>
+            </w:pPr>
+            <w:r>
+              <w:rPr>
+                <w:b/>
+                <w:bCs/>
+                <w:sz w:val="19"/>
+                <w:szCs w:val="19"/>
+              </w:rPr>
+              <w:t xml:space="preserve">2. Product lifecycle overview: Define</w:t>
+            </w:r>
+          </w:p>
+          <w:p>
+            <w:pPr>
+              <w:spacing w:after="0" w:before="0" w:line="252"/>
+            </w:pPr>
+            <w:r>
+              <w:rPr>
+                <w:b w:val="false"/>
+                <w:bCs w:val="false"/>
+                <w:color w:val="595959"/>
+                <w:sz w:val="17"/>
+                <w:szCs w:val="17"/>
+              </w:rPr>
+              <w:t xml:space="preserve">2 h · lecture + active Q&amp;A</w:t>
+            </w:r>
+          </w:p>
+        </w:tc>
+        <w:tc>
+          <w:tcPr>
+            <w:tcW w:type="dxa" w:w="4660"/>
+            <w:shd w:fill="EEF3F9" w:val="clear"/>
+            <w:tcMar>
+              <w:top w:type="dxa" w:w="50"/>
+              <w:left w:type="dxa" w:w="110"/>
+              <w:bottom w:type="dxa" w:w="50"/>
+              <w:right w:type="dxa" w:w="110"/>
+            </w:tcMar>
+            <w:vAlign w:val="top"/>
+          </w:tcPr>
+          <w:p>
+            <w:pPr>
+              <w:pStyle w:val="ListParagraph"/>
+              <w:numPr>
+                <w:ilvl w:val="0"/>
+                <w:numId w:val="3"/>
+              </w:numPr>
+              <w:spacing w:after="30" w:before="0" w:line="248"/>
+            </w:pPr>
+            <w:r>
+              <w:rPr>
+                <w:sz w:val="19"/>
+                <w:szCs w:val="19"/>
+              </w:rPr>
+              <w:t xml:space="preserve">Define the product idea: the Product Map (the instructor's adaptation of the Lean canvas)</w:t>
+            </w:r>
+          </w:p>
+          <w:p>
+            <w:pPr>
+              <w:pStyle w:val="ListParagraph"/>
+              <w:numPr>
+                <w:ilvl w:val="0"/>
+                <w:numId w:val="3"/>
+              </w:numPr>
+              <w:spacing w:after="30" w:before="0" w:line="248"/>
+            </w:pPr>
+            <w:r>
+              <w:rPr>
+                <w:sz w:val="19"/>
+                <w:szCs w:val="19"/>
+              </w:rPr>
+              <w:t xml:space="preserve">Define the market: sizing (TAM / SAM / SOM), ideal customer profile, segmentation (core / situational / non-customers; early adopters)</w:t>
+            </w:r>
+          </w:p>
+          <w:p>
+            <w:pPr>
+              <w:pStyle w:val="ListParagraph"/>
+              <w:numPr>
+                <w:ilvl w:val="0"/>
+                <w:numId w:val="3"/>
+              </w:numPr>
+              <w:spacing w:after="30" w:before="0" w:line="248"/>
+            </w:pPr>
+            <w:r>
+              <w:rPr>
+                <w:sz w:val="19"/>
+                <w:szCs w:val="19"/>
+              </w:rPr>
+              <w:t xml:space="preserve">Define the problem: what the customer is trying to achieve, why, and why they can't today; why it is critical</w:t>
+            </w:r>
+          </w:p>
+          <w:p>
+            <w:pPr>
+              <w:pStyle w:val="ListParagraph"/>
+              <w:numPr>
+                <w:ilvl w:val="0"/>
+                <w:numId w:val="3"/>
+              </w:numPr>
+              <w:spacing w:after="30" w:before="0" w:line="248"/>
+            </w:pPr>
+            <w:r>
+              <w:rPr>
+                <w:sz w:val="19"/>
+                <w:szCs w:val="19"/>
+              </w:rPr>
+              <w:t xml:space="preserve">Define the go-to-market approach: distribution channels, channel pipelines, acquisition growth strategies</w:t>
+            </w:r>
+          </w:p>
+          <w:p>
+            <w:pPr>
+              <w:pStyle w:val="ListParagraph"/>
+              <w:numPr>
+                <w:ilvl w:val="0"/>
+                <w:numId w:val="3"/>
+              </w:numPr>
+              <w:spacing w:after="0" w:before="0" w:line="248"/>
+            </w:pPr>
+            <w:r>
+              <w:rPr>
+                <w:sz w:val="19"/>
+                <w:szCs w:val="19"/>
+              </w:rPr>
+              <w:t xml:space="preserve">Discover &amp; validate: customer-discovery methods (in-depth interviews, qualitative &amp; quantitative methods, observation) and data analysis (product analytics, market research, segmentation)</w:t>
+            </w:r>
+          </w:p>
+        </w:tc>
+        <w:tc>
+          <w:tcPr>
+            <w:tcW w:type="dxa" w:w="2800"/>
+            <w:shd w:fill="EEF3F9" w:val="clear"/>
+            <w:tcMar>
+              <w:top w:type="dxa" w:w="50"/>
+              <w:left w:type="dxa" w:w="110"/>
+              <w:bottom w:type="dxa" w:w="50"/>
+              <w:right w:type="dxa" w:w="110"/>
+            </w:tcMar>
+            <w:vAlign w:val="top"/>
+          </w:tcPr>
+          <w:p>
+            <w:pPr>
+              <w:spacing w:after="40" w:before="0" w:line="248"/>
+            </w:pPr>
+            <w:r>
+              <w:rPr>
+                <w:b/>
+                <w:bCs/>
+                <w:sz w:val="19"/>
+                <w:szCs w:val="19"/>
+              </w:rPr>
+              <w:t xml:space="preserve">Lecture with active Q&amp;A. </w:t>
+            </w:r>
+            <w:r>
+              <w:rPr>
+                <w:sz w:val="19"/>
+                <w:szCs w:val="19"/>
+              </w:rPr>
+              <w:t xml:space="preserve">A framework, a customer-adjacent worked example, then a constrained group exercise on a real SoftServe example; closes with a group reflection on next steps and further reading suggested by the instructor.</w:t>
+            </w:r>
+          </w:p>
+          <w:p>
+            <w:pPr>
+              <w:spacing w:after="0" w:before="0" w:line="248"/>
+            </w:pPr>
+            <w:r>
+              <w:rPr>
+                <w:b/>
+                <w:bCs/>
+                <w:color w:val="595959"/>
+                <w:sz w:val="19"/>
+                <w:szCs w:val="19"/>
+              </w:rPr>
+              <w:t xml:space="preserve">Outcome: </w:t>
+            </w:r>
+            <w:r>
+              <w:rPr>
+                <w:i/>
+                <w:iCs/>
+                <w:color w:val="595959"/>
+                <w:sz w:val="19"/>
+                <w:szCs w:val="19"/>
+              </w:rPr>
+              <w:t xml:space="preserve">the Define toolkit tried on a real SoftServe example.</w:t>
+            </w:r>
+          </w:p>
+        </w:tc>
+      </w:tr>
+      <w:tr>
+        <w:tc>
+          <w:tcPr>
+            <w:tcW w:type="dxa" w:w="1900"/>
+            <w:tcMar>
+              <w:top w:type="dxa" w:w="50"/>
+              <w:left w:type="dxa" w:w="110"/>
+              <w:bottom w:type="dxa" w:w="50"/>
+              <w:right w:type="dxa" w:w="110"/>
+            </w:tcMar>
+            <w:vAlign w:val="top"/>
+          </w:tcPr>
+          <w:p>
+            <w:pPr>
+              <w:spacing w:after="40" w:before="0" w:line="252"/>
+            </w:pPr>
+            <w:r>
+              <w:rPr>
+                <w:b/>
+                <w:bCs/>
+                <w:sz w:val="19"/>
+                <w:szCs w:val="19"/>
+              </w:rPr>
+              <w:t xml:space="preserve">3. Product lifecycle overview: Measure &amp; manage</w:t>
+            </w:r>
+          </w:p>
+          <w:p>
+            <w:pPr>
+              <w:spacing w:after="0" w:before="0" w:line="252"/>
+            </w:pPr>
+            <w:r>
+              <w:rPr>
+                <w:b w:val="false"/>
+                <w:bCs w:val="false"/>
+                <w:color w:val="595959"/>
+                <w:sz w:val="17"/>
+                <w:szCs w:val="17"/>
+              </w:rPr>
+              <w:t xml:space="preserve">2 h · lecture + active Q&amp;A</w:t>
+            </w:r>
+          </w:p>
+        </w:tc>
+        <w:tc>
+          <w:tcPr>
+            <w:tcW w:type="dxa" w:w="4660"/>
+            <w:tcMar>
+              <w:top w:type="dxa" w:w="50"/>
+              <w:left w:type="dxa" w:w="110"/>
+              <w:bottom w:type="dxa" w:w="50"/>
+              <w:right w:type="dxa" w:w="110"/>
+            </w:tcMar>
+            <w:vAlign w:val="top"/>
+          </w:tcPr>
+          <w:p>
+            <w:pPr>
+              <w:pStyle w:val="ListParagraph"/>
+              <w:numPr>
+                <w:ilvl w:val="0"/>
+                <w:numId w:val="3"/>
+              </w:numPr>
+              <w:spacing w:after="30" w:before="0" w:line="248"/>
+            </w:pPr>
+            <w:r>
+              <w:rPr>
+                <w:sz w:val="19"/>
+                <w:szCs w:val="19"/>
+              </w:rPr>
+              <w:t xml:space="preserve">Thinking in hypotheses: desirability / viability / feasibility / usability risks</w:t>
+            </w:r>
+          </w:p>
+          <w:p>
+            <w:pPr>
+              <w:pStyle w:val="ListParagraph"/>
+              <w:numPr>
+                <w:ilvl w:val="0"/>
+                <w:numId w:val="3"/>
+              </w:numPr>
+              <w:spacing w:after="30" w:before="0" w:line="248"/>
+            </w:pPr>
+            <w:r>
+              <w:rPr>
+                <w:sz w:val="19"/>
+                <w:szCs w:val="19"/>
+              </w:rPr>
+              <w:t xml:space="preserve">Processing qualitative customer feedback (content-analysis matrix; AI-assisted classification)</w:t>
+            </w:r>
+          </w:p>
+          <w:p>
+            <w:pPr>
+              <w:pStyle w:val="ListParagraph"/>
+              <w:numPr>
+                <w:ilvl w:val="0"/>
+                <w:numId w:val="3"/>
+              </w:numPr>
+              <w:spacing w:after="0" w:before="0" w:line="248"/>
+            </w:pPr>
+            <w:r>
+              <w:rPr>
+                <w:sz w:val="19"/>
+                <w:szCs w:val="19"/>
+              </w:rPr>
+              <w:t xml:space="preserve">The product feedback loop &amp; measurement: measuring activation, retention &amp; engagement</w:t>
+            </w:r>
+          </w:p>
+        </w:tc>
+        <w:tc>
+          <w:tcPr>
+            <w:tcW w:type="dxa" w:w="2800"/>
+            <w:tcMar>
+              <w:top w:type="dxa" w:w="50"/>
+              <w:left w:type="dxa" w:w="110"/>
+              <w:bottom w:type="dxa" w:w="50"/>
+              <w:right w:type="dxa" w:w="110"/>
+            </w:tcMar>
+            <w:vAlign w:val="top"/>
+          </w:tcPr>
+          <w:p>
+            <w:pPr>
+              <w:spacing w:after="40" w:before="0" w:line="248"/>
+            </w:pPr>
+            <w:r>
+              <w:rPr>
+                <w:b/>
+                <w:bCs/>
+                <w:sz w:val="19"/>
+                <w:szCs w:val="19"/>
+              </w:rPr>
+              <w:t xml:space="preserve">Lecture with active Q&amp;A. </w:t>
+            </w:r>
+            <w:r>
+              <w:rPr>
+                <w:sz w:val="19"/>
+                <w:szCs w:val="19"/>
+              </w:rPr>
+              <w:t xml:space="preserve">Same format as Session 2.</w:t>
+            </w:r>
+          </w:p>
+          <w:p>
+            <w:pPr>
+              <w:spacing w:after="0" w:before="0" w:line="248"/>
+            </w:pPr>
+            <w:r>
+              <w:rPr>
+                <w:b/>
+                <w:bCs/>
+                <w:color w:val="595959"/>
+                <w:sz w:val="19"/>
+                <w:szCs w:val="19"/>
+              </w:rPr>
+              <w:t xml:space="preserve">Outcome: </w:t>
+            </w:r>
+            <w:r>
+              <w:rPr>
+                <w:i/>
+                <w:iCs/>
+                <w:color w:val="595959"/>
+                <w:sz w:val="19"/>
+                <w:szCs w:val="19"/>
+              </w:rPr>
+              <w:t xml:space="preserve">a program-level reflection: initiative status + next steps in productization strategy and competence building.</w:t>
+            </w:r>
+          </w:p>
+        </w:tc>
+      </w:tr>
+    </w:tbl>
+    <w:p>
+      <w:pPr>
+        <w:pStyle w:val="Heading1"/>
+      </w:pPr>
+      <w:r>
+        <w:t xml:space="preserve">5. Instructor</w:t>
+      </w:r>
+    </w:p>
+    <w:p>
+      <w:pPr>
+        <w:spacing w:after="50"/>
+      </w:pPr>
+      <w:r>
+        <w:rPr>
+          <w:sz w:val="21"/>
+          <w:szCs w:val="21"/>
+        </w:rPr>
+        <w:t xml:space="preserve">Oleksii Orlov: product leader in enterprise B2B SaaS, with depth in product expansion, productization, and agentic AI.</w:t>
       </w:r>
     </w:p>
     <w:p>
@@ -308,398 +992,10 @@
       </w:pPr>
       <w:r>
         <w:rPr>
-          <w:b/>
-          <w:bCs/>
-          <w:sz w:val="21"/>
-          <w:szCs w:val="21"/>
-        </w:rPr>
-        <w:t xml:space="preserve">Lecture with active Q&amp;A (Sessions 2–3): </w:t>
-      </w:r>
-      <w:r>
-        <w:rPr>
-          <w:sz w:val="21"/>
-          <w:szCs w:val="21"/>
-        </w:rPr>
-        <w:t xml:space="preserve">a framework, a customer-adjacent worked example, then a constrained group exercise on a real SoftServe example; each session closes with a group reflection on next steps and further reading suggested by the instructor.</w:t>
-      </w:r>
-    </w:p>
-    <w:p>
-      <w:pPr>
-        <w:spacing w:after="30" w:before="70"/>
-      </w:pPr>
-      <w:r>
-        <w:rPr>
-          <w:b/>
-          <w:bCs/>
-          <w:color w:val="1F4E79"/>
-          <w:sz w:val="21"/>
-          <w:szCs w:val="21"/>
-        </w:rPr>
-        <w:t xml:space="preserve">Session 1 · Products in an enterprise services company</w:t>
-      </w:r>
-      <w:r>
-        <w:rPr>
-          <w:sz w:val="21"/>
-          <w:szCs w:val="21"/>
-        </w:rPr>
-        <w:t xml:space="preserve">    </w:t>
-      </w:r>
-      <w:r>
-        <w:rPr>
-          <w:color w:val="595959"/>
-          <w:sz w:val="19"/>
-          <w:szCs w:val="19"/>
-        </w:rPr>
-        <w:t xml:space="preserve">2 h · workshop</w:t>
-      </w:r>
-    </w:p>
-    <w:p>
-      <w:pPr>
-        <w:spacing w:after="40"/>
-      </w:pPr>
-      <w:r>
-        <w:rPr>
-          <w:i/>
-          <w:iCs/>
-          <w:color w:val="595959"/>
-          <w:sz w:val="20"/>
-          <w:szCs w:val="20"/>
-        </w:rPr>
-        <w:t xml:space="preserve">Working with the pre-prepared list of initiatives / potential products: placing each on the ladder, answering the key strategic questions together, aligning with business objectives.</w:t>
-      </w:r>
-    </w:p>
-    <w:p>
-      <w:pPr>
-        <w:pStyle w:val="ListParagraph"/>
-        <w:numPr>
-          <w:ilvl w:val="0"/>
-          <w:numId w:val="2"/>
-        </w:numPr>
-        <w:spacing w:after="30" w:line="252"/>
-      </w:pPr>
-      <w:r>
-        <w:rPr>
-          <w:sz w:val="20"/>
-          <w:szCs w:val="20"/>
-        </w:rPr>
-        <w:t xml:space="preserve">The productization ladder: packaged services → technology-enabled services (accelerators) → productized services → products → products-as-a-service; the economics and commitment of each level</w:t>
-      </w:r>
-    </w:p>
-    <w:p>
-      <w:pPr>
-        <w:pStyle w:val="ListParagraph"/>
-        <w:numPr>
-          <w:ilvl w:val="0"/>
-          <w:numId w:val="2"/>
-        </w:numPr>
-        <w:spacing w:after="30" w:line="252"/>
-      </w:pPr>
-      <w:r>
-        <w:rPr>
-          <w:sz w:val="20"/>
-          <w:szCs w:val="20"/>
-        </w:rPr>
-        <w:t xml:space="preserve">Product strategy in a services company: where to play; the product-vs-feature decision (standalone offering vs. add-on to existing delivery)</w:t>
-      </w:r>
-    </w:p>
-    <w:p>
-      <w:pPr>
-        <w:pStyle w:val="ListParagraph"/>
-        <w:numPr>
-          <w:ilvl w:val="0"/>
-          <w:numId w:val="2"/>
-        </w:numPr>
-        <w:spacing w:after="30" w:line="252"/>
-      </w:pPr>
-      <w:r>
-        <w:rPr>
-          <w:sz w:val="20"/>
-          <w:szCs w:val="20"/>
-        </w:rPr>
-        <w:t xml:space="preserve">Productization case studies from B2B services: what worked, what stalled, and why</w:t>
-      </w:r>
-    </w:p>
-    <w:p>
-      <w:pPr>
-        <w:pStyle w:val="ListParagraph"/>
-        <w:numPr>
-          <w:ilvl w:val="0"/>
-          <w:numId w:val="2"/>
-        </w:numPr>
-        <w:spacing w:after="30" w:line="252"/>
-      </w:pPr>
-      <w:r>
-        <w:rPr>
-          <w:sz w:val="20"/>
-          <w:szCs w:val="20"/>
-        </w:rPr>
-        <w:t xml:space="preserve">Strategic alignment: aligning business goals, product goals and initiatives (impact mapping, OKRs)</w:t>
-      </w:r>
-    </w:p>
-    <w:p>
-      <w:pPr>
-        <w:spacing w:after="40" w:before="30"/>
-      </w:pPr>
-      <w:r>
-        <w:rPr>
-          <w:b/>
-          <w:bCs/>
-          <w:color w:val="595959"/>
-          <w:sz w:val="19"/>
-          <w:szCs w:val="19"/>
-        </w:rPr>
-        <w:t xml:space="preserve">Outcome: </w:t>
-      </w:r>
-      <w:r>
-        <w:rPr>
-          <w:i/>
-          <w:iCs/>
-          <w:color w:val="595959"/>
-          <w:sz w:val="19"/>
-          <w:szCs w:val="19"/>
-        </w:rPr>
-        <w:t xml:space="preserve">a shared map of the initiatives on the productization ladder + answers to the key strategic questions.</w:t>
-      </w:r>
-    </w:p>
-    <w:p>
-      <w:pPr>
-        <w:spacing w:after="30" w:before="70"/>
-      </w:pPr>
-      <w:r>
-        <w:rPr>
-          <w:b/>
-          <w:bCs/>
-          <w:color w:val="1F4E79"/>
-          <w:sz w:val="21"/>
-          <w:szCs w:val="21"/>
-        </w:rPr>
-        <w:t xml:space="preserve">Session 2 · Product lifecycle overview: Define</w:t>
-      </w:r>
-      <w:r>
-        <w:rPr>
-          <w:sz w:val="21"/>
-          <w:szCs w:val="21"/>
-        </w:rPr>
-        <w:t xml:space="preserve">    </w:t>
-      </w:r>
-      <w:r>
-        <w:rPr>
-          <w:color w:val="595959"/>
-          <w:sz w:val="19"/>
-          <w:szCs w:val="19"/>
-        </w:rPr>
-        <w:t xml:space="preserve">2 h · lecture with active Q&amp;A</w:t>
-      </w:r>
-    </w:p>
-    <w:p>
-      <w:pPr>
-        <w:pStyle w:val="ListParagraph"/>
-        <w:numPr>
-          <w:ilvl w:val="0"/>
-          <w:numId w:val="2"/>
-        </w:numPr>
-        <w:spacing w:after="30" w:line="252"/>
-      </w:pPr>
-      <w:r>
-        <w:rPr>
-          <w:sz w:val="20"/>
-          <w:szCs w:val="20"/>
-        </w:rPr>
-        <w:t xml:space="preserve">Define the product idea: the Product Map (the instructor's adaptation of the Lean canvas)</w:t>
-      </w:r>
-    </w:p>
-    <w:p>
-      <w:pPr>
-        <w:pStyle w:val="ListParagraph"/>
-        <w:numPr>
-          <w:ilvl w:val="0"/>
-          <w:numId w:val="2"/>
-        </w:numPr>
-        <w:spacing w:after="30" w:line="252"/>
-      </w:pPr>
-      <w:r>
-        <w:rPr>
-          <w:sz w:val="20"/>
-          <w:szCs w:val="20"/>
-        </w:rPr>
-        <w:t xml:space="preserve">Define the market: sizing (TAM / SAM / SOM), ideal customer profile, segmentation (core / situational / non-customers; early adopters)</w:t>
-      </w:r>
-    </w:p>
-    <w:p>
-      <w:pPr>
-        <w:pStyle w:val="ListParagraph"/>
-        <w:numPr>
-          <w:ilvl w:val="0"/>
-          <w:numId w:val="2"/>
-        </w:numPr>
-        <w:spacing w:after="30" w:line="252"/>
-      </w:pPr>
-      <w:r>
-        <w:rPr>
-          <w:sz w:val="20"/>
-          <w:szCs w:val="20"/>
-        </w:rPr>
-        <w:t xml:space="preserve">Define the problem: what the customer is trying to achieve, why, and why they can't today; why it is critical</w:t>
-      </w:r>
-    </w:p>
-    <w:p>
-      <w:pPr>
-        <w:pStyle w:val="ListParagraph"/>
-        <w:numPr>
-          <w:ilvl w:val="0"/>
-          <w:numId w:val="2"/>
-        </w:numPr>
-        <w:spacing w:after="30" w:line="252"/>
-      </w:pPr>
-      <w:r>
-        <w:rPr>
-          <w:sz w:val="20"/>
-          <w:szCs w:val="20"/>
-        </w:rPr>
-        <w:t xml:space="preserve">Define the go-to-market approach: distribution channels, channel pipelines, acquisition growth strategies</w:t>
-      </w:r>
-    </w:p>
-    <w:p>
-      <w:pPr>
-        <w:pStyle w:val="ListParagraph"/>
-        <w:numPr>
-          <w:ilvl w:val="0"/>
-          <w:numId w:val="2"/>
-        </w:numPr>
-        <w:spacing w:after="30" w:line="252"/>
-      </w:pPr>
-      <w:r>
-        <w:rPr>
-          <w:sz w:val="20"/>
-          <w:szCs w:val="20"/>
-        </w:rPr>
-        <w:t xml:space="preserve">Discover &amp; validate: customer-discovery methods (in-depth interviews, qualitative &amp; quantitative methods, observation) and data analysis (product analytics, market research, segmentation)</w:t>
-      </w:r>
-    </w:p>
-    <w:p>
-      <w:pPr>
-        <w:spacing w:after="30" w:before="70"/>
-      </w:pPr>
-      <w:r>
-        <w:rPr>
-          <w:b/>
-          <w:bCs/>
-          <w:color w:val="1F4E79"/>
-          <w:sz w:val="21"/>
-          <w:szCs w:val="21"/>
-        </w:rPr>
-        <w:t xml:space="preserve">Session 3 · Product lifecycle overview: Measure &amp; manage</w:t>
-      </w:r>
-      <w:r>
-        <w:rPr>
-          <w:sz w:val="21"/>
-          <w:szCs w:val="21"/>
-        </w:rPr>
-        <w:t xml:space="preserve">    </w:t>
-      </w:r>
-      <w:r>
-        <w:rPr>
-          <w:color w:val="595959"/>
-          <w:sz w:val="19"/>
-          <w:szCs w:val="19"/>
-        </w:rPr>
-        <w:t xml:space="preserve">2 h · lecture with active Q&amp;A</w:t>
-      </w:r>
-    </w:p>
-    <w:p>
-      <w:pPr>
-        <w:pStyle w:val="ListParagraph"/>
-        <w:numPr>
-          <w:ilvl w:val="0"/>
-          <w:numId w:val="2"/>
-        </w:numPr>
-        <w:spacing w:after="30" w:line="252"/>
-      </w:pPr>
-      <w:r>
-        <w:rPr>
-          <w:sz w:val="20"/>
-          <w:szCs w:val="20"/>
-        </w:rPr>
-        <w:t xml:space="preserve">Thinking in hypotheses: desirability / viability / feasibility / usability risks</w:t>
-      </w:r>
-    </w:p>
-    <w:p>
-      <w:pPr>
-        <w:pStyle w:val="ListParagraph"/>
-        <w:numPr>
-          <w:ilvl w:val="0"/>
-          <w:numId w:val="2"/>
-        </w:numPr>
-        <w:spacing w:after="30" w:line="252"/>
-      </w:pPr>
-      <w:r>
-        <w:rPr>
-          <w:sz w:val="20"/>
-          <w:szCs w:val="20"/>
-        </w:rPr>
-        <w:t xml:space="preserve">Processing qualitative customer feedback (content-analysis matrix; AI-assisted classification)</w:t>
-      </w:r>
-    </w:p>
-    <w:p>
-      <w:pPr>
-        <w:pStyle w:val="ListParagraph"/>
-        <w:numPr>
-          <w:ilvl w:val="0"/>
-          <w:numId w:val="2"/>
-        </w:numPr>
-        <w:spacing w:after="30" w:line="252"/>
-      </w:pPr>
-      <w:r>
-        <w:rPr>
-          <w:sz w:val="20"/>
-          <w:szCs w:val="20"/>
-        </w:rPr>
-        <w:t xml:space="preserve">The product feedback loop &amp; measurement: measuring activation, retention &amp; engagement</w:t>
-      </w:r>
-    </w:p>
-    <w:p>
-      <w:pPr>
-        <w:spacing w:after="40" w:before="30"/>
-      </w:pPr>
-      <w:r>
-        <w:rPr>
-          <w:b/>
-          <w:bCs/>
-          <w:color w:val="595959"/>
-          <w:sz w:val="19"/>
-          <w:szCs w:val="19"/>
-        </w:rPr>
-        <w:t xml:space="preserve">Outcome: </w:t>
-      </w:r>
-      <w:r>
-        <w:rPr>
-          <w:i/>
-          <w:iCs/>
-          <w:color w:val="595959"/>
-          <w:sz w:val="19"/>
-          <w:szCs w:val="19"/>
-        </w:rPr>
-        <w:t xml:space="preserve">a program-level reflection: initiative status + next steps in productization strategy and competence building.</w:t>
-      </w:r>
-    </w:p>
-    <w:p>
-      <w:pPr>
-        <w:pStyle w:val="Heading1"/>
-      </w:pPr>
-      <w:r>
-        <w:t xml:space="preserve">4. Instructor</w:t>
-      </w:r>
-    </w:p>
-    <w:p>
-      <w:pPr>
-        <w:spacing w:after="50"/>
-      </w:pPr>
-      <w:r>
-        <w:rPr>
-          <w:sz w:val="21"/>
-          <w:szCs w:val="21"/>
-        </w:rPr>
-        <w:t xml:space="preserve">Oleksii Orlov: product leader in enterprise B2B SaaS, with depth in product expansion, productization, and agentic AI.</w:t>
+          <w:sz w:val="21"/>
+          <w:szCs w:val="21"/>
+        </w:rPr>
+        <w:t xml:space="preserve">VP of Product at Creatio (enterprise B2B SaaS platform), then Chief Product Officer, Innovations at Jooble, currently Chief Product Officer at GigaCloud (cloud infrastructure).</w:t>
       </w:r>
     </w:p>
     <w:p>
@@ -716,7 +1012,7 @@
           <w:sz w:val="21"/>
           <w:szCs w:val="21"/>
         </w:rPr>
-        <w:t xml:space="preserve">VP of Product at Creatio (enterprise B2B SaaS platform), then Chief Product Officer, Innovations at Jooble, currently Chief Product Officer at GigaCloud (cloud infrastructure).</w:t>
+        <w:t xml:space="preserve">Ongoing fractional product-leadership and advisory engagements with technology companies.</w:t>
       </w:r>
     </w:p>
     <w:p>
@@ -733,7 +1029,7 @@
           <w:sz w:val="21"/>
           <w:szCs w:val="21"/>
         </w:rPr>
-        <w:t xml:space="preserve">Ongoing fractional product-leadership and advisory engagements with technology companies; product advisor to SoftServe R&amp;D (repeatable-IP strategy and productization processes).</w:t>
+        <w:t xml:space="preserve">Product advisor to SoftServe R&amp;D: repeatable-IP strategy and productization processes.</w:t>
       </w:r>
     </w:p>
     <w:p>
@@ -758,7 +1054,7 @@
         <w:pStyle w:val="Heading1"/>
       </w:pPr>
       <w:r>
-        <w:t xml:space="preserve">5. What's included &amp; investment</w:t>
+        <w:t xml:space="preserve">6. What's included &amp; investment</w:t>
       </w:r>
     </w:p>
     <w:p>
@@ -821,7 +1117,24 @@
           <w:sz w:val="21"/>
           <w:szCs w:val="21"/>
         </w:rPr>
-        <w:t xml:space="preserve">access to all materials and session recordings + a curated further-reading list for each topic.</w:t>
+        <w:t xml:space="preserve">access to all materials together with video recordings of every session;</w:t>
+      </w:r>
+    </w:p>
+    <w:p>
+      <w:pPr>
+        <w:pStyle w:val="ListParagraph"/>
+        <w:numPr>
+          <w:ilvl w:val="0"/>
+          <w:numId w:val="2"/>
+        </w:numPr>
+        <w:spacing w:after="50" w:line="260"/>
+      </w:pPr>
+      <w:r>
+        <w:rPr>
+          <w:sz w:val="21"/>
+          <w:szCs w:val="21"/>
+        </w:rPr>
+        <w:t xml:space="preserve">a curated further-reading list for each topic.</w:t>
       </w:r>
     </w:p>
     <w:p>
@@ -854,7 +1167,7 @@
         <w:pStyle w:val="Heading1"/>
       </w:pPr>
       <w:r>
-        <w:t xml:space="preserve">6. Next steps</w:t>
+        <w:t xml:space="preserve">7. Next steps</w:t>
       </w:r>
     </w:p>
     <w:p>
@@ -874,7 +1187,7 @@
         <w:pStyle w:val="ListParagraph"/>
         <w:numPr>
           <w:ilvl w:val="0"/>
-          <w:numId w:val="3"/>
+          <w:numId w:val="4"/>
         </w:numPr>
         <w:spacing w:after="50" w:line="260"/>
       </w:pPr>
@@ -900,7 +1213,7 @@
         <w:pStyle w:val="ListParagraph"/>
         <w:numPr>
           <w:ilvl w:val="0"/>
-          <w:numId w:val="3"/>
+          <w:numId w:val="4"/>
         </w:numPr>
         <w:spacing w:after="50" w:line="260"/>
       </w:pPr>
@@ -923,7 +1236,7 @@
     </w:p>
     <w:p>
       <w:pPr>
-        <w:spacing w:before="70"/>
+        <w:spacing w:after="20" w:before="140"/>
       </w:pPr>
       <w:r>
         <w:rPr>
@@ -931,8 +1244,13 @@
           <w:sz w:val="21"/>
           <w:szCs w:val="21"/>
         </w:rPr>
-        <w:t xml:space="preserve">With best regards, </w:t>
-      </w:r>
+        <w:t xml:space="preserve">With best regards,</w:t>
+      </w:r>
+    </w:p>
+    <w:p>
+      <w:pPr>
+        <w:spacing w:after="20"/>
+      </w:pPr>
       <w:r>
         <w:rPr>
           <w:b/>
@@ -942,15 +1260,20 @@
         </w:rPr>
         <w:t xml:space="preserve">Oleksii Orlov</w:t>
       </w:r>
+    </w:p>
+    <w:p>
+      <w:pPr>
+        <w:spacing w:after="100" w:line="264"/>
+      </w:pPr>
       <w:r>
         <w:rPr>
           <w:color w:val="595959"/>
           <w:sz w:val="21"/>
           <w:szCs w:val="21"/>
         </w:rPr>
-        <w:t xml:space="preserve">  ·  orlov.alexej@gmail.com  ·  </w:t>
-      </w:r>
-      <w:hyperlink w:history="1" r:id="rIdslspaymb82zw9us7avxfc">
+        <w:t xml:space="preserve">orlov.alexej@gmail.com  ·  </w:t>
+      </w:r>
+      <w:hyperlink w:history="1" r:id="rIdbpc_p2pru0migwdye-n20">
         <w:r>
           <w:rPr>
             <w:rStyle w:val="Hyperlink"/>
@@ -962,7 +1285,7 @@
     <w:sectPr>
       <w:footerReference w:type="default" r:id="rId7"/>
       <w:pgSz w:w="12240" w:h="15840" w:orient="portrait"/>
-      <w:pgMar w:top="1080" w:right="1440" w:bottom="1080" w:left="1440" w:header="708" w:footer="708" w:gutter="0"/>
+      <w:pgMar w:top="1150" w:right="1440" w:bottom="1150" w:left="1440" w:header="708" w:footer="708" w:gutter="0"/>
       <w:pgNumType/>
       <w:docGrid w:linePitch="360"/>
     </w:sectPr>
@@ -1205,6 +1528,18 @@
       </w:pPr>
     </w:lvl>
   </w:abstractNum>
+  <w:abstractNum w:abstractNumId="4" w15:restartNumberingAfterBreak="0">
+    <w:multiLevelType w:val="hybridMultilevel"/>
+    <w:lvl w:ilvl="0" w15:tentative="1">
+      <w:start w:val="1"/>
+      <w:numFmt w:val="bullet"/>
+      <w:lvlText w:val="–"/>
+      <w:lvlJc w:val="left"/>
+      <w:pPr>
+        <w:ind w:left="190" w:hanging="130"/>
+      </w:pPr>
+    </w:lvl>
+  </w:abstractNum>
   <w:num w:numId="1">
     <w:abstractNumId w:val="1"/>
     <w:lvlOverride w:ilvl="0">
@@ -1218,6 +1553,12 @@
     </w:lvlOverride>
   </w:num>
   <w:num w:numId="3">
+    <w:abstractNumId w:val="4"/>
+    <w:lvlOverride w:ilvl="0">
+      <w:startOverride w:val="1"/>
+    </w:lvlOverride>
+  </w:num>
+  <w:num w:numId="4">
     <w:abstractNumId w:val="3"/>
     <w:lvlOverride w:ilvl="0">
       <w:startOverride w:val="1"/>
@@ -1436,7 +1777,7 @@
       <w:pBdr>
         <w:bottom w:val="single" w:color="D9D9D9" w:sz="4" w:space="3"/>
       </w:pBdr>
-      <w:spacing w:after="90" w:before="150"/>
+      <w:spacing w:after="100" w:before="200"/>
       <w:outlineLvl w:val="0"/>
     </w:pPr>
     <w:rPr>

--- a/context/areas/laba/docs/softserve-corp-training/SoftServe_PM_Intro_Program_Offer.docx
+++ b/context/areas/laba/docs/softserve-corp-training/SoftServe_PM_Intro_Program_Offer.docx
@@ -1,6 +1,6 @@
 
 <file path=word/document.xml><?xml version="1.0" encoding="utf-8"?>
-<w:document xmlns:wpc="http://schemas.microsoft.com/office/word/2010/wordprocessingCanvas" xmlns:mc="http://schemas.openxmlformats.org/markup-compatibility/2006" xmlns:o="urn:schemas-microsoft-com:office:office" xmlns:r="http://schemas.openxmlformats.org/officeDocument/2006/relationships" xmlns:m="http://schemas.openxmlformats.org/officeDocument/2006/math" xmlns:v="urn:schemas-microsoft-com:vml" xmlns:wp14="http://schemas.microsoft.com/office/word/2010/wordprocessingDrawing" xmlns:wp="http://schemas.openxmlformats.org/drawingml/2006/wordprocessingDrawing" xmlns:w10="urn:schemas-microsoft-com:office:word" xmlns:w="http://schemas.openxmlformats.org/wordprocessingml/2006/main" xmlns:w14="http://schemas.microsoft.com/office/word/2010/wordml" xmlns:w15="http://schemas.microsoft.com/office/word/2012/wordml" xmlns:wpg="http://schemas.microsoft.com/office/word/2010/wordprocessingGroup" xmlns:wpi="http://schemas.microsoft.com/office/word/2010/wordprocessingInk" xmlns:wne="http://schemas.microsoft.com/office/word/2006/wordml" xmlns:wps="http://schemas.microsoft.com/office/word/2010/wordprocessingShape" xmlns:cx="http://schemas.microsoft.com/office/drawing/2014/chartex" xmlns:cx1="http://schemas.microsoft.com/office/drawing/2015/9/8/chartex" xmlns:cx2="http://schemas.microsoft.com/office/drawing/2015/10/21/chartex" xmlns:cx3="http://schemas.microsoft.com/office/drawing/2016/5/9/chartex" xmlns:cx4="http://schemas.microsoft.com/office/drawing/2016/5/10/chartex" xmlns:cx5="http://schemas.microsoft.com/office/drawing/2016/5/11/chartex" xmlns:cx6="http://schemas.microsoft.com/office/drawing/2016/5/12/chartex" xmlns:cx7="http://schemas.microsoft.com/office/drawing/2016/5/13/chartex" xmlns:cx8="http://schemas.microsoft.com/office/drawing/2016/5/14/chartex" xmlns:aink="http://schemas.microsoft.com/office/drawing/2016/ink" xmlns:am3d="http://schemas.microsoft.com/office/drawing/2017/model3d" xmlns:w16cex="http://schemas.microsoft.com/office/word/2018/wordml/cex" xmlns:w16cid="http://schemas.microsoft.com/office/word/2016/wordml/cid" xmlns:w16="http://schemas.microsoft.com/office/word/2018/wordml" xmlns:w16sdtdh="http://schemas.microsoft.com/office/word/2020/wordml/sdtdatahash" xmlns:w16se="http://schemas.microsoft.com/office/word/2015/wordml/symex" mc:Ignorable="w14 w15 wp14">
+<w:document xmlns:wpc="http://schemas.microsoft.com/office/word/2010/wordprocessingCanvas" xmlns:cx="http://schemas.microsoft.com/office/drawing/2014/chartex" xmlns:cx1="http://schemas.microsoft.com/office/drawing/2015/9/8/chartex" xmlns:cx2="http://schemas.microsoft.com/office/drawing/2015/10/21/chartex" xmlns:cx3="http://schemas.microsoft.com/office/drawing/2016/5/9/chartex" xmlns:cx4="http://schemas.microsoft.com/office/drawing/2016/5/10/chartex" xmlns:cx5="http://schemas.microsoft.com/office/drawing/2016/5/11/chartex" xmlns:cx6="http://schemas.microsoft.com/office/drawing/2016/5/12/chartex" xmlns:cx7="http://schemas.microsoft.com/office/drawing/2016/5/13/chartex" xmlns:cx8="http://schemas.microsoft.com/office/drawing/2016/5/14/chartex" xmlns:mc="http://schemas.openxmlformats.org/markup-compatibility/2006" xmlns:m="http://schemas.openxmlformats.org/officeDocument/2006/math" xmlns:aink="http://schemas.microsoft.com/office/drawing/2016/ink" xmlns:am3d="http://schemas.microsoft.com/office/drawing/2017/model3d" xmlns:oel="http://schemas.microsoft.com/office/2019/extlst" xmlns:r="http://schemas.openxmlformats.org/officeDocument/2006/relationships" xmlns:wp14="http://schemas.microsoft.com/office/word/2010/wordprocessingDrawing" xmlns:wp="http://schemas.openxmlformats.org/drawingml/2006/wordprocessingDrawing" xmlns:wpg="http://schemas.microsoft.com/office/word/2010/wordprocessingGroup" xmlns:wpi="http://schemas.microsoft.com/office/word/2010/wordprocessingInk" xmlns:wps="http://schemas.microsoft.com/office/word/2010/wordprocessingShape" xmlns:o="urn:schemas-microsoft-com:office:office" xmlns:v="urn:schemas-microsoft-com:vml" xmlns:w10="urn:schemas-microsoft-com:office:word" xmlns:w="http://schemas.openxmlformats.org/wordprocessingml/2006/main" xmlns:w14="http://schemas.microsoft.com/office/word/2010/wordml" xmlns:w15="http://schemas.microsoft.com/office/word/2012/wordml" xmlns:w16cex="http://schemas.microsoft.com/office/word/2018/wordml/cex" xmlns:w16cid="http://schemas.microsoft.com/office/word/2016/wordml/cid" xmlns:w16="http://schemas.microsoft.com/office/word/2018/wordml" xmlns:w16sdtdh="http://schemas.microsoft.com/office/word/2020/wordml/sdtdatahash" xmlns:w16sdtfl="http://schemas.microsoft.com/office/word/2024/wordml/sdtformatlock" xmlns:w16se="http://schemas.microsoft.com/office/word/2015/wordml/symex" xmlns:w16du="http://schemas.microsoft.com/office/word/2023/wordml/word16du" xmlns:wne="http://schemas.microsoft.com/office/word/2006/wordml" mc:Ignorable="w14 w15 w16se w16cid w16 w16cex w16sdtdh w16sdtfl w16du wp14">
   <w:body>
     <w:p>
       <w:pPr>
@@ -13,174 +13,197 @@
           <w:sz w:val="28"/>
           <w:szCs w:val="28"/>
         </w:rPr>
-        <w:t xml:space="preserve">Oleksii Orlov</w:t>
-      </w:r>
-    </w:p>
-    <w:p>
-      <w:pPr>
+        <w:t>Alex</w:t>
+      </w:r>
+      <w:r>
+        <w:rPr>
+          <w:b/>
+          <w:bCs/>
+          <w:sz w:val="28"/>
+          <w:szCs w:val="28"/>
+        </w:rPr>
+        <w:t xml:space="preserve"> Orlov</w:t>
+      </w:r>
+    </w:p>
+    <w:p>
+      <w:pPr>
+        <w:pBdr>
+          <w:bottom w:val="single" w:sz="6" w:space="1" w:color="auto"/>
+        </w:pBdr>
         <w:spacing w:after="140"/>
-      </w:pPr>
-      <w:r>
         <w:rPr>
           <w:color w:val="595959"/>
           <w:sz w:val="19"/>
           <w:szCs w:val="19"/>
         </w:rPr>
-        <w:t xml:space="preserve">orlov.alexej@gmail.com</w:t>
-      </w:r>
-      <w:r>
-        <w:rPr>
-          <w:color w:val="7F7F7F"/>
-          <w:sz w:val="19"/>
-          <w:szCs w:val="19"/>
-        </w:rPr>
-        <w:t xml:space="preserve">    ·    </w:t>
-      </w:r>
-      <w:hyperlink w:history="1" r:id="rIdba_c_jhr1seplucbdozgk">
+      </w:pPr>
+      <w:hyperlink r:id="rId7" w:history="1">
         <w:r>
           <w:rPr>
             <w:rStyle w:val="Hyperlink"/>
             <w:sz w:val="19"/>
             <w:szCs w:val="19"/>
           </w:rPr>
-          <w:t xml:space="preserve">linkedin.com/in/aorlov</w:t>
+          <w:t>ao@alexorlov.co</w:t>
         </w:r>
       </w:hyperlink>
+      <w:r>
+        <w:rPr>
+          <w:color w:val="595959"/>
+          <w:sz w:val="19"/>
+          <w:szCs w:val="19"/>
+        </w:rPr>
+        <w:t xml:space="preserve">  </w:t>
+      </w:r>
       <w:r>
         <w:rPr>
           <w:color w:val="7F7F7F"/>
           <w:sz w:val="19"/>
           <w:szCs w:val="19"/>
         </w:rPr>
-        <w:t xml:space="preserve">    ·    </w:t>
-      </w:r>
-      <w:r>
-        <w:rPr>
-          <w:color w:val="595959"/>
+        <w:t xml:space="preserve">·    </w:t>
+      </w:r>
+      <w:r>
+        <w:rPr>
           <w:sz w:val="19"/>
           <w:szCs w:val="19"/>
         </w:rPr>
-        <w:t xml:space="preserve">+38 050 705 9150</w:t>
-      </w:r>
-    </w:p>
-    <w:p>
-      <w:pPr>
-        <w:pBdr>
-          <w:bottom w:val="single" w:color="2E74B5" w:sz="6" w:space="1"/>
-        </w:pBdr>
-        <w:spacing w:after="140"/>
+        <w:fldChar w:fldCharType="begin"/>
+      </w:r>
+      <w:r>
+        <w:rPr>
+          <w:sz w:val="19"/>
+          <w:szCs w:val="19"/>
+        </w:rPr>
+        <w:instrText>HYPERLINK "https://linkedin.com/in/aorlov"</w:instrText>
+      </w:r>
+      <w:r>
+        <w:rPr>
+          <w:sz w:val="19"/>
+          <w:szCs w:val="19"/>
+        </w:rPr>
+      </w:r>
+      <w:r>
+        <w:rPr>
+          <w:sz w:val="19"/>
+          <w:szCs w:val="19"/>
+        </w:rPr>
+        <w:fldChar w:fldCharType="separate"/>
+      </w:r>
+      <w:r>
+        <w:rPr>
+          <w:rStyle w:val="Hyperlink"/>
+          <w:sz w:val="19"/>
+          <w:szCs w:val="19"/>
+        </w:rPr>
+        <w:t>linkedin.com/in/</w:t>
+      </w:r>
+      <w:proofErr w:type="spellStart"/>
+      <w:r>
+        <w:rPr>
+          <w:rStyle w:val="Hyperlink"/>
+          <w:sz w:val="19"/>
+          <w:szCs w:val="19"/>
+        </w:rPr>
+        <w:t>aorlov</w:t>
+      </w:r>
+      <w:proofErr w:type="spellEnd"/>
+      <w:r>
+        <w:rPr>
+          <w:sz w:val="19"/>
+          <w:szCs w:val="19"/>
+        </w:rPr>
+        <w:fldChar w:fldCharType="end"/>
+      </w:r>
+    </w:p>
+    <w:p>
+      <w:pPr>
+        <w:pStyle w:val="Title"/>
+        <w:spacing w:after="20"/>
+      </w:pPr>
+      <w:r>
+        <w:t>From Service to Product: An Introduction</w:t>
+      </w:r>
+    </w:p>
+    <w:p>
+      <w:pPr>
+        <w:spacing w:after="60"/>
+        <w:rPr>
+          <w:color w:val="2A1A00" w:themeColor="text2"/>
+        </w:rPr>
+      </w:pPr>
+      <w:r>
+        <w:rPr>
+          <w:b/>
+          <w:bCs/>
+          <w:color w:val="2A1A00" w:themeColor="text2"/>
+          <w:sz w:val="24"/>
+          <w:szCs w:val="24"/>
+        </w:rPr>
+        <w:t xml:space="preserve">Productization essentials &amp; strategy self-assessment for enterprise software service company</w:t>
+      </w:r>
+    </w:p>
+    <w:p>
+      <w:pPr>
+        <w:spacing w:after="160"/>
+      </w:pPr>
+      <w:r>
+        <w:rPr>
+          <w:color w:val="595959"/>
+        </w:rPr>
+        <w:t xml:space="preserve">A 6-hour introductory program · three 2-hour live sessions · prepared for SoftServe · July 2026</w:t>
+      </w:r>
+    </w:p>
+    <w:p>
+      <w:pPr>
+        <w:pStyle w:val="Heading1"/>
+      </w:pPr>
+      <w:r>
+        <w:t xml:space="preserve">1. Context</w:t>
+      </w:r>
+    </w:p>
+    <w:p>
+      <w:pPr>
+        <w:spacing w:after="100" w:line="264" w:lineRule="auto"/>
       </w:pPr>
       <w:r>
         <w:rPr>
           <w:sz w:val="21"/>
           <w:szCs w:val="21"/>
         </w:rPr>
-        <w:t xml:space="preserve"/>
-      </w:r>
-    </w:p>
-    <w:p>
-      <w:pPr>
-        <w:spacing w:after="40" w:before="60"/>
-      </w:pPr>
-      <w:r>
-        <w:rPr>
-          <w:b/>
-          <w:bCs/>
-          <w:color w:val="2E74B5"/>
-          <w:spacing w:val="28"/>
-          <w:sz w:val="17"/>
-          <w:szCs w:val="17"/>
-        </w:rPr>
-        <w:t xml:space="preserve">COMMERCIAL PROPOSAL</w:t>
-      </w:r>
-    </w:p>
-    <w:p>
-      <w:pPr>
-        <w:pStyle w:val="Title"/>
-        <w:spacing w:after="20"/>
-      </w:pPr>
-      <w:r>
-        <w:t xml:space="preserve">From Service to Product: An Introduction</w:t>
-      </w:r>
-    </w:p>
-    <w:p>
-      <w:pPr>
-        <w:spacing w:after="60"/>
-      </w:pPr>
-      <w:r>
-        <w:rPr>
-          <w:b/>
-          <w:bCs/>
-          <w:color w:val="1F4E79"/>
-          <w:sz w:val="24"/>
-          <w:szCs w:val="24"/>
-        </w:rPr>
-        <w:t xml:space="preserve">Productization essentials &amp; strategy self-assessment for technical leaders</w:t>
-      </w:r>
-    </w:p>
-    <w:p>
-      <w:pPr>
-        <w:spacing w:after="160"/>
-      </w:pPr>
-      <w:r>
-        <w:rPr>
-          <w:color w:val="595959"/>
-          <w:sz w:val="20"/>
-          <w:szCs w:val="20"/>
-        </w:rPr>
-        <w:t xml:space="preserve">A 6-hour introductory program · three 2-hour live sessions · prepared for SoftServe · July 2026</w:t>
-      </w:r>
-    </w:p>
-    <w:p>
-      <w:pPr>
-        <w:pStyle w:val="Heading1"/>
-      </w:pPr>
-      <w:r>
-        <w:t xml:space="preserve">1. Context</w:t>
-      </w:r>
-    </w:p>
-    <w:p>
-      <w:pPr>
-        <w:spacing w:after="100" w:line="264"/>
+        <w:t xml:space="preserve">SoftServe is expanding beyond classic service delivery toward more repeatable IP and productized, value-based offerings: a response to shifting customer expectations and a way to strengthen its competitive edge. Accelerators, frameworks, reusable assets and services are expected to compound across engagements: some maturing into standalone products, some serving as technology enablers, some becoming productized services, each with a clear value proposition, lifecycle and adoption path.</w:t>
+      </w:r>
+    </w:p>
+    <w:p>
+      <w:pPr>
+        <w:spacing w:after="100" w:line="264" w:lineRule="auto"/>
       </w:pPr>
       <w:r>
         <w:rPr>
           <w:sz w:val="21"/>
           <w:szCs w:val="21"/>
         </w:rPr>
-        <w:t xml:space="preserve">SoftServe is expanding beyond classic service delivery toward more repeatable IP and productized, value-based offerings: a response to shifting customer expectations and a way to strengthen its competitive edge. Some initiatives may mature into products, some serve as technology enablers, some become productized services.</w:t>
-      </w:r>
-    </w:p>
-    <w:p>
-      <w:pPr>
-        <w:spacing w:after="100" w:line="264"/>
+        <w:t xml:space="preserve">Different levels of productization carry very different economics, commitments and ways of working; the first strategic step is knowing where each initiative sits and where it should aim. This introductory program gives the team a shared map of those levels and of the key product-management concepts behind them, applied to SoftServe's own initiatives.</w:t>
+      </w:r>
+    </w:p>
+    <w:p>
+      <w:pPr>
+        <w:pStyle w:val="Heading1"/>
+      </w:pPr>
+      <w:r>
+        <w:t xml:space="preserve">2. Goal of the program</w:t>
+      </w:r>
+    </w:p>
+    <w:p>
+      <w:pPr>
+        <w:spacing w:after="50" w:line="264" w:lineRule="auto"/>
       </w:pPr>
       <w:r>
         <w:rPr>
           <w:sz w:val="21"/>
           <w:szCs w:val="21"/>
         </w:rPr>
-        <w:t xml:space="preserve">Different levels of productization carry very different economics, commitments and ways of working; the first strategic step is knowing where each initiative sits and where it should aim. This introductory program gives the team a shared map of those levels and of the key product-management concepts behind them, applied to SoftServe's own initiatives.</w:t>
-      </w:r>
-    </w:p>
-    <w:p>
-      <w:pPr>
-        <w:pStyle w:val="Heading1"/>
-      </w:pPr>
-      <w:r>
-        <w:t xml:space="preserve">2. Goal of the program</w:t>
-      </w:r>
-    </w:p>
-    <w:p>
-      <w:pPr>
-        <w:spacing w:after="50"/>
-      </w:pPr>
-      <w:r>
-        <w:rPr>
-          <w:sz w:val="21"/>
-          <w:szCs w:val="21"/>
-        </w:rPr>
-        <w:t xml:space="preserve">A compact, 6-hour introduction that helps the team:</w:t>
+        <w:t xml:space="preserve">Participants of the program are about 15 SoftServe's service leaders, capability managers, architects, technical / product owners, delivery and engineering leaders. This compact, 6-hour introduction helps them:</w:t>
       </w:r>
     </w:p>
     <w:p>
@@ -190,7 +213,7 @@
           <w:ilvl w:val="0"/>
           <w:numId w:val="2"/>
         </w:numPr>
-        <w:spacing w:after="50" w:line="260"/>
+        <w:spacing w:after="50" w:line="260" w:lineRule="auto"/>
       </w:pPr>
       <w:r>
         <w:rPr>
@@ -207,7 +230,7 @@
           <w:ilvl w:val="0"/>
           <w:numId w:val="2"/>
         </w:numPr>
-        <w:spacing w:after="50" w:line="260"/>
+        <w:spacing w:after="50" w:line="260" w:lineRule="auto"/>
       </w:pPr>
       <w:r>
         <w:rPr>
@@ -224,7 +247,7 @@
           <w:ilvl w:val="0"/>
           <w:numId w:val="2"/>
         </w:numPr>
-        <w:spacing w:after="50" w:line="260"/>
+        <w:spacing w:after="50" w:line="260" w:lineRule="auto"/>
       </w:pPr>
       <w:r>
         <w:rPr>
@@ -241,7 +264,7 @@
           <w:ilvl w:val="0"/>
           <w:numId w:val="2"/>
         </w:numPr>
-        <w:spacing w:after="50" w:line="260"/>
+        <w:spacing w:after="50" w:line="260" w:lineRule="auto"/>
       </w:pPr>
       <w:r>
         <w:rPr>
@@ -258,7 +281,7 @@
           <w:ilvl w:val="0"/>
           <w:numId w:val="2"/>
         </w:numPr>
-        <w:spacing w:after="50" w:line="260"/>
+        <w:spacing w:after="50" w:line="260" w:lineRule="auto"/>
       </w:pPr>
       <w:r>
         <w:rPr>
@@ -273,52 +296,98 @@
         <w:pStyle w:val="Heading1"/>
       </w:pPr>
       <w:r>
-        <w:t xml:space="preserve">3. Participants</w:t>
-      </w:r>
-    </w:p>
-    <w:p>
-      <w:pPr>
-        <w:spacing w:after="100" w:line="264"/>
+        <w:t xml:space="preserve">3. How sessions work</w:t>
+      </w:r>
+    </w:p>
+    <w:p>
+      <w:pPr>
+        <w:spacing w:after="50" w:line="264" w:lineRule="auto"/>
       </w:pPr>
       <w:r>
         <w:rPr>
           <w:sz w:val="21"/>
           <w:szCs w:val="21"/>
         </w:rPr>
-        <w:t xml:space="preserve">About 15 participants across locations: service leaders, capability managers, architects, technical / product owners, delivery and engineering leaders.</w:t>
-      </w:r>
-    </w:p>
-    <w:p>
-      <w:pPr>
-        <w:pStyle w:val="Heading1"/>
-      </w:pPr>
-      <w:r>
-        <w:t xml:space="preserve">4. The program &amp; how sessions work</w:t>
-      </w:r>
-    </w:p>
-    <w:p>
-      <w:pPr>
-        <w:spacing w:after="80"/>
-      </w:pPr>
-      <w:r>
-        <w:rPr>
+        <w:t xml:space="preserve">All sessions are 2 hours, live online, in two complementary formats. No home assignments: all work happens inside the sessions, on SoftServe's own material.</w:t>
+      </w:r>
+    </w:p>
+    <w:p>
+      <w:pPr>
+        <w:pStyle w:val="ListParagraph"/>
+        <w:numPr>
+          <w:ilvl w:val="0"/>
+          <w:numId w:val="2"/>
+        </w:numPr>
+        <w:spacing w:after="50" w:line="260" w:lineRule="auto"/>
+      </w:pPr>
+      <w:r>
+        <w:rPr>
+          <w:b/>
+          <w:bCs/>
           <w:sz w:val="21"/>
           <w:szCs w:val="21"/>
         </w:rPr>
-        <w:t xml:space="preserve">6 hours live online: three 2-hour sessions, no home assignments. All sessions work on SoftServe's own material; formats and topics below.</w:t>
+        <w:t xml:space="preserve">Workshop: </w:t>
+      </w:r>
+      <w:r>
+        <w:rPr>
+          <w:sz w:val="21"/>
+          <w:szCs w:val="21"/>
+        </w:rPr>
+        <w:t xml:space="preserve">the framework is presented, then applied to SoftServe's pre-prepared list of initiatives and potential products.</w:t>
+      </w:r>
+    </w:p>
+    <w:p>
+      <w:pPr>
+        <w:pStyle w:val="ListParagraph"/>
+        <w:numPr>
+          <w:ilvl w:val="0"/>
+          <w:numId w:val="2"/>
+        </w:numPr>
+        <w:spacing w:after="50" w:line="260" w:lineRule="auto"/>
+      </w:pPr>
+      <w:r>
+        <w:rPr>
+          <w:b/>
+          <w:bCs/>
+          <w:sz w:val="21"/>
+          <w:szCs w:val="21"/>
+        </w:rPr>
+        <w:t xml:space="preserve">Lecture with active Q&amp;A: </w:t>
+      </w:r>
+      <w:r>
+        <w:rPr>
+          <w:sz w:val="21"/>
+          <w:szCs w:val="21"/>
+        </w:rPr>
+        <w:t xml:space="preserve">a framework, a customer-adjacent worked example, then a constrained group exercise on a real SoftServe example; each session closes with a group reflection on next steps and further reading suggested by the instructor.</w:t>
+      </w:r>
+    </w:p>
+    <w:p>
+      <w:pPr>
+        <w:pStyle w:val="Heading1"/>
+      </w:pPr>
+      <w:r>
+        <w:t xml:space="preserve">4. The program</w:t>
+      </w:r>
+    </w:p>
+    <w:p>
+      <w:pPr>
+        <w:spacing w:after="80" w:line="264" w:lineRule="auto"/>
+      </w:pPr>
+      <w:r>
+        <w:rPr>
+          <w:sz w:val="21"/>
+          <w:szCs w:val="21"/>
+        </w:rPr>
+        <w:t xml:space="preserve">The program below is preliminary and will be adjusted to SoftServe's context after the discovery session and the preparation input are processed. It may also evolve during the live sessions, based on the group dynamics and discovered insights.</w:t>
       </w:r>
     </w:p>
     <w:tbl>
       <w:tblPr>
-        <w:tblW w:type="dxa" w:w="9360"/>
-        <w:tblBorders>
-          <w:top w:val="single" w:color="BFBFBF" w:sz="1"/>
-          <w:left w:val="single" w:color="BFBFBF" w:sz="1"/>
-          <w:bottom w:val="single" w:color="BFBFBF" w:sz="1"/>
-          <w:right w:val="single" w:color="BFBFBF" w:sz="1"/>
-          <w:insideH w:val="single" w:color="BFBFBF" w:sz="1"/>
-          <w:insideV w:val="single" w:color="BFBFBF" w:sz="1"/>
-        </w:tblBorders>
+        <w:tblStyle w:val="GridTable6Colorful-Accent1"/>
+        <w:tblW w:w="9360" w:type="dxa"/>
+        <w:tblLook w:val="0420" w:firstRow="1" w:lastRow="0" w:firstColumn="0" w:lastColumn="0" w:noHBand="0" w:noVBand="1"/>
       </w:tblPr>
       <w:tblGrid>
         <w:gridCol w:w="1900"/>
@@ -327,31 +396,19 @@
       </w:tblGrid>
       <w:tr>
         <w:trPr>
-          <w:tblHeader/>
+          <w:cnfStyle w:val="100000000000" w:firstRow="1" w:lastRow="0" w:firstColumn="0" w:lastColumn="0" w:oddVBand="0" w:evenVBand="0" w:oddHBand="0" w:evenHBand="0" w:firstRowFirstColumn="0" w:firstRowLastColumn="0" w:lastRowFirstColumn="0" w:lastRowLastColumn="0"/>
         </w:trPr>
         <w:tc>
           <w:tcPr>
-            <w:tcW w:type="dxa" w:w="1900"/>
-            <w:shd w:fill="1F4E79" w:val="clear"/>
-            <w:tcMar>
-              <w:top w:type="dxa" w:w="50"/>
-              <w:left w:type="dxa" w:w="110"/>
-              <w:bottom w:type="dxa" w:w="50"/>
-              <w:right w:type="dxa" w:w="110"/>
-            </w:tcMar>
-            <w:vAlign w:val="center"/>
+            <w:tcW w:w="1900" w:type="dxa"/>
           </w:tcPr>
           <w:p>
             <w:pPr>
-              <w:spacing w:after="0" w:before="0" w:line="252"/>
+              <w:spacing w:line="252" w:lineRule="auto"/>
             </w:pPr>
             <w:r>
               <w:rPr>
-                <w:b/>
-                <w:bCs/>
-                <w:color w:val="FFFFFF"/>
-                <w:sz w:val="19"/>
-                <w:szCs w:val="19"/>
+                <w:color w:val="000000" w:themeColor="text1"/>
               </w:rPr>
               <w:t xml:space="preserve">Session</w:t>
             </w:r>
@@ -359,27 +416,15 @@
         </w:tc>
         <w:tc>
           <w:tcPr>
-            <w:tcW w:type="dxa" w:w="4660"/>
-            <w:shd w:fill="1F4E79" w:val="clear"/>
-            <w:tcMar>
-              <w:top w:type="dxa" w:w="50"/>
-              <w:left w:type="dxa" w:w="110"/>
-              <w:bottom w:type="dxa" w:w="50"/>
-              <w:right w:type="dxa" w:w="110"/>
-            </w:tcMar>
-            <w:vAlign w:val="center"/>
+            <w:tcW w:w="4660" w:type="dxa"/>
           </w:tcPr>
           <w:p>
             <w:pPr>
-              <w:spacing w:after="0" w:before="0" w:line="252"/>
+              <w:spacing w:line="252" w:lineRule="auto"/>
             </w:pPr>
             <w:r>
               <w:rPr>
-                <w:b/>
-                <w:bCs/>
-                <w:color w:val="FFFFFF"/>
-                <w:sz w:val="19"/>
-                <w:szCs w:val="19"/>
+                <w:color w:val="000000" w:themeColor="text1"/>
               </w:rPr>
               <w:t xml:space="preserve">Topics</w:t>
             </w:r>
@@ -387,48 +432,32 @@
         </w:tc>
         <w:tc>
           <w:tcPr>
-            <w:tcW w:type="dxa" w:w="2800"/>
-            <w:shd w:fill="1F4E79" w:val="clear"/>
-            <w:tcMar>
-              <w:top w:type="dxa" w:w="50"/>
-              <w:left w:type="dxa" w:w="110"/>
-              <w:bottom w:type="dxa" w:w="50"/>
-              <w:right w:type="dxa" w:w="110"/>
-            </w:tcMar>
-            <w:vAlign w:val="center"/>
+            <w:tcW w:w="2800" w:type="dxa"/>
           </w:tcPr>
           <w:p>
             <w:pPr>
-              <w:spacing w:after="0" w:before="0" w:line="252"/>
+              <w:spacing w:line="252" w:lineRule="auto"/>
             </w:pPr>
             <w:r>
               <w:rPr>
-                <w:b/>
-                <w:bCs/>
-                <w:color w:val="FFFFFF"/>
-                <w:sz w:val="19"/>
-                <w:szCs w:val="19"/>
-              </w:rPr>
-              <w:t xml:space="preserve">Format &amp; outcome</w:t>
+                <w:color w:val="000000" w:themeColor="text1"/>
+              </w:rPr>
+              <w:t xml:space="preserve">Format</w:t>
             </w:r>
           </w:p>
         </w:tc>
       </w:tr>
       <w:tr>
+        <w:trPr>
+          <w:cnfStyle w:val="000000100000" w:firstRow="0" w:lastRow="0" w:firstColumn="0" w:lastColumn="0" w:oddVBand="0" w:evenVBand="0" w:oddHBand="1" w:evenHBand="0" w:firstRowFirstColumn="0" w:firstRowLastColumn="0" w:lastRowFirstColumn="0" w:lastRowLastColumn="0"/>
+        </w:trPr>
         <w:tc>
           <w:tcPr>
-            <w:tcW w:type="dxa" w:w="1900"/>
-            <w:tcMar>
-              <w:top w:type="dxa" w:w="50"/>
-              <w:left w:type="dxa" w:w="110"/>
-              <w:bottom w:type="dxa" w:w="50"/>
-              <w:right w:type="dxa" w:w="110"/>
-            </w:tcMar>
-            <w:vAlign w:val="top"/>
+            <w:tcW w:w="1900" w:type="dxa"/>
           </w:tcPr>
           <w:p>
             <w:pPr>
-              <w:spacing w:after="40" w:before="0" w:line="252"/>
+              <w:spacing w:after="40" w:line="252" w:lineRule="auto"/>
             </w:pPr>
             <w:r>
               <w:rPr>
@@ -442,12 +471,10 @@
           </w:p>
           <w:p>
             <w:pPr>
-              <w:spacing w:after="0" w:before="0" w:line="252"/>
+              <w:spacing w:line="252" w:lineRule="auto"/>
             </w:pPr>
             <w:r>
               <w:rPr>
-                <w:b w:val="false"/>
-                <w:bCs w:val="false"/>
                 <w:color w:val="595959"/>
                 <w:sz w:val="17"/>
                 <w:szCs w:val="17"/>
@@ -458,30 +485,31 @@
         </w:tc>
         <w:tc>
           <w:tcPr>
-            <w:tcW w:type="dxa" w:w="4660"/>
-            <w:tcMar>
-              <w:top w:type="dxa" w:w="50"/>
-              <w:left w:type="dxa" w:w="110"/>
-              <w:bottom w:type="dxa" w:w="50"/>
-              <w:right w:type="dxa" w:w="110"/>
-            </w:tcMar>
-            <w:vAlign w:val="top"/>
+            <w:tcW w:w="4660" w:type="dxa"/>
           </w:tcPr>
           <w:p>
             <w:pPr>
               <w:pStyle w:val="ListParagraph"/>
               <w:numPr>
                 <w:ilvl w:val="0"/>
-                <w:numId w:val="3"/>
+                <w:numId w:val="4"/>
               </w:numPr>
-              <w:spacing w:after="30" w:before="0" w:line="248"/>
+              <w:spacing w:after="30" w:line="248" w:lineRule="auto"/>
             </w:pPr>
             <w:r>
               <w:rPr>
+                <w:u w:val="single"/>
                 <w:sz w:val="19"/>
                 <w:szCs w:val="19"/>
               </w:rPr>
-              <w:t xml:space="preserve">The productization ladder: packaged services → technology-enabled services (accelerators) → productized services → products → products-as-a-service; the economics and commitment of each level</w:t>
+              <w:t xml:space="preserve">The productization ladder</w:t>
+            </w:r>
+            <w:r>
+              <w:rPr>
+                <w:sz w:val="19"/>
+                <w:szCs w:val="19"/>
+              </w:rPr>
+              <w:t xml:space="preserve">: packaged services → technology-enabled services (accelerators) → productized services → products → products-as-a-service; the economics and commitment of each level</w:t>
             </w:r>
           </w:p>
           <w:p>
@@ -489,16 +517,24 @@
               <w:pStyle w:val="ListParagraph"/>
               <w:numPr>
                 <w:ilvl w:val="0"/>
-                <w:numId w:val="3"/>
+                <w:numId w:val="4"/>
               </w:numPr>
-              <w:spacing w:after="30" w:before="0" w:line="248"/>
+              <w:spacing w:after="30" w:line="248" w:lineRule="auto"/>
             </w:pPr>
             <w:r>
               <w:rPr>
+                <w:u w:val="single"/>
                 <w:sz w:val="19"/>
                 <w:szCs w:val="19"/>
               </w:rPr>
-              <w:t xml:space="preserve">Product strategy in a services company: where to play; the product-vs-feature decision (standalone offering vs. add-on to existing delivery)</w:t>
+              <w:t xml:space="preserve">Product strategy in a services company</w:t>
+            </w:r>
+            <w:r>
+              <w:rPr>
+                <w:sz w:val="19"/>
+                <w:szCs w:val="19"/>
+              </w:rPr>
+              <w:t xml:space="preserve">: where to play; the product-vs-feature decision (standalone offering vs. add-on to existing delivery)</w:t>
             </w:r>
           </w:p>
           <w:p>
@@ -506,16 +542,24 @@
               <w:pStyle w:val="ListParagraph"/>
               <w:numPr>
                 <w:ilvl w:val="0"/>
-                <w:numId w:val="3"/>
+                <w:numId w:val="4"/>
               </w:numPr>
-              <w:spacing w:after="30" w:before="0" w:line="248"/>
+              <w:spacing w:after="30" w:line="248" w:lineRule="auto"/>
             </w:pPr>
             <w:r>
               <w:rPr>
+                <w:u w:val="single"/>
                 <w:sz w:val="19"/>
                 <w:szCs w:val="19"/>
               </w:rPr>
-              <w:t xml:space="preserve">Productization case studies from B2B services: what worked, what stalled, and why</w:t>
+              <w:t xml:space="preserve">Productization case studies from B2B services</w:t>
+            </w:r>
+            <w:r>
+              <w:rPr>
+                <w:sz w:val="19"/>
+                <w:szCs w:val="19"/>
+              </w:rPr>
+              <w:t xml:space="preserve">: what worked, what stalled, and why</w:t>
             </w:r>
           </w:p>
           <w:p>
@@ -523,33 +567,34 @@
               <w:pStyle w:val="ListParagraph"/>
               <w:numPr>
                 <w:ilvl w:val="0"/>
-                <w:numId w:val="3"/>
+                <w:numId w:val="4"/>
               </w:numPr>
-              <w:spacing w:after="0" w:before="0" w:line="248"/>
+              <w:spacing w:after="0" w:line="248" w:lineRule="auto"/>
             </w:pPr>
             <w:r>
               <w:rPr>
+                <w:u w:val="single"/>
                 <w:sz w:val="19"/>
                 <w:szCs w:val="19"/>
               </w:rPr>
-              <w:t xml:space="preserve">Strategic alignment: aligning business goals, product goals and initiatives (impact mapping, OKRs)</w:t>
+              <w:t xml:space="preserve">Strategic alignment</w:t>
+            </w:r>
+            <w:r>
+              <w:rPr>
+                <w:sz w:val="19"/>
+                <w:szCs w:val="19"/>
+              </w:rPr>
+              <w:t xml:space="preserve">: aligning business goals, product goals and initiatives (impact mapping, OKRs)</w:t>
             </w:r>
           </w:p>
         </w:tc>
         <w:tc>
           <w:tcPr>
-            <w:tcW w:type="dxa" w:w="2800"/>
-            <w:tcMar>
-              <w:top w:type="dxa" w:w="50"/>
-              <w:left w:type="dxa" w:w="110"/>
-              <w:bottom w:type="dxa" w:w="50"/>
-              <w:right w:type="dxa" w:w="110"/>
-            </w:tcMar>
-            <w:vAlign w:val="top"/>
+            <w:tcW w:w="2800" w:type="dxa"/>
           </w:tcPr>
           <w:p>
             <w:pPr>
-              <w:spacing w:after="40" w:before="0" w:line="248"/>
+              <w:spacing w:line="252" w:lineRule="auto"/>
             </w:pPr>
             <w:r>
               <w:rPr>
@@ -565,52 +610,22 @@
                 <w:sz w:val="19"/>
                 <w:szCs w:val="19"/>
               </w:rPr>
-              <w:t xml:space="preserve">The framework is presented, then applied to the pre-prepared list of initiatives and potential products: placing each on the ladder, answering the key strategic questions together, aligning with business objectives.</w:t>
-            </w:r>
-          </w:p>
-          <w:p>
-            <w:pPr>
-              <w:spacing w:after="0" w:before="0" w:line="248"/>
-            </w:pPr>
-            <w:r>
-              <w:rPr>
-                <w:b/>
-                <w:bCs/>
-                <w:color w:val="595959"/>
-                <w:sz w:val="19"/>
-                <w:szCs w:val="19"/>
-              </w:rPr>
-              <w:t xml:space="preserve">Outcome: </w:t>
-            </w:r>
-            <w:r>
-              <w:rPr>
-                <w:i/>
-                <w:iCs/>
-                <w:color w:val="595959"/>
-                <w:sz w:val="19"/>
-                <w:szCs w:val="19"/>
-              </w:rPr>
-              <w:t xml:space="preserve">a shared map of the initiatives on the productization ladder + answers to the key strategic questions.</w:t>
+              <w:t xml:space="preserve">Working with the pre-prepared list of initiatives / potential products: placing each on the productization ladder, answering the key strategic questions together, aligning with business objectives and target levels.</w:t>
             </w:r>
           </w:p>
         </w:tc>
       </w:tr>
       <w:tr>
+        <w:trPr>
+          <w:cnfStyle w:val="000000010000" w:firstRow="0" w:lastRow="0" w:firstColumn="0" w:lastColumn="0" w:oddVBand="0" w:evenVBand="0" w:oddHBand="0" w:evenHBand="1" w:firstRowFirstColumn="0" w:firstRowLastColumn="0" w:lastRowFirstColumn="0" w:lastRowLastColumn="0"/>
+        </w:trPr>
         <w:tc>
           <w:tcPr>
-            <w:tcW w:type="dxa" w:w="1900"/>
-            <w:shd w:fill="EEF3F9" w:val="clear"/>
-            <w:tcMar>
-              <w:top w:type="dxa" w:w="50"/>
-              <w:left w:type="dxa" w:w="110"/>
-              <w:bottom w:type="dxa" w:w="50"/>
-              <w:right w:type="dxa" w:w="110"/>
-            </w:tcMar>
-            <w:vAlign w:val="top"/>
+            <w:tcW w:w="1900" w:type="dxa"/>
           </w:tcPr>
           <w:p>
             <w:pPr>
-              <w:spacing w:after="40" w:before="0" w:line="252"/>
+              <w:spacing w:after="40" w:line="252" w:lineRule="auto"/>
             </w:pPr>
             <w:r>
               <w:rPr>
@@ -624,12 +639,10 @@
           </w:p>
           <w:p>
             <w:pPr>
-              <w:spacing w:after="0" w:before="0" w:line="252"/>
+              <w:spacing w:line="252" w:lineRule="auto"/>
             </w:pPr>
             <w:r>
               <w:rPr>
-                <w:b w:val="false"/>
-                <w:bCs w:val="false"/>
                 <w:color w:val="595959"/>
                 <w:sz w:val="17"/>
                 <w:szCs w:val="17"/>
@@ -640,31 +653,31 @@
         </w:tc>
         <w:tc>
           <w:tcPr>
-            <w:tcW w:type="dxa" w:w="4660"/>
-            <w:shd w:fill="EEF3F9" w:val="clear"/>
-            <w:tcMar>
-              <w:top w:type="dxa" w:w="50"/>
-              <w:left w:type="dxa" w:w="110"/>
-              <w:bottom w:type="dxa" w:w="50"/>
-              <w:right w:type="dxa" w:w="110"/>
-            </w:tcMar>
-            <w:vAlign w:val="top"/>
+            <w:tcW w:w="4660" w:type="dxa"/>
           </w:tcPr>
           <w:p>
             <w:pPr>
               <w:pStyle w:val="ListParagraph"/>
               <w:numPr>
                 <w:ilvl w:val="0"/>
-                <w:numId w:val="3"/>
+                <w:numId w:val="4"/>
               </w:numPr>
-              <w:spacing w:after="30" w:before="0" w:line="248"/>
+              <w:spacing w:after="30" w:line="248" w:lineRule="auto"/>
             </w:pPr>
             <w:r>
               <w:rPr>
+                <w:u w:val="single"/>
                 <w:sz w:val="19"/>
                 <w:szCs w:val="19"/>
               </w:rPr>
-              <w:t xml:space="preserve">Define the product idea: the Product Map (the instructor's adaptation of the Lean canvas)</w:t>
+              <w:t xml:space="preserve">Define the product idea</w:t>
+            </w:r>
+            <w:r>
+              <w:rPr>
+                <w:sz w:val="19"/>
+                <w:szCs w:val="19"/>
+              </w:rPr>
+              <w:t xml:space="preserve">: the Product Map (the instructor's adaptation of the Lean canvas)</w:t>
             </w:r>
           </w:p>
           <w:p>
@@ -672,16 +685,24 @@
               <w:pStyle w:val="ListParagraph"/>
               <w:numPr>
                 <w:ilvl w:val="0"/>
-                <w:numId w:val="3"/>
+                <w:numId w:val="4"/>
               </w:numPr>
-              <w:spacing w:after="30" w:before="0" w:line="248"/>
+              <w:spacing w:after="30" w:line="248" w:lineRule="auto"/>
             </w:pPr>
             <w:r>
               <w:rPr>
+                <w:u w:val="single"/>
                 <w:sz w:val="19"/>
                 <w:szCs w:val="19"/>
               </w:rPr>
-              <w:t xml:space="preserve">Define the market: sizing (TAM / SAM / SOM), ideal customer profile, segmentation (core / situational / non-customers; early adopters)</w:t>
+              <w:t xml:space="preserve">Define the market</w:t>
+            </w:r>
+            <w:r>
+              <w:rPr>
+                <w:sz w:val="19"/>
+                <w:szCs w:val="19"/>
+              </w:rPr>
+              <w:t xml:space="preserve">: sizing (TAM / SAM / SOM), ideal customer profile, segmentation (core / situational / non-customers; early adopters)</w:t>
             </w:r>
           </w:p>
           <w:p>
@@ -689,16 +710,24 @@
               <w:pStyle w:val="ListParagraph"/>
               <w:numPr>
                 <w:ilvl w:val="0"/>
-                <w:numId w:val="3"/>
+                <w:numId w:val="4"/>
               </w:numPr>
-              <w:spacing w:after="30" w:before="0" w:line="248"/>
+              <w:spacing w:after="30" w:line="248" w:lineRule="auto"/>
             </w:pPr>
             <w:r>
               <w:rPr>
+                <w:u w:val="single"/>
                 <w:sz w:val="19"/>
                 <w:szCs w:val="19"/>
               </w:rPr>
-              <w:t xml:space="preserve">Define the problem: what the customer is trying to achieve, why, and why they can't today; why it is critical</w:t>
+              <w:t xml:space="preserve">Define the problem</w:t>
+            </w:r>
+            <w:r>
+              <w:rPr>
+                <w:sz w:val="19"/>
+                <w:szCs w:val="19"/>
+              </w:rPr>
+              <w:t xml:space="preserve">: what the customer is trying to achieve, why, and why they can't today; why it is critical</w:t>
             </w:r>
           </w:p>
           <w:p>
@@ -706,16 +735,24 @@
               <w:pStyle w:val="ListParagraph"/>
               <w:numPr>
                 <w:ilvl w:val="0"/>
-                <w:numId w:val="3"/>
+                <w:numId w:val="4"/>
               </w:numPr>
-              <w:spacing w:after="30" w:before="0" w:line="248"/>
+              <w:spacing w:after="30" w:line="248" w:lineRule="auto"/>
             </w:pPr>
             <w:r>
               <w:rPr>
+                <w:u w:val="single"/>
                 <w:sz w:val="19"/>
                 <w:szCs w:val="19"/>
               </w:rPr>
-              <w:t xml:space="preserve">Define the go-to-market approach: distribution channels, channel pipelines, acquisition growth strategies</w:t>
+              <w:t xml:space="preserve">Define GTM approach</w:t>
+            </w:r>
+            <w:r>
+              <w:rPr>
+                <w:sz w:val="19"/>
+                <w:szCs w:val="19"/>
+              </w:rPr>
+              <w:t xml:space="preserve">: distribution channels, channels' pipelines, acquisition growth strategies</w:t>
             </w:r>
           </w:p>
           <w:p>
@@ -723,34 +760,34 @@
               <w:pStyle w:val="ListParagraph"/>
               <w:numPr>
                 <w:ilvl w:val="0"/>
-                <w:numId w:val="3"/>
+                <w:numId w:val="4"/>
               </w:numPr>
-              <w:spacing w:after="0" w:before="0" w:line="248"/>
+              <w:spacing w:after="0" w:line="248" w:lineRule="auto"/>
             </w:pPr>
             <w:r>
               <w:rPr>
+                <w:u w:val="single"/>
                 <w:sz w:val="19"/>
                 <w:szCs w:val="19"/>
               </w:rPr>
-              <w:t xml:space="preserve">Discover &amp; validate: customer-discovery methods (in-depth interviews, qualitative &amp; quantitative methods, observation) and data analysis (product analytics, market research, segmentation)</w:t>
+              <w:t xml:space="preserve">Discover &amp; validate</w:t>
+            </w:r>
+            <w:r>
+              <w:rPr>
+                <w:sz w:val="19"/>
+                <w:szCs w:val="19"/>
+              </w:rPr>
+              <w:t xml:space="preserve">: customer-discovery methods (in-depth interviews, qualitative &amp; quantitative methods, observation) and data analysis (product analytics, market research, segmentation)</w:t>
             </w:r>
           </w:p>
         </w:tc>
         <w:tc>
           <w:tcPr>
-            <w:tcW w:type="dxa" w:w="2800"/>
-            <w:shd w:fill="EEF3F9" w:val="clear"/>
-            <w:tcMar>
-              <w:top w:type="dxa" w:w="50"/>
-              <w:left w:type="dxa" w:w="110"/>
-              <w:bottom w:type="dxa" w:w="50"/>
-              <w:right w:type="dxa" w:w="110"/>
-            </w:tcMar>
-            <w:vAlign w:val="top"/>
+            <w:tcW w:w="2800" w:type="dxa"/>
           </w:tcPr>
           <w:p>
             <w:pPr>
-              <w:spacing w:after="40" w:before="0" w:line="248"/>
+              <w:spacing w:line="252" w:lineRule="auto"/>
             </w:pPr>
             <w:r>
               <w:rPr>
@@ -766,51 +803,22 @@
                 <w:sz w:val="19"/>
                 <w:szCs w:val="19"/>
               </w:rPr>
-              <w:t xml:space="preserve">A framework, a customer-adjacent worked example, then a constrained group exercise on a real SoftServe example; closes with a group reflection on next steps and further reading suggested by the instructor.</w:t>
-            </w:r>
-          </w:p>
-          <w:p>
-            <w:pPr>
-              <w:spacing w:after="0" w:before="0" w:line="248"/>
-            </w:pPr>
-            <w:r>
-              <w:rPr>
-                <w:b/>
-                <w:bCs/>
-                <w:color w:val="595959"/>
-                <w:sz w:val="19"/>
-                <w:szCs w:val="19"/>
-              </w:rPr>
-              <w:t xml:space="preserve">Outcome: </w:t>
-            </w:r>
-            <w:r>
-              <w:rPr>
-                <w:i/>
-                <w:iCs/>
-                <w:color w:val="595959"/>
-                <w:sz w:val="19"/>
-                <w:szCs w:val="19"/>
-              </w:rPr>
-              <w:t xml:space="preserve">the Define toolkit tried on a real SoftServe example.</w:t>
+              <w:t xml:space="preserve">Frameworks shown on a customer-adjacent example, then a constrained exercise on a real SoftServe example; closes with a group reflection on next steps and further reading.</w:t>
             </w:r>
           </w:p>
         </w:tc>
       </w:tr>
       <w:tr>
+        <w:trPr>
+          <w:cnfStyle w:val="000000100000" w:firstRow="0" w:lastRow="0" w:firstColumn="0" w:lastColumn="0" w:oddVBand="0" w:evenVBand="0" w:oddHBand="1" w:evenHBand="0" w:firstRowFirstColumn="0" w:firstRowLastColumn="0" w:lastRowFirstColumn="0" w:lastRowLastColumn="0"/>
+        </w:trPr>
         <w:tc>
           <w:tcPr>
-            <w:tcW w:type="dxa" w:w="1900"/>
-            <w:tcMar>
-              <w:top w:type="dxa" w:w="50"/>
-              <w:left w:type="dxa" w:w="110"/>
-              <w:bottom w:type="dxa" w:w="50"/>
-              <w:right w:type="dxa" w:w="110"/>
-            </w:tcMar>
-            <w:vAlign w:val="top"/>
+            <w:tcW w:w="1900" w:type="dxa"/>
           </w:tcPr>
           <w:p>
             <w:pPr>
-              <w:spacing w:after="40" w:before="0" w:line="252"/>
+              <w:spacing w:after="40" w:line="252" w:lineRule="auto"/>
             </w:pPr>
             <w:r>
               <w:rPr>
@@ -824,12 +832,10 @@
           </w:p>
           <w:p>
             <w:pPr>
-              <w:spacing w:after="0" w:before="0" w:line="252"/>
+              <w:spacing w:line="252" w:lineRule="auto"/>
             </w:pPr>
             <w:r>
               <w:rPr>
-                <w:b w:val="false"/>
-                <w:bCs w:val="false"/>
                 <w:color w:val="595959"/>
                 <w:sz w:val="17"/>
                 <w:szCs w:val="17"/>
@@ -840,30 +846,31 @@
         </w:tc>
         <w:tc>
           <w:tcPr>
-            <w:tcW w:type="dxa" w:w="4660"/>
-            <w:tcMar>
-              <w:top w:type="dxa" w:w="50"/>
-              <w:left w:type="dxa" w:w="110"/>
-              <w:bottom w:type="dxa" w:w="50"/>
-              <w:right w:type="dxa" w:w="110"/>
-            </w:tcMar>
-            <w:vAlign w:val="top"/>
+            <w:tcW w:w="4660" w:type="dxa"/>
           </w:tcPr>
           <w:p>
             <w:pPr>
               <w:pStyle w:val="ListParagraph"/>
               <w:numPr>
                 <w:ilvl w:val="0"/>
-                <w:numId w:val="3"/>
+                <w:numId w:val="4"/>
               </w:numPr>
-              <w:spacing w:after="30" w:before="0" w:line="248"/>
+              <w:spacing w:after="30" w:line="248" w:lineRule="auto"/>
             </w:pPr>
             <w:r>
               <w:rPr>
+                <w:u w:val="single"/>
                 <w:sz w:val="19"/>
                 <w:szCs w:val="19"/>
               </w:rPr>
-              <w:t xml:space="preserve">Thinking in hypotheses: desirability / viability / feasibility / usability risks</w:t>
+              <w:t xml:space="preserve">Thinking in hypotheses</w:t>
+            </w:r>
+            <w:r>
+              <w:rPr>
+                <w:sz w:val="19"/>
+                <w:szCs w:val="19"/>
+              </w:rPr>
+              <w:t xml:space="preserve">: desirability / viability / feasibility / usability risks</w:t>
             </w:r>
           </w:p>
           <w:p>
@@ -871,16 +878,24 @@
               <w:pStyle w:val="ListParagraph"/>
               <w:numPr>
                 <w:ilvl w:val="0"/>
-                <w:numId w:val="3"/>
+                <w:numId w:val="4"/>
               </w:numPr>
-              <w:spacing w:after="30" w:before="0" w:line="248"/>
+              <w:spacing w:after="30" w:line="248" w:lineRule="auto"/>
             </w:pPr>
             <w:r>
               <w:rPr>
+                <w:u w:val="single"/>
                 <w:sz w:val="19"/>
                 <w:szCs w:val="19"/>
               </w:rPr>
-              <w:t xml:space="preserve">Processing qualitative customer feedback (content-analysis matrix; AI-assisted classification)</w:t>
+              <w:t xml:space="preserve">Processing qualitative customer feedback</w:t>
+            </w:r>
+            <w:r>
+              <w:rPr>
+                <w:sz w:val="19"/>
+                <w:szCs w:val="19"/>
+              </w:rPr>
+              <w:t xml:space="preserve"> (content-analysis matrix; AI-assisted classification)</w:t>
             </w:r>
           </w:p>
           <w:p>
@@ -888,33 +903,34 @@
               <w:pStyle w:val="ListParagraph"/>
               <w:numPr>
                 <w:ilvl w:val="0"/>
-                <w:numId w:val="3"/>
+                <w:numId w:val="4"/>
               </w:numPr>
-              <w:spacing w:after="0" w:before="0" w:line="248"/>
+              <w:spacing w:after="0" w:line="248" w:lineRule="auto"/>
             </w:pPr>
             <w:r>
               <w:rPr>
+                <w:u w:val="single"/>
                 <w:sz w:val="19"/>
                 <w:szCs w:val="19"/>
               </w:rPr>
-              <w:t xml:space="preserve">The product feedback loop &amp; measurement: measuring activation, retention &amp; engagement</w:t>
+              <w:t xml:space="preserve">The product feedback loop &amp; measurement</w:t>
+            </w:r>
+            <w:r>
+              <w:rPr>
+                <w:sz w:val="19"/>
+                <w:szCs w:val="19"/>
+              </w:rPr>
+              <w:t xml:space="preserve">; measuring activation, retention &amp; engagement</w:t>
             </w:r>
           </w:p>
         </w:tc>
         <w:tc>
           <w:tcPr>
-            <w:tcW w:type="dxa" w:w="2800"/>
-            <w:tcMar>
-              <w:top w:type="dxa" w:w="50"/>
-              <w:left w:type="dxa" w:w="110"/>
-              <w:bottom w:type="dxa" w:w="50"/>
-              <w:right w:type="dxa" w:w="110"/>
-            </w:tcMar>
-            <w:vAlign w:val="top"/>
+            <w:tcW w:w="2800" w:type="dxa"/>
           </w:tcPr>
           <w:p>
             <w:pPr>
-              <w:spacing w:after="40" w:before="0" w:line="248"/>
+              <w:spacing w:line="252" w:lineRule="auto"/>
             </w:pPr>
             <w:r>
               <w:rPr>
@@ -930,32 +946,7 @@
                 <w:sz w:val="19"/>
                 <w:szCs w:val="19"/>
               </w:rPr>
-              <w:t xml:space="preserve">Same format as Session 2.</w:t>
-            </w:r>
-          </w:p>
-          <w:p>
-            <w:pPr>
-              <w:spacing w:after="0" w:before="0" w:line="248"/>
-            </w:pPr>
-            <w:r>
-              <w:rPr>
-                <w:b/>
-                <w:bCs/>
-                <w:color w:val="595959"/>
-                <w:sz w:val="19"/>
-                <w:szCs w:val="19"/>
-              </w:rPr>
-              <w:t xml:space="preserve">Outcome: </w:t>
-            </w:r>
-            <w:r>
-              <w:rPr>
-                <w:i/>
-                <w:iCs/>
-                <w:color w:val="595959"/>
-                <w:sz w:val="19"/>
-                <w:szCs w:val="19"/>
-              </w:rPr>
-              <w:t xml:space="preserve">a program-level reflection: initiative status + next steps in productization strategy and competence building.</w:t>
+              <w:t xml:space="preserve">Same format as Session 2. The closing reflection widens to the whole program: initiative status + next steps in productization strategy and competence building.</w:t>
             </w:r>
           </w:p>
         </w:tc>
@@ -971,14 +962,14 @@
     </w:p>
     <w:p>
       <w:pPr>
-        <w:spacing w:after="50"/>
+        <w:spacing w:after="50" w:line="264" w:lineRule="auto"/>
       </w:pPr>
       <w:r>
         <w:rPr>
           <w:sz w:val="21"/>
           <w:szCs w:val="21"/>
         </w:rPr>
-        <w:t xml:space="preserve">Oleksii Orlov: product leader in enterprise B2B SaaS, with depth in product expansion, productization, and agentic AI.</w:t>
+        <w:t xml:space="preserve">Oleksii Orlov: seasoned B2B technology product leader with 14 years of experience in enterprise B2B SaaS, product innovation and expansion, and agentic AI.</w:t>
       </w:r>
     </w:p>
     <w:p>
@@ -988,14 +979,14 @@
           <w:ilvl w:val="0"/>
           <w:numId w:val="2"/>
         </w:numPr>
-        <w:spacing w:after="50" w:line="260"/>
+        <w:spacing w:after="50" w:line="260" w:lineRule="auto"/>
       </w:pPr>
       <w:r>
         <w:rPr>
           <w:sz w:val="21"/>
           <w:szCs w:val="21"/>
         </w:rPr>
-        <w:t xml:space="preserve">VP of Product at Creatio (enterprise B2B SaaS platform), then Chief Product Officer, Innovations at Jooble, currently Chief Product Officer at GigaCloud (cloud infrastructure).</w:t>
+        <w:t xml:space="preserve">former SVP of Product at Creatio (enterprise B2B SaaS platform), former Chief Product Officer, Innovations at Jooble, currently Chief Product Officer at GigaCloud (cloud infrastructure) and fractional product leader, and advisor.</w:t>
       </w:r>
     </w:p>
     <w:p>
@@ -1005,14 +996,14 @@
           <w:ilvl w:val="0"/>
           <w:numId w:val="2"/>
         </w:numPr>
-        <w:spacing w:after="50" w:line="260"/>
+        <w:spacing w:after="50" w:line="260" w:lineRule="auto"/>
       </w:pPr>
       <w:r>
         <w:rPr>
           <w:sz w:val="21"/>
           <w:szCs w:val="21"/>
         </w:rPr>
-        <w:t xml:space="preserve">Ongoing fractional product-leadership and advisory engagements with technology companies.</w:t>
+        <w:t xml:space="preserve">Currently advising SoftServe's R&amp;D unit on repeatable-IP strategy and productization processes.</w:t>
       </w:r>
     </w:p>
     <w:p>
@@ -1022,14 +1013,34 @@
           <w:ilvl w:val="0"/>
           <w:numId w:val="2"/>
         </w:numPr>
-        <w:spacing w:after="50" w:line="260"/>
+        <w:spacing w:after="50" w:line="260" w:lineRule="auto"/>
       </w:pPr>
       <w:r>
         <w:rPr>
           <w:sz w:val="21"/>
           <w:szCs w:val="21"/>
         </w:rPr>
-        <w:t xml:space="preserve">Product advisor to SoftServe R&amp;D: repeatable-IP strategy and productization processes.</w:t>
+        <w:t xml:space="preserve">Product-management lecturer and corporate-program author for practicing product teams and technical leaders.</w:t>
+      </w:r>
+    </w:p>
+    <w:p>
+      <w:pPr>
+        <w:pStyle w:val="Heading1"/>
+      </w:pPr>
+      <w:r>
+        <w:t xml:space="preserve">6. What's included</w:t>
+      </w:r>
+    </w:p>
+    <w:p>
+      <w:pPr>
+        <w:spacing w:after="50" w:line="264" w:lineRule="auto"/>
+      </w:pPr>
+      <w:r>
+        <w:rPr>
+          <w:sz w:val="21"/>
+          <w:szCs w:val="21"/>
+        </w:rPr>
+        <w:t xml:space="preserve">The introductory program includes:</w:t>
       </w:r>
     </w:p>
     <w:p>
@@ -1039,34 +1050,14 @@
           <w:ilvl w:val="0"/>
           <w:numId w:val="2"/>
         </w:numPr>
-        <w:spacing w:after="50" w:line="260"/>
+        <w:spacing w:after="50" w:line="260" w:lineRule="auto"/>
       </w:pPr>
       <w:r>
         <w:rPr>
           <w:sz w:val="21"/>
           <w:szCs w:val="21"/>
         </w:rPr>
-        <w:t xml:space="preserve">Long-standing product-management lecturer and corporate-program author for practicing product teams and technical leaders.</w:t>
-      </w:r>
-    </w:p>
-    <w:p>
-      <w:pPr>
-        <w:pStyle w:val="Heading1"/>
-      </w:pPr>
-      <w:r>
-        <w:t xml:space="preserve">6. What's included &amp; investment</w:t>
-      </w:r>
-    </w:p>
-    <w:p>
-      <w:pPr>
-        <w:spacing w:after="50"/>
-      </w:pPr>
-      <w:r>
-        <w:rPr>
-          <w:sz w:val="21"/>
-          <w:szCs w:val="21"/>
-        </w:rPr>
-        <w:t xml:space="preserve">The introductory program includes:</w:t>
+        <w:t xml:space="preserve">adaptation of the program and materials to SoftServe's context (session decks + exercise templates);</w:t>
       </w:r>
     </w:p>
     <w:p>
@@ -1076,14 +1067,14 @@
           <w:ilvl w:val="0"/>
           <w:numId w:val="2"/>
         </w:numPr>
-        <w:spacing w:after="50" w:line="260"/>
+        <w:spacing w:after="50" w:line="260" w:lineRule="auto"/>
       </w:pPr>
       <w:r>
         <w:rPr>
           <w:sz w:val="21"/>
           <w:szCs w:val="21"/>
         </w:rPr>
-        <w:t xml:space="preserve">adaptation of the program and materials to SoftServe's context (session decks + exercise templates);</w:t>
+        <w:t xml:space="preserve">delivery of the three live sessions;</w:t>
       </w:r>
     </w:p>
     <w:p>
@@ -1093,14 +1084,14 @@
           <w:ilvl w:val="0"/>
           <w:numId w:val="2"/>
         </w:numPr>
-        <w:spacing w:after="50" w:line="260"/>
+        <w:spacing w:after="50" w:line="260" w:lineRule="auto"/>
       </w:pPr>
       <w:r>
         <w:rPr>
           <w:sz w:val="21"/>
           <w:szCs w:val="21"/>
         </w:rPr>
-        <w:t xml:space="preserve">delivery of the three live sessions;</w:t>
+        <w:t xml:space="preserve">access to all materials together with video recordings of every session;</w:t>
       </w:r>
     </w:p>
     <w:p>
@@ -1110,14 +1101,34 @@
           <w:ilvl w:val="0"/>
           <w:numId w:val="2"/>
         </w:numPr>
-        <w:spacing w:after="50" w:line="260"/>
+        <w:spacing w:after="50" w:line="260" w:lineRule="auto"/>
       </w:pPr>
       <w:r>
         <w:rPr>
           <w:sz w:val="21"/>
           <w:szCs w:val="21"/>
         </w:rPr>
-        <w:t xml:space="preserve">access to all materials together with video recordings of every session;</w:t>
+        <w:t xml:space="preserve">a curated further-reading list for each topic.</w:t>
+      </w:r>
+    </w:p>
+    <w:p>
+      <w:pPr>
+        <w:pStyle w:val="Heading1"/>
+      </w:pPr>
+      <w:r>
+        <w:t xml:space="preserve">7. Next steps</w:t>
+      </w:r>
+    </w:p>
+    <w:p>
+      <w:pPr>
+        <w:spacing w:after="50" w:line="264" w:lineRule="auto"/>
+      </w:pPr>
+      <w:r>
+        <w:rPr>
+          <w:sz w:val="21"/>
+          <w:szCs w:val="21"/>
+        </w:rPr>
+        <w:t xml:space="preserve">To make the sessions work on real material, two steps precede the program:</w:t>
       </w:r>
     </w:p>
     <w:p>
@@ -1125,71 +1136,9 @@
         <w:pStyle w:val="ListParagraph"/>
         <w:numPr>
           <w:ilvl w:val="0"/>
-          <w:numId w:val="2"/>
+          <w:numId w:val="3"/>
         </w:numPr>
-        <w:spacing w:after="50" w:line="260"/>
-      </w:pPr>
-      <w:r>
-        <w:rPr>
-          <w:sz w:val="21"/>
-          <w:szCs w:val="21"/>
-        </w:rPr>
-        <w:t xml:space="preserve">a curated further-reading list for each topic.</w:t>
-      </w:r>
-    </w:p>
-    <w:p>
-      <w:pPr>
-        <w:spacing w:after="40" w:before="80"/>
-      </w:pPr>
-      <w:r>
-        <w:rPr>
-          <w:b/>
-          <w:bCs/>
-          <w:color w:val="1F4E79"/>
-          <w:sz w:val="21"/>
-          <w:szCs w:val="21"/>
-        </w:rPr>
-        <w:t xml:space="preserve">Total cost of the introductory program: </w:t>
-      </w:r>
-      <w:r>
-        <w:rPr>
-          <w:b/>
-          <w:bCs/>
-          <w:color w:val="C00000"/>
-          <w:sz w:val="21"/>
-          <w:szCs w:val="21"/>
-        </w:rPr>
-        <w:t xml:space="preserve">[€ - to be confirmed]</w:t>
-      </w:r>
-    </w:p>
-    <w:p>
-      <w:pPr>
-        <w:pStyle w:val="Heading1"/>
-      </w:pPr>
-      <w:r>
-        <w:t xml:space="preserve">7. Next steps</w:t>
-      </w:r>
-    </w:p>
-    <w:p>
-      <w:pPr>
-        <w:spacing w:after="50"/>
-      </w:pPr>
-      <w:r>
-        <w:rPr>
-          <w:sz w:val="21"/>
-          <w:szCs w:val="21"/>
-        </w:rPr>
-        <w:t xml:space="preserve">To make the sessions work on real material, two steps precede the program:</w:t>
-      </w:r>
-    </w:p>
-    <w:p>
-      <w:pPr>
-        <w:pStyle w:val="ListParagraph"/>
-        <w:numPr>
-          <w:ilvl w:val="0"/>
-          <w:numId w:val="4"/>
-        </w:numPr>
-        <w:spacing w:after="50" w:line="260"/>
+        <w:spacing w:after="50" w:line="260" w:lineRule="auto"/>
       </w:pPr>
       <w:r>
         <w:rPr>
@@ -1213,9 +1162,9 @@
         <w:pStyle w:val="ListParagraph"/>
         <w:numPr>
           <w:ilvl w:val="0"/>
-          <w:numId w:val="4"/>
+          <w:numId w:val="3"/>
         </w:numPr>
-        <w:spacing w:after="50" w:line="260"/>
+        <w:spacing w:after="50" w:line="260" w:lineRule="auto"/>
       </w:pPr>
       <w:r>
         <w:rPr>
@@ -1236,7 +1185,7 @@
     </w:p>
     <w:p>
       <w:pPr>
-        <w:spacing w:after="20" w:before="140"/>
+        <w:spacing w:before="140" w:after="0"/>
       </w:pPr>
       <w:r>
         <w:rPr>
@@ -1244,12 +1193,12 @@
           <w:sz w:val="21"/>
           <w:szCs w:val="21"/>
         </w:rPr>
-        <w:t xml:space="preserve">With best regards,</w:t>
-      </w:r>
-    </w:p>
-    <w:p>
-      <w:pPr>
-        <w:spacing w:after="20"/>
+        <w:t>With best regards,</w:t>
+      </w:r>
+    </w:p>
+    <w:p>
+      <w:pPr>
+        <w:spacing w:before="0" w:after="20"/>
       </w:pPr>
       <w:r>
         <w:rPr>
@@ -1258,58 +1207,36 @@
           <w:sz w:val="21"/>
           <w:szCs w:val="21"/>
         </w:rPr>
-        <w:t xml:space="preserve">Oleksii Orlov</w:t>
-      </w:r>
-    </w:p>
-    <w:p>
-      <w:pPr>
-        <w:spacing w:after="100" w:line="264"/>
-      </w:pPr>
-      <w:r>
-        <w:rPr>
-          <w:color w:val="595959"/>
+        <w:t>Alex</w:t>
+      </w:r>
+      <w:r>
+        <w:rPr>
+          <w:b/>
+          <w:bCs/>
           <w:sz w:val="21"/>
           <w:szCs w:val="21"/>
         </w:rPr>
-        <w:t xml:space="preserve">orlov.alexej@gmail.com  ·  </w:t>
-      </w:r>
-      <w:hyperlink w:history="1" r:id="rIdbpc_p2pru0migwdye-n20">
-        <w:r>
-          <w:rPr>
-            <w:rStyle w:val="Hyperlink"/>
-          </w:rPr>
-          <w:t xml:space="preserve">linkedin.com/in/aorlov</w:t>
-        </w:r>
-      </w:hyperlink>
+        <w:t xml:space="preserve"> Orlov</w:t>
+      </w:r>
     </w:p>
     <w:sectPr>
-      <w:footerReference w:type="default" r:id="rId7"/>
-      <w:pgSz w:w="12240" w:h="15840" w:orient="portrait"/>
+      <w:footerReference w:type="default" r:id="rId8"/>
+      <w:pgSz w:w="12240" w:h="15840"/>
       <w:pgMar w:top="1150" w:right="1440" w:bottom="1150" w:left="1440" w:header="708" w:footer="708" w:gutter="0"/>
-      <w:pgNumType/>
+      <w:cols w:space="720"/>
       <w:docGrid w:linePitch="360"/>
     </w:sectPr>
   </w:body>
 </w:document>
 </file>
 
-<file path=word/comments.xml><?xml version="1.0" encoding="utf-8"?>
-<w:comments xmlns:cx="http://schemas.microsoft.com/office/drawing/2014/chartex" xmlns:cx1="http://schemas.microsoft.com/office/drawing/2015/9/8/chartex" xmlns:cx2="http://schemas.microsoft.com/office/drawing/2015/10/21/chartex" xmlns:cx3="http://schemas.microsoft.com/office/drawing/2016/5/9/chartex" xmlns:cx4="http://schemas.microsoft.com/office/drawing/2016/5/10/chartex" xmlns:cx5="http://schemas.microsoft.com/office/drawing/2016/5/11/chartex" xmlns:cx6="http://schemas.microsoft.com/office/drawing/2016/5/12/chartex" xmlns:cx7="http://schemas.microsoft.com/office/drawing/2016/5/13/chartex" xmlns:cx8="http://schemas.microsoft.com/office/drawing/2016/5/14/chartex" xmlns:mc="http://schemas.openxmlformats.org/markup-compatibility/2006" xmlns:aink="http://schemas.microsoft.com/office/drawing/2016/ink" xmlns:am3d="http://schemas.microsoft.com/office/drawing/2017/model3d" xmlns:o="urn:schemas-microsoft-com:office:office" xmlns:r="http://schemas.openxmlformats.org/officeDocument/2006/relationships" xmlns:m="http://schemas.openxmlformats.org/officeDocument/2006/math" xmlns:v="urn:schemas-microsoft-com:vml" xmlns:wp14="http://schemas.microsoft.com/office/word/2010/wordprocessingDrawing" xmlns:wp="http://schemas.openxmlformats.org/drawingml/2006/wordprocessingDrawing" xmlns:w10="urn:schemas-microsoft-com:office:word" xmlns:w="http://schemas.openxmlformats.org/wordprocessingml/2006/main" xmlns:w14="http://schemas.microsoft.com/office/word/2010/wordml" xmlns:w15="http://schemas.microsoft.com/office/word/2012/wordml" xmlns:w16cex="http://schemas.microsoft.com/office/word/2018/wordml/cex" xmlns:w16cid="http://schemas.microsoft.com/office/word/2016/wordml/cid" xmlns:w16="http://schemas.microsoft.com/office/word/2018/wordml" xmlns:w16sdtdh="http://schemas.microsoft.com/office/word/2020/wordml/sdtdatahash" xmlns:w16se="http://schemas.microsoft.com/office/word/2015/wordml/symex" xmlns:wpg="http://schemas.microsoft.com/office/word/2010/wordprocessingGroup" xmlns:wpi="http://schemas.microsoft.com/office/word/2010/wordprocessingInk" xmlns:wne="http://schemas.microsoft.com/office/word/2006/wordml" xmlns:wps="http://schemas.microsoft.com/office/word/2010/wordprocessingShape"/>
-</file>
-
 <file path=word/endnotes.xml><?xml version="1.0" encoding="utf-8"?>
-<w:endnotes xmlns:wpc="http://schemas.microsoft.com/office/word/2010/wordprocessingCanvas" xmlns:mc="http://schemas.openxmlformats.org/markup-compatibility/2006" xmlns:o="urn:schemas-microsoft-com:office:office" xmlns:r="http://schemas.openxmlformats.org/officeDocument/2006/relationships" xmlns:m="http://schemas.openxmlformats.org/officeDocument/2006/math" xmlns:v="urn:schemas-microsoft-com:vml" xmlns:wp14="http://schemas.microsoft.com/office/word/2010/wordprocessingDrawing" xmlns:wp="http://schemas.openxmlformats.org/drawingml/2006/wordprocessingDrawing" xmlns:w10="urn:schemas-microsoft-com:office:word" xmlns:w="http://schemas.openxmlformats.org/wordprocessingml/2006/main" xmlns:w14="http://schemas.microsoft.com/office/word/2010/wordml" xmlns:w15="http://schemas.microsoft.com/office/word/2012/wordml" xmlns:wpg="http://schemas.microsoft.com/office/word/2010/wordprocessingGroup" xmlns:wpi="http://schemas.microsoft.com/office/word/2010/wordprocessingInk" xmlns:wne="http://schemas.microsoft.com/office/word/2006/wordml" xmlns:wps="http://schemas.microsoft.com/office/word/2010/wordprocessingShape" mc:Ignorable="w14 w15 wp14">
+<w:endnotes xmlns:wpc="http://schemas.microsoft.com/office/word/2010/wordprocessingCanvas" xmlns:cx="http://schemas.microsoft.com/office/drawing/2014/chartex" xmlns:cx1="http://schemas.microsoft.com/office/drawing/2015/9/8/chartex" xmlns:cx2="http://schemas.microsoft.com/office/drawing/2015/10/21/chartex" xmlns:cx3="http://schemas.microsoft.com/office/drawing/2016/5/9/chartex" xmlns:cx4="http://schemas.microsoft.com/office/drawing/2016/5/10/chartex" xmlns:cx5="http://schemas.microsoft.com/office/drawing/2016/5/11/chartex" xmlns:cx6="http://schemas.microsoft.com/office/drawing/2016/5/12/chartex" xmlns:cx7="http://schemas.microsoft.com/office/drawing/2016/5/13/chartex" xmlns:cx8="http://schemas.microsoft.com/office/drawing/2016/5/14/chartex" xmlns:mc="http://schemas.openxmlformats.org/markup-compatibility/2006" xmlns:m="http://schemas.openxmlformats.org/officeDocument/2006/math" xmlns:aink="http://schemas.microsoft.com/office/drawing/2016/ink" xmlns:am3d="http://schemas.microsoft.com/office/drawing/2017/model3d" xmlns:oel="http://schemas.microsoft.com/office/2019/extlst" xmlns:r="http://schemas.openxmlformats.org/officeDocument/2006/relationships" xmlns:wp14="http://schemas.microsoft.com/office/word/2010/wordprocessingDrawing" xmlns:wp="http://schemas.openxmlformats.org/drawingml/2006/wordprocessingDrawing" xmlns:wpg="http://schemas.microsoft.com/office/word/2010/wordprocessingGroup" xmlns:wpi="http://schemas.microsoft.com/office/word/2010/wordprocessingInk" xmlns:wps="http://schemas.microsoft.com/office/word/2010/wordprocessingShape" xmlns:o="urn:schemas-microsoft-com:office:office" xmlns:v="urn:schemas-microsoft-com:vml" xmlns:w10="urn:schemas-microsoft-com:office:word" xmlns:w="http://schemas.openxmlformats.org/wordprocessingml/2006/main" xmlns:w14="http://schemas.microsoft.com/office/word/2010/wordml" xmlns:w15="http://schemas.microsoft.com/office/word/2012/wordml" xmlns:w16cex="http://schemas.microsoft.com/office/word/2018/wordml/cex" xmlns:w16cid="http://schemas.microsoft.com/office/word/2016/wordml/cid" xmlns:w16="http://schemas.microsoft.com/office/word/2018/wordml" xmlns:w16sdtdh="http://schemas.microsoft.com/office/word/2020/wordml/sdtdatahash" xmlns:w16sdtfl="http://schemas.microsoft.com/office/word/2024/wordml/sdtformatlock" xmlns:w16se="http://schemas.microsoft.com/office/word/2015/wordml/symex" xmlns:w16du="http://schemas.microsoft.com/office/word/2023/wordml/word16du" xmlns:wne="http://schemas.microsoft.com/office/word/2006/wordml" mc:Ignorable="w14 w15 w16se w16cid w16 w16cex w16sdtdh w16sdtfl w16du wp14">
   <w:endnote w:type="separator" w:id="-1">
     <w:p>
       <w:pPr>
-        <w:spacing w:after="0" w:line="240" w:lineRule="auto"/>
-      </w:pPr>
-      <w:r>
-        <w:rPr>
-          <w:rStyle w:val="EndnoteReference"/>
-        </w:rPr>
-        <w:endnoteRef/>
-      </w:r>
+        <w:spacing w:before="0" w:after="0" w:line="240" w:lineRule="auto"/>
+      </w:pPr>
       <w:r>
         <w:separator/>
       </w:r>
@@ -1318,14 +1245,8 @@
   <w:endnote w:type="continuationSeparator" w:id="0">
     <w:p>
       <w:pPr>
-        <w:spacing w:after="0" w:line="240" w:lineRule="auto"/>
-      </w:pPr>
-      <w:r>
-        <w:rPr>
-          <w:rStyle w:val="EndnoteReference"/>
-        </w:rPr>
-        <w:endnoteRef/>
-      </w:r>
+        <w:spacing w:before="0" w:after="0" w:line="240" w:lineRule="auto"/>
+      </w:pPr>
       <w:r>
         <w:continuationSeparator/>
       </w:r>
@@ -1335,11 +1256,11 @@
 </file>
 
 <file path=word/footer1.xml><?xml version="1.0" encoding="utf-8"?>
-<w:ftr xmlns:wpc="http://schemas.microsoft.com/office/word/2010/wordprocessingCanvas" xmlns:mc="http://schemas.openxmlformats.org/markup-compatibility/2006" xmlns:o="urn:schemas-microsoft-com:office:office" xmlns:r="http://schemas.openxmlformats.org/officeDocument/2006/relationships" xmlns:m="http://schemas.openxmlformats.org/officeDocument/2006/math" xmlns:v="urn:schemas-microsoft-com:vml" xmlns:wp14="http://schemas.microsoft.com/office/word/2010/wordprocessingDrawing" xmlns:wp="http://schemas.openxmlformats.org/drawingml/2006/wordprocessingDrawing" xmlns:w10="urn:schemas-microsoft-com:office:word" xmlns:w="http://schemas.openxmlformats.org/wordprocessingml/2006/main" xmlns:w14="http://schemas.microsoft.com/office/word/2010/wordml" xmlns:w15="http://schemas.microsoft.com/office/word/2012/wordml" xmlns:wpg="http://schemas.microsoft.com/office/word/2010/wordprocessingGroup" xmlns:wpi="http://schemas.microsoft.com/office/word/2010/wordprocessingInk" xmlns:wne="http://schemas.microsoft.com/office/word/2006/wordml" xmlns:wps="http://schemas.microsoft.com/office/word/2010/wordprocessingShape">
+<w:ftr xmlns:wpc="http://schemas.microsoft.com/office/word/2010/wordprocessingCanvas" xmlns:cx="http://schemas.microsoft.com/office/drawing/2014/chartex" xmlns:cx1="http://schemas.microsoft.com/office/drawing/2015/9/8/chartex" xmlns:cx2="http://schemas.microsoft.com/office/drawing/2015/10/21/chartex" xmlns:cx3="http://schemas.microsoft.com/office/drawing/2016/5/9/chartex" xmlns:cx4="http://schemas.microsoft.com/office/drawing/2016/5/10/chartex" xmlns:cx5="http://schemas.microsoft.com/office/drawing/2016/5/11/chartex" xmlns:cx6="http://schemas.microsoft.com/office/drawing/2016/5/12/chartex" xmlns:cx7="http://schemas.microsoft.com/office/drawing/2016/5/13/chartex" xmlns:cx8="http://schemas.microsoft.com/office/drawing/2016/5/14/chartex" xmlns:mc="http://schemas.openxmlformats.org/markup-compatibility/2006" xmlns:m="http://schemas.openxmlformats.org/officeDocument/2006/math" xmlns:aink="http://schemas.microsoft.com/office/drawing/2016/ink" xmlns:am3d="http://schemas.microsoft.com/office/drawing/2017/model3d" xmlns:oel="http://schemas.microsoft.com/office/2019/extlst" xmlns:r="http://schemas.openxmlformats.org/officeDocument/2006/relationships" xmlns:wp14="http://schemas.microsoft.com/office/word/2010/wordprocessingDrawing" xmlns:wp="http://schemas.openxmlformats.org/drawingml/2006/wordprocessingDrawing" xmlns:wpg="http://schemas.microsoft.com/office/word/2010/wordprocessingGroup" xmlns:wpi="http://schemas.microsoft.com/office/word/2010/wordprocessingInk" xmlns:wps="http://schemas.microsoft.com/office/word/2010/wordprocessingShape" xmlns:o="urn:schemas-microsoft-com:office:office" xmlns:v="urn:schemas-microsoft-com:vml" xmlns:w10="urn:schemas-microsoft-com:office:word" xmlns:w="http://schemas.openxmlformats.org/wordprocessingml/2006/main" xmlns:w14="http://schemas.microsoft.com/office/word/2010/wordml" xmlns:w15="http://schemas.microsoft.com/office/word/2012/wordml" xmlns:w16cex="http://schemas.microsoft.com/office/word/2018/wordml/cex" xmlns:w16cid="http://schemas.microsoft.com/office/word/2016/wordml/cid" xmlns:w16="http://schemas.microsoft.com/office/word/2018/wordml" xmlns:w16sdtdh="http://schemas.microsoft.com/office/word/2020/wordml/sdtdatahash" xmlns:w16sdtfl="http://schemas.microsoft.com/office/word/2024/wordml/sdtformatlock" xmlns:w16se="http://schemas.microsoft.com/office/word/2015/wordml/symex" xmlns:w16du="http://schemas.microsoft.com/office/word/2023/wordml/word16du" xmlns:wne="http://schemas.microsoft.com/office/word/2006/wordml" mc:Ignorable="w14 w15 w16se w16cid w16 w16cex w16sdtdh w16sdtfl w16du wp14">
   <w:p>
     <w:pPr>
       <w:pBdr>
-        <w:top w:val="single" w:color="D9D9D9" w:sz="4" w:space="6"/>
+        <w:top w:val="single" w:sz="4" w:space="6" w:color="D9D9D9"/>
       </w:pBdr>
       <w:tabs>
         <w:tab w:val="right" w:pos="9360"/>
@@ -1351,14 +1272,7 @@
         <w:sz w:val="16"/>
         <w:szCs w:val="16"/>
       </w:rPr>
-      <w:t xml:space="preserve">Oleksii Orlov  ·  Introductory productization program  ·  Commercial proposal</w:t>
-    </w:r>
-    <w:r>
-      <w:rPr>
-        <w:sz w:val="16"/>
-        <w:szCs w:val="16"/>
-      </w:rPr>
-      <w:t xml:space="preserve">	</w:t>
+      <w:t>Alex</w:t>
     </w:r>
     <w:r>
       <w:rPr>
@@ -1366,15 +1280,309 @@
         <w:sz w:val="16"/>
         <w:szCs w:val="16"/>
       </w:rPr>
+      <w:t xml:space="preserve"> </w:t>
+    </w:r>
+    <w:proofErr w:type="gramStart"/>
+    <w:r>
+      <w:rPr>
+        <w:color w:val="7F7F7F"/>
+        <w:sz w:val="16"/>
+        <w:szCs w:val="16"/>
+      </w:rPr>
+      <w:t xml:space="preserve">Orlov  </w:t>
+    </w:r>
+    <w:bookmarkStart w:id="0" w:name="OLE_LINK1"/>
+    <w:r>
+      <w:rPr>
+        <w:color w:val="7F7F7F"/>
+        <w:sz w:val="16"/>
+        <w:szCs w:val="16"/>
+      </w:rPr>
+      <w:t>·</w:t>
+    </w:r>
+    <w:proofErr w:type="gramEnd"/>
+    <w:r>
+      <w:rPr>
+        <w:color w:val="7F7F7F"/>
+        <w:sz w:val="16"/>
+        <w:szCs w:val="16"/>
+      </w:rPr>
+      <w:t xml:space="preserve"> </w:t>
+    </w:r>
+    <w:bookmarkEnd w:id="0"/>
+    <w:r>
+      <w:rPr>
+        <w:color w:val="7F7F7F"/>
+        <w:sz w:val="16"/>
+        <w:szCs w:val="16"/>
+      </w:rPr>
+      <w:t xml:space="preserve"> </w:t>
+    </w:r>
+    <w:r>
+      <w:rPr>
+        <w:color w:val="7F7F7F"/>
+        <w:sz w:val="16"/>
+        <w:szCs w:val="16"/>
+      </w:rPr>
+      <w:t xml:space="preserve">A 6-hour introductory program </w:t>
+    </w:r>
+    <w:r>
+      <w:rPr>
+        <w:sz w:val="16"/>
+        <w:szCs w:val="16"/>
+      </w:rPr>
+      <w:tab/>
+    </w:r>
+    <w:r>
+      <w:rPr>
+        <w:color w:val="7F7F7F"/>
+        <w:sz w:val="16"/>
+        <w:szCs w:val="16"/>
+      </w:rPr>
       <w:t xml:space="preserve">Page </w:t>
+    </w:r>
+    <w:r>
+      <w:rPr>
+        <w:color w:val="7F7F7F"/>
+        <w:sz w:val="16"/>
+        <w:szCs w:val="16"/>
+      </w:rPr>
       <w:fldChar w:fldCharType="begin"/>
-      <w:instrText xml:space="preserve">PAGE</w:instrText>
+    </w:r>
+    <w:r>
+      <w:rPr>
+        <w:color w:val="7F7F7F"/>
+        <w:sz w:val="16"/>
+        <w:szCs w:val="16"/>
+      </w:rPr>
+      <w:instrText>PAGE</w:instrText>
+    </w:r>
+    <w:r>
+      <w:rPr>
+        <w:color w:val="7F7F7F"/>
+        <w:sz w:val="16"/>
+        <w:szCs w:val="16"/>
+      </w:rPr>
       <w:fldChar w:fldCharType="separate"/>
+    </w:r>
+    <w:r>
+      <w:rPr>
+        <w:noProof/>
+        <w:color w:val="7F7F7F"/>
+        <w:sz w:val="16"/>
+        <w:szCs w:val="16"/>
+      </w:rPr>
+      <w:t>1</w:t>
+    </w:r>
+    <w:r>
+      <w:rPr>
+        <w:color w:val="7F7F7F"/>
+        <w:sz w:val="16"/>
+        <w:szCs w:val="16"/>
+      </w:rPr>
       <w:fldChar w:fldCharType="end"/>
+    </w:r>
+    <w:r>
+      <w:rPr>
+        <w:color w:val="7F7F7F"/>
+        <w:sz w:val="16"/>
+        <w:szCs w:val="16"/>
+      </w:rPr>
       <w:t xml:space="preserve"> / </w:t>
+    </w:r>
+    <w:r>
+      <w:rPr>
+        <w:color w:val="7F7F7F"/>
+        <w:sz w:val="16"/>
+        <w:szCs w:val="16"/>
+      </w:rPr>
       <w:fldChar w:fldCharType="begin"/>
-      <w:instrText xml:space="preserve">NUMPAGES</w:instrText>
+    </w:r>
+    <w:r>
+      <w:rPr>
+        <w:color w:val="7F7F7F"/>
+        <w:sz w:val="16"/>
+        <w:szCs w:val="16"/>
+      </w:rPr>
+      <w:instrText>NUMPAGES</w:instrText>
+    </w:r>
+    <w:r>
+      <w:rPr>
+        <w:color w:val="7F7F7F"/>
+        <w:sz w:val="16"/>
+        <w:szCs w:val="16"/>
+      </w:rPr>
       <w:fldChar w:fldCharType="separate"/>
+    </w:r>
+    <w:r>
+      <w:rPr>
+        <w:noProof/>
+        <w:color w:val="7F7F7F"/>
+        <w:sz w:val="16"/>
+        <w:szCs w:val="16"/>
+      </w:rPr>
+      <w:t>2</w:t>
+    </w:r>
+    <w:r>
+      <w:rPr>
+        <w:color w:val="7F7F7F"/>
+        <w:sz w:val="16"/>
+        <w:szCs w:val="16"/>
+      </w:rPr>
+      <w:fldChar w:fldCharType="end"/>
+    </w:r>
+  </w:p>
+</w:ftr>
+</file>
+
+<file path=word/footer2.xml><?xml version="1.0" encoding="utf-8"?>
+<w:ftr xmlns:wpc="http://schemas.microsoft.com/office/word/2010/wordprocessingCanvas" xmlns:cx="http://schemas.microsoft.com/office/drawing/2014/chartex" xmlns:cx1="http://schemas.microsoft.com/office/drawing/2015/9/8/chartex" xmlns:cx2="http://schemas.microsoft.com/office/drawing/2015/10/21/chartex" xmlns:cx3="http://schemas.microsoft.com/office/drawing/2016/5/9/chartex" xmlns:cx4="http://schemas.microsoft.com/office/drawing/2016/5/10/chartex" xmlns:cx5="http://schemas.microsoft.com/office/drawing/2016/5/11/chartex" xmlns:cx6="http://schemas.microsoft.com/office/drawing/2016/5/12/chartex" xmlns:cx7="http://schemas.microsoft.com/office/drawing/2016/5/13/chartex" xmlns:cx8="http://schemas.microsoft.com/office/drawing/2016/5/14/chartex" xmlns:mc="http://schemas.openxmlformats.org/markup-compatibility/2006" xmlns:m="http://schemas.openxmlformats.org/officeDocument/2006/math" xmlns:aink="http://schemas.microsoft.com/office/drawing/2016/ink" xmlns:am3d="http://schemas.microsoft.com/office/drawing/2017/model3d" xmlns:oel="http://schemas.microsoft.com/office/2019/extlst" xmlns:r="http://schemas.openxmlformats.org/officeDocument/2006/relationships" xmlns:wp14="http://schemas.microsoft.com/office/word/2010/wordprocessingDrawing" xmlns:wp="http://schemas.openxmlformats.org/drawingml/2006/wordprocessingDrawing" xmlns:wpg="http://schemas.microsoft.com/office/word/2010/wordprocessingGroup" xmlns:wpi="http://schemas.microsoft.com/office/word/2010/wordprocessingInk" xmlns:wps="http://schemas.microsoft.com/office/word/2010/wordprocessingShape" xmlns:o="urn:schemas-microsoft-com:office:office" xmlns:v="urn:schemas-microsoft-com:vml" xmlns:w10="urn:schemas-microsoft-com:office:word" xmlns:w="http://schemas.openxmlformats.org/wordprocessingml/2006/main" xmlns:w14="http://schemas.microsoft.com/office/word/2010/wordml" xmlns:w15="http://schemas.microsoft.com/office/word/2012/wordml" xmlns:w16cex="http://schemas.microsoft.com/office/word/2018/wordml/cex" xmlns:w16cid="http://schemas.microsoft.com/office/word/2016/wordml/cid" xmlns:w16="http://schemas.microsoft.com/office/word/2018/wordml" xmlns:w16sdtdh="http://schemas.microsoft.com/office/word/2020/wordml/sdtdatahash" xmlns:w16sdtfl="http://schemas.microsoft.com/office/word/2024/wordml/sdtformatlock" xmlns:w16se="http://schemas.microsoft.com/office/word/2015/wordml/symex" xmlns:w16du="http://schemas.microsoft.com/office/word/2023/wordml/word16du" xmlns:wne="http://schemas.microsoft.com/office/word/2006/wordml" mc:Ignorable="w14 w15 w16se w16cid w16 w16cex w16sdtdh w16sdtfl w16du wp14">
+  <w:p>
+    <w:pPr>
+      <w:pBdr>
+        <w:top w:val="single" w:sz="4" w:space="6" w:color="D9D9D9"/>
+      </w:pBdr>
+      <w:tabs>
+        <w:tab w:val="right" w:pos="13680"/>
+      </w:tabs>
+    </w:pPr>
+    <w:r>
+      <w:rPr>
+        <w:color w:val="7F7F7F"/>
+        <w:sz w:val="16"/>
+        <w:szCs w:val="16"/>
+      </w:rPr>
+      <w:t xml:space="preserve">Alex </w:t>
+    </w:r>
+    <w:proofErr w:type="gramStart"/>
+    <w:r>
+      <w:rPr>
+        <w:color w:val="7F7F7F"/>
+        <w:sz w:val="16"/>
+        <w:szCs w:val="16"/>
+      </w:rPr>
+      <w:t>Orlov  ·</w:t>
+    </w:r>
+    <w:proofErr w:type="gramEnd"/>
+    <w:r>
+      <w:rPr>
+        <w:color w:val="7F7F7F"/>
+        <w:sz w:val="16"/>
+        <w:szCs w:val="16"/>
+      </w:rPr>
+      <w:t xml:space="preserve">  </w:t>
+    </w:r>
+    <w:r>
+      <w:rPr>
+        <w:color w:val="7F7F7F"/>
+        <w:sz w:val="16"/>
+        <w:szCs w:val="16"/>
+      </w:rPr>
+      <w:t xml:space="preserve">A bespoke training &amp; transformation program </w:t>
+    </w:r>
+    <w:r>
+      <w:rPr>
+        <w:sz w:val="16"/>
+        <w:szCs w:val="16"/>
+      </w:rPr>
+      <w:tab/>
+    </w:r>
+    <w:r>
+      <w:rPr>
+        <w:color w:val="7F7F7F"/>
+        <w:sz w:val="16"/>
+        <w:szCs w:val="16"/>
+      </w:rPr>
+      <w:t xml:space="preserve">Page </w:t>
+    </w:r>
+    <w:r>
+      <w:rPr>
+        <w:color w:val="7F7F7F"/>
+        <w:sz w:val="16"/>
+        <w:szCs w:val="16"/>
+      </w:rPr>
+      <w:fldChar w:fldCharType="begin"/>
+    </w:r>
+    <w:r>
+      <w:rPr>
+        <w:color w:val="7F7F7F"/>
+        <w:sz w:val="16"/>
+        <w:szCs w:val="16"/>
+      </w:rPr>
+      <w:instrText>PAGE</w:instrText>
+    </w:r>
+    <w:r>
+      <w:rPr>
+        <w:color w:val="7F7F7F"/>
+        <w:sz w:val="16"/>
+        <w:szCs w:val="16"/>
+      </w:rPr>
+      <w:fldChar w:fldCharType="separate"/>
+    </w:r>
+    <w:r>
+      <w:rPr>
+        <w:noProof/>
+        <w:color w:val="7F7F7F"/>
+        <w:sz w:val="16"/>
+        <w:szCs w:val="16"/>
+      </w:rPr>
+      <w:t>4</w:t>
+    </w:r>
+    <w:r>
+      <w:rPr>
+        <w:color w:val="7F7F7F"/>
+        <w:sz w:val="16"/>
+        <w:szCs w:val="16"/>
+      </w:rPr>
+      <w:fldChar w:fldCharType="end"/>
+    </w:r>
+    <w:r>
+      <w:rPr>
+        <w:color w:val="7F7F7F"/>
+        <w:sz w:val="16"/>
+        <w:szCs w:val="16"/>
+      </w:rPr>
+      <w:t xml:space="preserve"> / </w:t>
+    </w:r>
+    <w:r>
+      <w:rPr>
+        <w:color w:val="7F7F7F"/>
+        <w:sz w:val="16"/>
+        <w:szCs w:val="16"/>
+      </w:rPr>
+      <w:fldChar w:fldCharType="begin"/>
+    </w:r>
+    <w:r>
+      <w:rPr>
+        <w:color w:val="7F7F7F"/>
+        <w:sz w:val="16"/>
+        <w:szCs w:val="16"/>
+      </w:rPr>
+      <w:instrText>NUMPAGES</w:instrText>
+    </w:r>
+    <w:r>
+      <w:rPr>
+        <w:color w:val="7F7F7F"/>
+        <w:sz w:val="16"/>
+        <w:szCs w:val="16"/>
+      </w:rPr>
+      <w:fldChar w:fldCharType="separate"/>
+    </w:r>
+    <w:r>
+      <w:rPr>
+        <w:noProof/>
+        <w:color w:val="7F7F7F"/>
+        <w:sz w:val="16"/>
+        <w:szCs w:val="16"/>
+      </w:rPr>
+      <w:t>5</w:t>
+    </w:r>
+    <w:r>
+      <w:rPr>
+        <w:color w:val="7F7F7F"/>
+        <w:sz w:val="16"/>
+        <w:szCs w:val="16"/>
+      </w:rPr>
       <w:fldChar w:fldCharType="end"/>
     </w:r>
   </w:p>
@@ -1382,18 +1590,12 @@
 </file>
 
 <file path=word/footnotes.xml><?xml version="1.0" encoding="utf-8"?>
-<w:footnotes xmlns:wpc="http://schemas.microsoft.com/office/word/2010/wordprocessingCanvas" xmlns:mc="http://schemas.openxmlformats.org/markup-compatibility/2006" xmlns:o="urn:schemas-microsoft-com:office:office" xmlns:r="http://schemas.openxmlformats.org/officeDocument/2006/relationships" xmlns:m="http://schemas.openxmlformats.org/officeDocument/2006/math" xmlns:v="urn:schemas-microsoft-com:vml" xmlns:wp14="http://schemas.microsoft.com/office/word/2010/wordprocessingDrawing" xmlns:wp="http://schemas.openxmlformats.org/drawingml/2006/wordprocessingDrawing" xmlns:w10="urn:schemas-microsoft-com:office:word" xmlns:w="http://schemas.openxmlformats.org/wordprocessingml/2006/main" xmlns:w14="http://schemas.microsoft.com/office/word/2010/wordml" xmlns:w15="http://schemas.microsoft.com/office/word/2012/wordml" xmlns:wpg="http://schemas.microsoft.com/office/word/2010/wordprocessingGroup" xmlns:wpi="http://schemas.microsoft.com/office/word/2010/wordprocessingInk" xmlns:wne="http://schemas.microsoft.com/office/word/2006/wordml" xmlns:wps="http://schemas.microsoft.com/office/word/2010/wordprocessingShape" mc:Ignorable="w14 w15 wp14">
+<w:footnotes xmlns:wpc="http://schemas.microsoft.com/office/word/2010/wordprocessingCanvas" xmlns:cx="http://schemas.microsoft.com/office/drawing/2014/chartex" xmlns:cx1="http://schemas.microsoft.com/office/drawing/2015/9/8/chartex" xmlns:cx2="http://schemas.microsoft.com/office/drawing/2015/10/21/chartex" xmlns:cx3="http://schemas.microsoft.com/office/drawing/2016/5/9/chartex" xmlns:cx4="http://schemas.microsoft.com/office/drawing/2016/5/10/chartex" xmlns:cx5="http://schemas.microsoft.com/office/drawing/2016/5/11/chartex" xmlns:cx6="http://schemas.microsoft.com/office/drawing/2016/5/12/chartex" xmlns:cx7="http://schemas.microsoft.com/office/drawing/2016/5/13/chartex" xmlns:cx8="http://schemas.microsoft.com/office/drawing/2016/5/14/chartex" xmlns:mc="http://schemas.openxmlformats.org/markup-compatibility/2006" xmlns:m="http://schemas.openxmlformats.org/officeDocument/2006/math" xmlns:aink="http://schemas.microsoft.com/office/drawing/2016/ink" xmlns:am3d="http://schemas.microsoft.com/office/drawing/2017/model3d" xmlns:oel="http://schemas.microsoft.com/office/2019/extlst" xmlns:r="http://schemas.openxmlformats.org/officeDocument/2006/relationships" xmlns:wp14="http://schemas.microsoft.com/office/word/2010/wordprocessingDrawing" xmlns:wp="http://schemas.openxmlformats.org/drawingml/2006/wordprocessingDrawing" xmlns:wpg="http://schemas.microsoft.com/office/word/2010/wordprocessingGroup" xmlns:wpi="http://schemas.microsoft.com/office/word/2010/wordprocessingInk" xmlns:wps="http://schemas.microsoft.com/office/word/2010/wordprocessingShape" xmlns:o="urn:schemas-microsoft-com:office:office" xmlns:v="urn:schemas-microsoft-com:vml" xmlns:w10="urn:schemas-microsoft-com:office:word" xmlns:w="http://schemas.openxmlformats.org/wordprocessingml/2006/main" xmlns:w14="http://schemas.microsoft.com/office/word/2010/wordml" xmlns:w15="http://schemas.microsoft.com/office/word/2012/wordml" xmlns:w16cex="http://schemas.microsoft.com/office/word/2018/wordml/cex" xmlns:w16cid="http://schemas.microsoft.com/office/word/2016/wordml/cid" xmlns:w16="http://schemas.microsoft.com/office/word/2018/wordml" xmlns:w16sdtdh="http://schemas.microsoft.com/office/word/2020/wordml/sdtdatahash" xmlns:w16sdtfl="http://schemas.microsoft.com/office/word/2024/wordml/sdtformatlock" xmlns:w16se="http://schemas.microsoft.com/office/word/2015/wordml/symex" xmlns:w16du="http://schemas.microsoft.com/office/word/2023/wordml/word16du" xmlns:wne="http://schemas.microsoft.com/office/word/2006/wordml" mc:Ignorable="w14 w15 w16se w16cid w16 w16cex w16sdtdh w16sdtfl w16du wp14">
   <w:footnote w:type="separator" w:id="-1">
     <w:p>
       <w:pPr>
-        <w:spacing w:after="0" w:line="240" w:lineRule="auto"/>
-      </w:pPr>
-      <w:r>
-        <w:rPr>
-          <w:rStyle w:val="FootnoteReference"/>
-        </w:rPr>
-        <w:footnoteRef/>
-      </w:r>
+        <w:spacing w:before="0" w:after="0" w:line="240" w:lineRule="auto"/>
+      </w:pPr>
       <w:r>
         <w:separator/>
       </w:r>
@@ -1402,14 +1604,8 @@
   <w:footnote w:type="continuationSeparator" w:id="0">
     <w:p>
       <w:pPr>
-        <w:spacing w:after="0" w:line="240" w:lineRule="auto"/>
-      </w:pPr>
-      <w:r>
-        <w:rPr>
-          <w:rStyle w:val="FootnoteReference"/>
-        </w:rPr>
-        <w:footnoteRef/>
-      </w:r>
+        <w:spacing w:before="0" w:after="0" w:line="240" w:lineRule="auto"/>
+      </w:pPr>
       <w:r>
         <w:continuationSeparator/>
       </w:r>
@@ -1419,10 +1615,120 @@
 </file>
 
 <file path=word/numbering.xml><?xml version="1.0" encoding="utf-8"?>
-<w:numbering xmlns:wpc="http://schemas.microsoft.com/office/word/2010/wordprocessingCanvas" xmlns:mc="http://schemas.openxmlformats.org/markup-compatibility/2006" xmlns:o="urn:schemas-microsoft-com:office:office" xmlns:r="http://schemas.openxmlformats.org/officeDocument/2006/relationships" xmlns:m="http://schemas.openxmlformats.org/officeDocument/2006/math" xmlns:v="urn:schemas-microsoft-com:vml" xmlns:wp14="http://schemas.microsoft.com/office/word/2010/wordprocessingDrawing" xmlns:wp="http://schemas.openxmlformats.org/drawingml/2006/wordprocessingDrawing" xmlns:w10="urn:schemas-microsoft-com:office:word" xmlns:w="http://schemas.openxmlformats.org/wordprocessingml/2006/main" xmlns:w14="http://schemas.microsoft.com/office/word/2010/wordml" xmlns:w15="http://schemas.microsoft.com/office/word/2012/wordml" xmlns:wpg="http://schemas.microsoft.com/office/word/2010/wordprocessingGroup" xmlns:wpi="http://schemas.microsoft.com/office/word/2010/wordprocessingInk" xmlns:wne="http://schemas.microsoft.com/office/word/2006/wordml" xmlns:wps="http://schemas.microsoft.com/office/word/2010/wordprocessingShape" mc:Ignorable="w14 w15 wp14">
+<w:numbering xmlns:wpc="http://schemas.microsoft.com/office/word/2010/wordprocessingCanvas" xmlns:cx="http://schemas.microsoft.com/office/drawing/2014/chartex" xmlns:cx1="http://schemas.microsoft.com/office/drawing/2015/9/8/chartex" xmlns:cx2="http://schemas.microsoft.com/office/drawing/2015/10/21/chartex" xmlns:cx3="http://schemas.microsoft.com/office/drawing/2016/5/9/chartex" xmlns:cx4="http://schemas.microsoft.com/office/drawing/2016/5/10/chartex" xmlns:cx5="http://schemas.microsoft.com/office/drawing/2016/5/11/chartex" xmlns:cx6="http://schemas.microsoft.com/office/drawing/2016/5/12/chartex" xmlns:cx7="http://schemas.microsoft.com/office/drawing/2016/5/13/chartex" xmlns:cx8="http://schemas.microsoft.com/office/drawing/2016/5/14/chartex" xmlns:mc="http://schemas.openxmlformats.org/markup-compatibility/2006" xmlns:m="http://schemas.openxmlformats.org/officeDocument/2006/math" xmlns:aink="http://schemas.microsoft.com/office/drawing/2016/ink" xmlns:am3d="http://schemas.microsoft.com/office/drawing/2017/model3d" xmlns:oel="http://schemas.microsoft.com/office/2019/extlst" xmlns:r="http://schemas.openxmlformats.org/officeDocument/2006/relationships" xmlns:wp14="http://schemas.microsoft.com/office/word/2010/wordprocessingDrawing" xmlns:wp="http://schemas.openxmlformats.org/drawingml/2006/wordprocessingDrawing" xmlns:wpg="http://schemas.microsoft.com/office/word/2010/wordprocessingGroup" xmlns:wpi="http://schemas.microsoft.com/office/word/2010/wordprocessingInk" xmlns:wps="http://schemas.microsoft.com/office/word/2010/wordprocessingShape" xmlns:o="urn:schemas-microsoft-com:office:office" xmlns:v="urn:schemas-microsoft-com:vml" xmlns:w10="urn:schemas-microsoft-com:office:word" xmlns:w="http://schemas.openxmlformats.org/wordprocessingml/2006/main" xmlns:w14="http://schemas.microsoft.com/office/word/2010/wordml" xmlns:w15="http://schemas.microsoft.com/office/word/2012/wordml" xmlns:w16cex="http://schemas.microsoft.com/office/word/2018/wordml/cex" xmlns:w16cid="http://schemas.microsoft.com/office/word/2016/wordml/cid" xmlns:w16="http://schemas.microsoft.com/office/word/2018/wordml" xmlns:w16sdtdh="http://schemas.microsoft.com/office/word/2020/wordml/sdtdatahash" xmlns:w16sdtfl="http://schemas.microsoft.com/office/word/2024/wordml/sdtformatlock" xmlns:w16se="http://schemas.microsoft.com/office/word/2015/wordml/symex" xmlns:w16du="http://schemas.microsoft.com/office/word/2023/wordml/word16du" xmlns:wne="http://schemas.microsoft.com/office/word/2006/wordml" mc:Ignorable="w14 w15 w16se w16cid w16 w16cex w16sdtdh w16sdtfl w16du wp14">
+  <w:abstractNum w:abstractNumId="0" w15:restartNumberingAfterBreak="0">
+    <w:nsid w:val="1B293423"/>
+    <w:multiLevelType w:val="hybridMultilevel"/>
+    <w:tmpl w:val="CC8A708C"/>
+    <w:lvl w:ilvl="0" w:tplc="40268308">
+      <w:start w:val="1"/>
+      <w:numFmt w:val="decimal"/>
+      <w:lvlText w:val="%1."/>
+      <w:lvlJc w:val="left"/>
+      <w:pPr>
+        <w:ind w:left="400" w:hanging="230"/>
+      </w:pPr>
+    </w:lvl>
+    <w:lvl w:ilvl="1" w:tplc="3C4EE226">
+      <w:numFmt w:val="decimal"/>
+      <w:lvlText w:val=""/>
+      <w:lvlJc w:val="left"/>
+    </w:lvl>
+    <w:lvl w:ilvl="2" w:tplc="8C9489E4">
+      <w:numFmt w:val="decimal"/>
+      <w:lvlText w:val=""/>
+      <w:lvlJc w:val="left"/>
+    </w:lvl>
+    <w:lvl w:ilvl="3" w:tplc="61D82E5A">
+      <w:numFmt w:val="decimal"/>
+      <w:lvlText w:val=""/>
+      <w:lvlJc w:val="left"/>
+    </w:lvl>
+    <w:lvl w:ilvl="4" w:tplc="7B68B63E">
+      <w:numFmt w:val="decimal"/>
+      <w:lvlText w:val=""/>
+      <w:lvlJc w:val="left"/>
+    </w:lvl>
+    <w:lvl w:ilvl="5" w:tplc="F1981ADA">
+      <w:numFmt w:val="decimal"/>
+      <w:lvlText w:val=""/>
+      <w:lvlJc w:val="left"/>
+    </w:lvl>
+    <w:lvl w:ilvl="6" w:tplc="600E4EDA">
+      <w:numFmt w:val="decimal"/>
+      <w:lvlText w:val=""/>
+      <w:lvlJc w:val="left"/>
+    </w:lvl>
+    <w:lvl w:ilvl="7" w:tplc="7884D452">
+      <w:numFmt w:val="decimal"/>
+      <w:lvlText w:val=""/>
+      <w:lvlJc w:val="left"/>
+    </w:lvl>
+    <w:lvl w:ilvl="8" w:tplc="C55836F4">
+      <w:numFmt w:val="decimal"/>
+      <w:lvlText w:val=""/>
+      <w:lvlJc w:val="left"/>
+    </w:lvl>
+  </w:abstractNum>
   <w:abstractNum w:abstractNumId="1" w15:restartNumberingAfterBreak="0">
+    <w:nsid w:val="32040B85"/>
     <w:multiLevelType w:val="hybridMultilevel"/>
-    <w:lvl w:ilvl="0" w15:tentative="1">
+    <w:tmpl w:val="2C62F48E"/>
+    <w:lvl w:ilvl="0" w:tplc="9F982642">
+      <w:start w:val="1"/>
+      <w:numFmt w:val="bullet"/>
+      <w:lvlText w:val="•"/>
+      <w:lvlJc w:val="left"/>
+      <w:pPr>
+        <w:ind w:left="400" w:hanging="230"/>
+      </w:pPr>
+    </w:lvl>
+    <w:lvl w:ilvl="1" w:tplc="1C345F1C">
+      <w:numFmt w:val="decimal"/>
+      <w:lvlText w:val=""/>
+      <w:lvlJc w:val="left"/>
+    </w:lvl>
+    <w:lvl w:ilvl="2" w:tplc="4CACDE88">
+      <w:numFmt w:val="decimal"/>
+      <w:lvlText w:val=""/>
+      <w:lvlJc w:val="left"/>
+    </w:lvl>
+    <w:lvl w:ilvl="3" w:tplc="AB44C3C4">
+      <w:numFmt w:val="decimal"/>
+      <w:lvlText w:val=""/>
+      <w:lvlJc w:val="left"/>
+    </w:lvl>
+    <w:lvl w:ilvl="4" w:tplc="AC6A0BA8">
+      <w:numFmt w:val="decimal"/>
+      <w:lvlText w:val=""/>
+      <w:lvlJc w:val="left"/>
+    </w:lvl>
+    <w:lvl w:ilvl="5" w:tplc="788C33BE">
+      <w:numFmt w:val="decimal"/>
+      <w:lvlText w:val=""/>
+      <w:lvlJc w:val="left"/>
+    </w:lvl>
+    <w:lvl w:ilvl="6" w:tplc="7F66E054">
+      <w:numFmt w:val="decimal"/>
+      <w:lvlText w:val=""/>
+      <w:lvlJc w:val="left"/>
+    </w:lvl>
+    <w:lvl w:ilvl="7" w:tplc="9E163BAE">
+      <w:numFmt w:val="decimal"/>
+      <w:lvlText w:val=""/>
+      <w:lvlJc w:val="left"/>
+    </w:lvl>
+    <w:lvl w:ilvl="8" w:tplc="DEC84D78">
+      <w:numFmt w:val="decimal"/>
+      <w:lvlText w:val=""/>
+      <w:lvlJc w:val="left"/>
+    </w:lvl>
+  </w:abstractNum>
+  <w:abstractNum w:abstractNumId="2" w15:restartNumberingAfterBreak="0">
+    <w:nsid w:val="48011AE5"/>
+    <w:multiLevelType w:val="hybridMultilevel"/>
+    <w:tmpl w:val="0F023E9C"/>
+    <w:lvl w:ilvl="0" w:tplc="59268A2E">
       <w:start w:val="1"/>
       <w:numFmt w:val="bullet"/>
       <w:lvlText w:val="●"/>
@@ -1431,7 +1737,7 @@
         <w:ind w:left="720" w:hanging="360"/>
       </w:pPr>
     </w:lvl>
-    <w:lvl w:ilvl="1" w15:tentative="1">
+    <w:lvl w:ilvl="1" w:tplc="6D5A7800">
       <w:start w:val="1"/>
       <w:numFmt w:val="bullet"/>
       <w:lvlText w:val="○"/>
@@ -1440,7 +1746,7 @@
         <w:ind w:left="1440" w:hanging="360"/>
       </w:pPr>
     </w:lvl>
-    <w:lvl w:ilvl="2" w15:tentative="1">
+    <w:lvl w:ilvl="2" w:tplc="1B8C3E6A">
       <w:start w:val="1"/>
       <w:numFmt w:val="bullet"/>
       <w:lvlText w:val="■"/>
@@ -1449,7 +1755,7 @@
         <w:ind w:left="2160" w:hanging="360"/>
       </w:pPr>
     </w:lvl>
-    <w:lvl w:ilvl="3" w15:tentative="1">
+    <w:lvl w:ilvl="3" w:tplc="F814B65A">
       <w:start w:val="1"/>
       <w:numFmt w:val="bullet"/>
       <w:lvlText w:val="●"/>
@@ -1458,7 +1764,7 @@
         <w:ind w:left="2880" w:hanging="360"/>
       </w:pPr>
     </w:lvl>
-    <w:lvl w:ilvl="4" w15:tentative="1">
+    <w:lvl w:ilvl="4" w:tplc="4F96AD48">
       <w:start w:val="1"/>
       <w:numFmt w:val="bullet"/>
       <w:lvlText w:val="○"/>
@@ -1467,7 +1773,7 @@
         <w:ind w:left="3600" w:hanging="360"/>
       </w:pPr>
     </w:lvl>
-    <w:lvl w:ilvl="5" w15:tentative="1">
+    <w:lvl w:ilvl="5" w:tplc="280E2DAE">
       <w:start w:val="1"/>
       <w:numFmt w:val="bullet"/>
       <w:lvlText w:val="■"/>
@@ -1476,7 +1782,7 @@
         <w:ind w:left="4320" w:hanging="360"/>
       </w:pPr>
     </w:lvl>
-    <w:lvl w:ilvl="6" w15:tentative="1">
+    <w:lvl w:ilvl="6" w:tplc="B7AA8BC6">
       <w:start w:val="1"/>
       <w:numFmt w:val="bullet"/>
       <w:lvlText w:val="●"/>
@@ -1485,7 +1791,7 @@
         <w:ind w:left="5040" w:hanging="360"/>
       </w:pPr>
     </w:lvl>
-    <w:lvl w:ilvl="7" w15:tentative="1">
+    <w:lvl w:ilvl="7" w:tplc="B09E3186">
       <w:start w:val="1"/>
       <w:numFmt w:val="bullet"/>
       <w:lvlText w:val="●"/>
@@ -1494,7 +1800,7 @@
         <w:ind w:left="5760" w:hanging="360"/>
       </w:pPr>
     </w:lvl>
-    <w:lvl w:ilvl="8" w15:tentative="1">
+    <w:lvl w:ilvl="8" w:tplc="2D86E870">
       <w:start w:val="1"/>
       <w:numFmt w:val="bullet"/>
       <w:lvlText w:val="●"/>
@@ -1504,33 +1810,11 @@
       </w:pPr>
     </w:lvl>
   </w:abstractNum>
-  <w:abstractNum w:abstractNumId="2" w15:restartNumberingAfterBreak="0">
+  <w:abstractNum w:abstractNumId="3" w15:restartNumberingAfterBreak="0">
+    <w:nsid w:val="5FED49C3"/>
     <w:multiLevelType w:val="hybridMultilevel"/>
-    <w:lvl w:ilvl="0" w15:tentative="1">
-      <w:start w:val="1"/>
-      <w:numFmt w:val="bullet"/>
-      <w:lvlText w:val="•"/>
-      <w:lvlJc w:val="left"/>
-      <w:pPr>
-        <w:ind w:left="400" w:hanging="230"/>
-      </w:pPr>
-    </w:lvl>
-  </w:abstractNum>
-  <w:abstractNum w:abstractNumId="3" w15:restartNumberingAfterBreak="0">
-    <w:multiLevelType w:val="hybridMultilevel"/>
-    <w:lvl w:ilvl="0" w15:tentative="1">
-      <w:start w:val="1"/>
-      <w:numFmt w:val="decimal"/>
-      <w:lvlText w:val="%1."/>
-      <w:lvlJc w:val="left"/>
-      <w:pPr>
-        <w:ind w:left="400" w:hanging="230"/>
-      </w:pPr>
-    </w:lvl>
-  </w:abstractNum>
-  <w:abstractNum w:abstractNumId="4" w15:restartNumberingAfterBreak="0">
-    <w:multiLevelType w:val="hybridMultilevel"/>
-    <w:lvl w:ilvl="0" w15:tentative="1">
+    <w:tmpl w:val="0ABE7132"/>
+    <w:lvl w:ilvl="0" w:tplc="1FD69652">
       <w:start w:val="1"/>
       <w:numFmt w:val="bullet"/>
       <w:lvlText w:val="–"/>
@@ -1539,26 +1823,66 @@
         <w:ind w:left="190" w:hanging="130"/>
       </w:pPr>
     </w:lvl>
+    <w:lvl w:ilvl="1" w:tplc="58842CAE">
+      <w:numFmt w:val="decimal"/>
+      <w:lvlText w:val=""/>
+      <w:lvlJc w:val="left"/>
+    </w:lvl>
+    <w:lvl w:ilvl="2" w:tplc="7272F3E6">
+      <w:numFmt w:val="decimal"/>
+      <w:lvlText w:val=""/>
+      <w:lvlJc w:val="left"/>
+    </w:lvl>
+    <w:lvl w:ilvl="3" w:tplc="720CAD3E">
+      <w:numFmt w:val="decimal"/>
+      <w:lvlText w:val=""/>
+      <w:lvlJc w:val="left"/>
+    </w:lvl>
+    <w:lvl w:ilvl="4" w:tplc="B43867AC">
+      <w:numFmt w:val="decimal"/>
+      <w:lvlText w:val=""/>
+      <w:lvlJc w:val="left"/>
+    </w:lvl>
+    <w:lvl w:ilvl="5" w:tplc="B2B08C2C">
+      <w:numFmt w:val="decimal"/>
+      <w:lvlText w:val=""/>
+      <w:lvlJc w:val="left"/>
+    </w:lvl>
+    <w:lvl w:ilvl="6" w:tplc="F9443C42">
+      <w:numFmt w:val="decimal"/>
+      <w:lvlText w:val=""/>
+      <w:lvlJc w:val="left"/>
+    </w:lvl>
+    <w:lvl w:ilvl="7" w:tplc="015A51E0">
+      <w:numFmt w:val="decimal"/>
+      <w:lvlText w:val=""/>
+      <w:lvlJc w:val="left"/>
+    </w:lvl>
+    <w:lvl w:ilvl="8" w:tplc="8EBEA428">
+      <w:numFmt w:val="decimal"/>
+      <w:lvlText w:val=""/>
+      <w:lvlJc w:val="left"/>
+    </w:lvl>
   </w:abstractNum>
-  <w:num w:numId="1">
+  <w:num w:numId="1" w16cid:durableId="2056543408">
+    <w:abstractNumId w:val="2"/>
+    <w:lvlOverride w:ilvl="0">
+      <w:startOverride w:val="1"/>
+    </w:lvlOverride>
+  </w:num>
+  <w:num w:numId="2" w16cid:durableId="754015877">
     <w:abstractNumId w:val="1"/>
     <w:lvlOverride w:ilvl="0">
       <w:startOverride w:val="1"/>
     </w:lvlOverride>
   </w:num>
-  <w:num w:numId="2">
-    <w:abstractNumId w:val="2"/>
+  <w:num w:numId="3" w16cid:durableId="681778712">
+    <w:abstractNumId w:val="0"/>
     <w:lvlOverride w:ilvl="0">
       <w:startOverride w:val="1"/>
     </w:lvlOverride>
   </w:num>
-  <w:num w:numId="3">
-    <w:abstractNumId w:val="4"/>
-    <w:lvlOverride w:ilvl="0">
-      <w:startOverride w:val="1"/>
-    </w:lvlOverride>
-  </w:num>
-  <w:num w:numId="4">
+  <w:num w:numId="4" w16cid:durableId="140007184">
     <w:abstractNumId w:val="3"/>
     <w:lvlOverride w:ilvl="0">
       <w:startOverride w:val="1"/>
@@ -1568,95 +1892,682 @@
 </file>
 
 <file path=word/styles.xml><?xml version="1.0" encoding="utf-8"?>
-<w:styles xmlns:mc="http://schemas.openxmlformats.org/markup-compatibility/2006" xmlns:r="http://schemas.openxmlformats.org/officeDocument/2006/relationships" xmlns:w="http://schemas.openxmlformats.org/wordprocessingml/2006/main" xmlns:w14="http://schemas.microsoft.com/office/word/2010/wordml" xmlns:w15="http://schemas.microsoft.com/office/word/2012/wordml" mc:Ignorable="w14 w15">
+<w:styles xmlns:mc="http://schemas.openxmlformats.org/markup-compatibility/2006" xmlns:r="http://schemas.openxmlformats.org/officeDocument/2006/relationships" xmlns:w="http://schemas.openxmlformats.org/wordprocessingml/2006/main" xmlns:w14="http://schemas.microsoft.com/office/word/2010/wordml" xmlns:w15="http://schemas.microsoft.com/office/word/2012/wordml" xmlns:w16cex="http://schemas.microsoft.com/office/word/2018/wordml/cex" xmlns:w16cid="http://schemas.microsoft.com/office/word/2016/wordml/cid" xmlns:w16="http://schemas.microsoft.com/office/word/2018/wordml" xmlns:w16sdtdh="http://schemas.microsoft.com/office/word/2020/wordml/sdtdatahash" xmlns:w16sdtfl="http://schemas.microsoft.com/office/word/2024/wordml/sdtformatlock" xmlns:w16se="http://schemas.microsoft.com/office/word/2015/wordml/symex" xmlns:w16du="http://schemas.microsoft.com/office/word/2023/wordml/word16du" mc:Ignorable="w14 w15 w16se w16cid w16 w16cex w16sdtdh w16sdtfl w16du">
   <w:docDefaults>
     <w:rPrDefault>
       <w:rPr>
-        <w:rFonts w:ascii="Arial" w:cs="Arial" w:eastAsia="Arial" w:hAnsi="Arial"/>
-        <w:color w:val="222222"/>
-        <w:sz w:val="21"/>
-        <w:szCs w:val="21"/>
+        <w:rFonts w:asciiTheme="minorHAnsi" w:eastAsiaTheme="minorEastAsia" w:hAnsiTheme="minorHAnsi" w:cstheme="minorBidi"/>
+        <w:sz w:val="22"/>
+        <w:szCs w:val="22"/>
+        <w:lang w:val="en-US" w:eastAsia="en-US" w:bidi="ar-SA"/>
       </w:rPr>
     </w:rPrDefault>
-    <w:pPrDefault/>
+    <w:pPrDefault>
+      <w:pPr>
+        <w:spacing w:before="200" w:after="200" w:line="276" w:lineRule="auto"/>
+      </w:pPr>
+    </w:pPrDefault>
   </w:docDefaults>
+  <w:latentStyles w:defLockedState="0" w:defUIPriority="99" w:defSemiHidden="0" w:defUnhideWhenUsed="0" w:defQFormat="0" w:count="376">
+    <w:lsdException w:name="Normal" w:uiPriority="0" w:qFormat="1"/>
+    <w:lsdException w:name="heading 1" w:uiPriority="9" w:qFormat="1"/>
+    <w:lsdException w:name="heading 2" w:semiHidden="1" w:uiPriority="9" w:unhideWhenUsed="1" w:qFormat="1"/>
+    <w:lsdException w:name="heading 3" w:semiHidden="1" w:uiPriority="9" w:unhideWhenUsed="1" w:qFormat="1"/>
+    <w:lsdException w:name="heading 4" w:semiHidden="1" w:uiPriority="9" w:unhideWhenUsed="1" w:qFormat="1"/>
+    <w:lsdException w:name="heading 5" w:semiHidden="1" w:uiPriority="9" w:unhideWhenUsed="1" w:qFormat="1"/>
+    <w:lsdException w:name="heading 6" w:semiHidden="1" w:uiPriority="9" w:unhideWhenUsed="1" w:qFormat="1"/>
+    <w:lsdException w:name="heading 7" w:semiHidden="1" w:uiPriority="9" w:unhideWhenUsed="1" w:qFormat="1"/>
+    <w:lsdException w:name="heading 8" w:semiHidden="1" w:uiPriority="9" w:unhideWhenUsed="1" w:qFormat="1"/>
+    <w:lsdException w:name="heading 9" w:semiHidden="1" w:uiPriority="9" w:unhideWhenUsed="1" w:qFormat="1"/>
+    <w:lsdException w:name="index 1" w:semiHidden="1" w:unhideWhenUsed="1"/>
+    <w:lsdException w:name="index 2" w:semiHidden="1" w:unhideWhenUsed="1"/>
+    <w:lsdException w:name="index 3" w:semiHidden="1" w:unhideWhenUsed="1"/>
+    <w:lsdException w:name="index 4" w:semiHidden="1" w:unhideWhenUsed="1"/>
+    <w:lsdException w:name="index 5" w:semiHidden="1" w:unhideWhenUsed="1"/>
+    <w:lsdException w:name="index 6" w:semiHidden="1" w:unhideWhenUsed="1"/>
+    <w:lsdException w:name="index 7" w:semiHidden="1" w:unhideWhenUsed="1"/>
+    <w:lsdException w:name="index 8" w:semiHidden="1" w:unhideWhenUsed="1"/>
+    <w:lsdException w:name="index 9" w:semiHidden="1" w:unhideWhenUsed="1"/>
+    <w:lsdException w:name="toc 1" w:semiHidden="1" w:uiPriority="39" w:unhideWhenUsed="1"/>
+    <w:lsdException w:name="toc 2" w:semiHidden="1" w:uiPriority="39" w:unhideWhenUsed="1"/>
+    <w:lsdException w:name="toc 3" w:semiHidden="1" w:uiPriority="39" w:unhideWhenUsed="1"/>
+    <w:lsdException w:name="toc 4" w:semiHidden="1" w:uiPriority="39" w:unhideWhenUsed="1"/>
+    <w:lsdException w:name="toc 5" w:semiHidden="1" w:uiPriority="39" w:unhideWhenUsed="1"/>
+    <w:lsdException w:name="toc 6" w:semiHidden="1" w:uiPriority="39" w:unhideWhenUsed="1"/>
+    <w:lsdException w:name="toc 7" w:semiHidden="1" w:uiPriority="39" w:unhideWhenUsed="1"/>
+    <w:lsdException w:name="toc 8" w:semiHidden="1" w:uiPriority="39" w:unhideWhenUsed="1"/>
+    <w:lsdException w:name="toc 9" w:semiHidden="1" w:uiPriority="39" w:unhideWhenUsed="1"/>
+    <w:lsdException w:name="Normal Indent" w:semiHidden="1" w:unhideWhenUsed="1"/>
+    <w:lsdException w:name="footnote text" w:semiHidden="1" w:unhideWhenUsed="1"/>
+    <w:lsdException w:name="annotation text" w:semiHidden="1" w:unhideWhenUsed="1"/>
+    <w:lsdException w:name="header" w:semiHidden="1" w:unhideWhenUsed="1"/>
+    <w:lsdException w:name="footer" w:semiHidden="1" w:unhideWhenUsed="1"/>
+    <w:lsdException w:name="index heading" w:semiHidden="1" w:unhideWhenUsed="1"/>
+    <w:lsdException w:name="caption" w:semiHidden="1" w:uiPriority="35" w:unhideWhenUsed="1" w:qFormat="1"/>
+    <w:lsdException w:name="table of figures" w:semiHidden="1" w:unhideWhenUsed="1"/>
+    <w:lsdException w:name="envelope address" w:semiHidden="1" w:unhideWhenUsed="1"/>
+    <w:lsdException w:name="envelope return" w:semiHidden="1" w:unhideWhenUsed="1"/>
+    <w:lsdException w:name="footnote reference" w:semiHidden="1" w:unhideWhenUsed="1"/>
+    <w:lsdException w:name="annotation reference" w:semiHidden="1" w:unhideWhenUsed="1"/>
+    <w:lsdException w:name="line number" w:semiHidden="1" w:unhideWhenUsed="1"/>
+    <w:lsdException w:name="page number" w:semiHidden="1" w:unhideWhenUsed="1"/>
+    <w:lsdException w:name="endnote reference" w:semiHidden="1" w:unhideWhenUsed="1"/>
+    <w:lsdException w:name="endnote text" w:semiHidden="1" w:unhideWhenUsed="1"/>
+    <w:lsdException w:name="table of authorities" w:semiHidden="1" w:unhideWhenUsed="1"/>
+    <w:lsdException w:name="macro" w:semiHidden="1" w:unhideWhenUsed="1"/>
+    <w:lsdException w:name="toa heading" w:semiHidden="1" w:unhideWhenUsed="1"/>
+    <w:lsdException w:name="List" w:semiHidden="1" w:unhideWhenUsed="1"/>
+    <w:lsdException w:name="List Bullet" w:semiHidden="1" w:unhideWhenUsed="1"/>
+    <w:lsdException w:name="List Number" w:semiHidden="1" w:unhideWhenUsed="1"/>
+    <w:lsdException w:name="List 2" w:semiHidden="1" w:unhideWhenUsed="1"/>
+    <w:lsdException w:name="List 3" w:semiHidden="1" w:unhideWhenUsed="1"/>
+    <w:lsdException w:name="List 4" w:semiHidden="1" w:unhideWhenUsed="1"/>
+    <w:lsdException w:name="List 5" w:semiHidden="1" w:unhideWhenUsed="1"/>
+    <w:lsdException w:name="List Bullet 2" w:semiHidden="1" w:unhideWhenUsed="1"/>
+    <w:lsdException w:name="List Bullet 3" w:semiHidden="1" w:unhideWhenUsed="1"/>
+    <w:lsdException w:name="List Bullet 4" w:semiHidden="1" w:unhideWhenUsed="1"/>
+    <w:lsdException w:name="List Bullet 5" w:semiHidden="1" w:unhideWhenUsed="1"/>
+    <w:lsdException w:name="List Number 2" w:semiHidden="1" w:unhideWhenUsed="1"/>
+    <w:lsdException w:name="List Number 3" w:semiHidden="1" w:unhideWhenUsed="1"/>
+    <w:lsdException w:name="List Number 4" w:semiHidden="1" w:unhideWhenUsed="1"/>
+    <w:lsdException w:name="List Number 5" w:semiHidden="1" w:unhideWhenUsed="1"/>
+    <w:lsdException w:name="Title" w:uiPriority="10" w:qFormat="1"/>
+    <w:lsdException w:name="Closing" w:semiHidden="1" w:unhideWhenUsed="1"/>
+    <w:lsdException w:name="Signature" w:semiHidden="1" w:unhideWhenUsed="1"/>
+    <w:lsdException w:name="Default Paragraph Font" w:semiHidden="1" w:uiPriority="1" w:unhideWhenUsed="1"/>
+    <w:lsdException w:name="Body Text" w:semiHidden="1" w:unhideWhenUsed="1"/>
+    <w:lsdException w:name="Body Text Indent" w:semiHidden="1" w:unhideWhenUsed="1"/>
+    <w:lsdException w:name="List Continue" w:semiHidden="1" w:unhideWhenUsed="1"/>
+    <w:lsdException w:name="List Continue 2" w:semiHidden="1" w:unhideWhenUsed="1"/>
+    <w:lsdException w:name="List Continue 3" w:semiHidden="1" w:unhideWhenUsed="1"/>
+    <w:lsdException w:name="List Continue 4" w:semiHidden="1" w:unhideWhenUsed="1"/>
+    <w:lsdException w:name="List Continue 5" w:semiHidden="1" w:unhideWhenUsed="1"/>
+    <w:lsdException w:name="Message Header" w:semiHidden="1" w:unhideWhenUsed="1"/>
+    <w:lsdException w:name="Subtitle" w:uiPriority="11" w:qFormat="1"/>
+    <w:lsdException w:name="Salutation" w:semiHidden="1" w:unhideWhenUsed="1"/>
+    <w:lsdException w:name="Date" w:semiHidden="1" w:unhideWhenUsed="1"/>
+    <w:lsdException w:name="Body Text First Indent" w:semiHidden="1" w:unhideWhenUsed="1"/>
+    <w:lsdException w:name="Body Text First Indent 2" w:semiHidden="1" w:unhideWhenUsed="1"/>
+    <w:lsdException w:name="Note Heading" w:semiHidden="1" w:unhideWhenUsed="1"/>
+    <w:lsdException w:name="Body Text 2" w:semiHidden="1" w:unhideWhenUsed="1"/>
+    <w:lsdException w:name="Body Text 3" w:semiHidden="1" w:unhideWhenUsed="1"/>
+    <w:lsdException w:name="Body Text Indent 2" w:semiHidden="1" w:unhideWhenUsed="1"/>
+    <w:lsdException w:name="Body Text Indent 3" w:semiHidden="1" w:unhideWhenUsed="1"/>
+    <w:lsdException w:name="Block Text" w:semiHidden="1" w:unhideWhenUsed="1"/>
+    <w:lsdException w:name="Hyperlink" w:semiHidden="1" w:unhideWhenUsed="1"/>
+    <w:lsdException w:name="FollowedHyperlink" w:semiHidden="1" w:unhideWhenUsed="1"/>
+    <w:lsdException w:name="Strong" w:uiPriority="22" w:qFormat="1"/>
+    <w:lsdException w:name="Emphasis" w:uiPriority="20" w:qFormat="1"/>
+    <w:lsdException w:name="Document Map" w:semiHidden="1" w:unhideWhenUsed="1"/>
+    <w:lsdException w:name="Plain Text" w:semiHidden="1" w:unhideWhenUsed="1"/>
+    <w:lsdException w:name="E-mail Signature" w:semiHidden="1" w:unhideWhenUsed="1"/>
+    <w:lsdException w:name="HTML Top of Form" w:semiHidden="1" w:unhideWhenUsed="1"/>
+    <w:lsdException w:name="HTML Bottom of Form" w:semiHidden="1" w:unhideWhenUsed="1"/>
+    <w:lsdException w:name="Normal (Web)" w:semiHidden="1" w:unhideWhenUsed="1"/>
+    <w:lsdException w:name="HTML Acronym" w:semiHidden="1" w:unhideWhenUsed="1"/>
+    <w:lsdException w:name="HTML Address" w:semiHidden="1" w:unhideWhenUsed="1"/>
+    <w:lsdException w:name="HTML Cite" w:semiHidden="1" w:unhideWhenUsed="1"/>
+    <w:lsdException w:name="HTML Code" w:semiHidden="1" w:unhideWhenUsed="1"/>
+    <w:lsdException w:name="HTML Definition" w:semiHidden="1" w:unhideWhenUsed="1"/>
+    <w:lsdException w:name="HTML Keyboard" w:semiHidden="1" w:unhideWhenUsed="1"/>
+    <w:lsdException w:name="HTML Preformatted" w:semiHidden="1" w:unhideWhenUsed="1"/>
+    <w:lsdException w:name="HTML Sample" w:semiHidden="1" w:unhideWhenUsed="1"/>
+    <w:lsdException w:name="HTML Typewriter" w:semiHidden="1" w:unhideWhenUsed="1"/>
+    <w:lsdException w:name="HTML Variable" w:semiHidden="1" w:unhideWhenUsed="1"/>
+    <w:lsdException w:name="Normal Table" w:semiHidden="1" w:unhideWhenUsed="1"/>
+    <w:lsdException w:name="annotation subject" w:semiHidden="1" w:unhideWhenUsed="1"/>
+    <w:lsdException w:name="No List" w:semiHidden="1" w:unhideWhenUsed="1"/>
+    <w:lsdException w:name="Outline List 1" w:semiHidden="1" w:unhideWhenUsed="1"/>
+    <w:lsdException w:name="Outline List 2" w:semiHidden="1" w:unhideWhenUsed="1"/>
+    <w:lsdException w:name="Outline List 3" w:semiHidden="1" w:unhideWhenUsed="1"/>
+    <w:lsdException w:name="Table Simple 1" w:semiHidden="1" w:unhideWhenUsed="1"/>
+    <w:lsdException w:name="Table Simple 2" w:semiHidden="1" w:unhideWhenUsed="1"/>
+    <w:lsdException w:name="Table Simple 3" w:semiHidden="1" w:unhideWhenUsed="1"/>
+    <w:lsdException w:name="Table Classic 1" w:semiHidden="1" w:unhideWhenUsed="1"/>
+    <w:lsdException w:name="Table Classic 2" w:semiHidden="1" w:unhideWhenUsed="1"/>
+    <w:lsdException w:name="Table Classic 3" w:semiHidden="1" w:unhideWhenUsed="1"/>
+    <w:lsdException w:name="Table Classic 4" w:semiHidden="1" w:unhideWhenUsed="1"/>
+    <w:lsdException w:name="Table Colorful 1" w:semiHidden="1" w:unhideWhenUsed="1"/>
+    <w:lsdException w:name="Table Colorful 2" w:semiHidden="1" w:unhideWhenUsed="1"/>
+    <w:lsdException w:name="Table Colorful 3" w:semiHidden="1" w:unhideWhenUsed="1"/>
+    <w:lsdException w:name="Table Columns 1" w:semiHidden="1" w:unhideWhenUsed="1"/>
+    <w:lsdException w:name="Table Columns 2" w:semiHidden="1" w:unhideWhenUsed="1"/>
+    <w:lsdException w:name="Table Columns 3" w:semiHidden="1" w:unhideWhenUsed="1"/>
+    <w:lsdException w:name="Table Columns 4" w:semiHidden="1" w:unhideWhenUsed="1"/>
+    <w:lsdException w:name="Table Columns 5" w:semiHidden="1" w:unhideWhenUsed="1"/>
+    <w:lsdException w:name="Table Grid 1" w:semiHidden="1" w:unhideWhenUsed="1"/>
+    <w:lsdException w:name="Table Grid 2" w:semiHidden="1" w:unhideWhenUsed="1"/>
+    <w:lsdException w:name="Table Grid 3" w:semiHidden="1" w:unhideWhenUsed="1"/>
+    <w:lsdException w:name="Table Grid 4" w:semiHidden="1" w:unhideWhenUsed="1"/>
+    <w:lsdException w:name="Table Grid 5" w:semiHidden="1" w:unhideWhenUsed="1"/>
+    <w:lsdException w:name="Table Grid 6" w:semiHidden="1" w:unhideWhenUsed="1"/>
+    <w:lsdException w:name="Table Grid 7" w:semiHidden="1" w:unhideWhenUsed="1"/>
+    <w:lsdException w:name="Table Grid 8" w:semiHidden="1" w:unhideWhenUsed="1"/>
+    <w:lsdException w:name="Table List 1" w:semiHidden="1" w:unhideWhenUsed="1"/>
+    <w:lsdException w:name="Table List 2" w:semiHidden="1" w:unhideWhenUsed="1"/>
+    <w:lsdException w:name="Table List 3" w:semiHidden="1" w:unhideWhenUsed="1"/>
+    <w:lsdException w:name="Table List 4" w:semiHidden="1" w:unhideWhenUsed="1"/>
+    <w:lsdException w:name="Table List 5" w:semiHidden="1" w:unhideWhenUsed="1"/>
+    <w:lsdException w:name="Table List 6" w:semiHidden="1" w:unhideWhenUsed="1"/>
+    <w:lsdException w:name="Table List 7" w:semiHidden="1" w:unhideWhenUsed="1"/>
+    <w:lsdException w:name="Table List 8" w:semiHidden="1" w:unhideWhenUsed="1"/>
+    <w:lsdException w:name="Table 3D effects 1" w:semiHidden="1" w:unhideWhenUsed="1"/>
+    <w:lsdException w:name="Table 3D effects 2" w:semiHidden="1" w:unhideWhenUsed="1"/>
+    <w:lsdException w:name="Table 3D effects 3" w:semiHidden="1" w:unhideWhenUsed="1"/>
+    <w:lsdException w:name="Table Contemporary" w:semiHidden="1" w:unhideWhenUsed="1"/>
+    <w:lsdException w:name="Table Elegant" w:semiHidden="1" w:unhideWhenUsed="1"/>
+    <w:lsdException w:name="Table Professional" w:semiHidden="1" w:unhideWhenUsed="1"/>
+    <w:lsdException w:name="Table Subtle 1" w:semiHidden="1" w:unhideWhenUsed="1"/>
+    <w:lsdException w:name="Table Subtle 2" w:semiHidden="1" w:unhideWhenUsed="1"/>
+    <w:lsdException w:name="Table Web 1" w:semiHidden="1" w:unhideWhenUsed="1"/>
+    <w:lsdException w:name="Table Web 2" w:semiHidden="1" w:unhideWhenUsed="1"/>
+    <w:lsdException w:name="Table Web 3" w:semiHidden="1" w:unhideWhenUsed="1"/>
+    <w:lsdException w:name="Balloon Text" w:semiHidden="1" w:unhideWhenUsed="1"/>
+    <w:lsdException w:name="Table Grid" w:uiPriority="39"/>
+    <w:lsdException w:name="Table Theme" w:semiHidden="1" w:unhideWhenUsed="1"/>
+    <w:lsdException w:name="Placeholder Text" w:semiHidden="1"/>
+    <w:lsdException w:name="No Spacing" w:uiPriority="1" w:qFormat="1"/>
+    <w:lsdException w:name="Light Shading" w:uiPriority="60"/>
+    <w:lsdException w:name="Light List" w:uiPriority="61"/>
+    <w:lsdException w:name="Light Grid" w:uiPriority="62"/>
+    <w:lsdException w:name="Medium Shading 1" w:uiPriority="63"/>
+    <w:lsdException w:name="Medium Shading 2" w:uiPriority="64"/>
+    <w:lsdException w:name="Medium List 1" w:uiPriority="65"/>
+    <w:lsdException w:name="Medium List 2" w:uiPriority="66"/>
+    <w:lsdException w:name="Medium Grid 1" w:uiPriority="67"/>
+    <w:lsdException w:name="Medium Grid 2" w:uiPriority="68"/>
+    <w:lsdException w:name="Medium Grid 3" w:uiPriority="69"/>
+    <w:lsdException w:name="Dark List" w:uiPriority="70"/>
+    <w:lsdException w:name="Colorful Shading" w:uiPriority="71"/>
+    <w:lsdException w:name="Colorful List" w:uiPriority="72"/>
+    <w:lsdException w:name="Colorful Grid" w:uiPriority="73"/>
+    <w:lsdException w:name="Light Shading Accent 1" w:uiPriority="60"/>
+    <w:lsdException w:name="Light List Accent 1" w:uiPriority="61"/>
+    <w:lsdException w:name="Light Grid Accent 1" w:uiPriority="62"/>
+    <w:lsdException w:name="Medium Shading 1 Accent 1" w:uiPriority="63"/>
+    <w:lsdException w:name="Medium Shading 2 Accent 1" w:uiPriority="64"/>
+    <w:lsdException w:name="Medium List 1 Accent 1" w:uiPriority="65"/>
+    <w:lsdException w:name="Revision" w:semiHidden="1"/>
+    <w:lsdException w:name="List Paragraph" w:uiPriority="34" w:qFormat="1"/>
+    <w:lsdException w:name="Quote" w:uiPriority="29" w:qFormat="1"/>
+    <w:lsdException w:name="Intense Quote" w:uiPriority="30" w:qFormat="1"/>
+    <w:lsdException w:name="Medium List 2 Accent 1" w:uiPriority="66"/>
+    <w:lsdException w:name="Medium Grid 1 Accent 1" w:uiPriority="67"/>
+    <w:lsdException w:name="Medium Grid 2 Accent 1" w:uiPriority="68"/>
+    <w:lsdException w:name="Medium Grid 3 Accent 1" w:uiPriority="69"/>
+    <w:lsdException w:name="Dark List Accent 1" w:uiPriority="70"/>
+    <w:lsdException w:name="Colorful Shading Accent 1" w:uiPriority="71"/>
+    <w:lsdException w:name="Colorful List Accent 1" w:uiPriority="72"/>
+    <w:lsdException w:name="Colorful Grid Accent 1" w:uiPriority="73"/>
+    <w:lsdException w:name="Light Shading Accent 2" w:uiPriority="60"/>
+    <w:lsdException w:name="Light List Accent 2" w:uiPriority="61"/>
+    <w:lsdException w:name="Light Grid Accent 2" w:uiPriority="62"/>
+    <w:lsdException w:name="Medium Shading 1 Accent 2" w:uiPriority="63"/>
+    <w:lsdException w:name="Medium Shading 2 Accent 2" w:uiPriority="64"/>
+    <w:lsdException w:name="Medium List 1 Accent 2" w:uiPriority="65"/>
+    <w:lsdException w:name="Medium List 2 Accent 2" w:uiPriority="66"/>
+    <w:lsdException w:name="Medium Grid 1 Accent 2" w:uiPriority="67"/>
+    <w:lsdException w:name="Medium Grid 2 Accent 2" w:uiPriority="68"/>
+    <w:lsdException w:name="Medium Grid 3 Accent 2" w:uiPriority="69"/>
+    <w:lsdException w:name="Dark List Accent 2" w:uiPriority="70"/>
+    <w:lsdException w:name="Colorful Shading Accent 2" w:uiPriority="71"/>
+    <w:lsdException w:name="Colorful List Accent 2" w:uiPriority="72"/>
+    <w:lsdException w:name="Colorful Grid Accent 2" w:uiPriority="73"/>
+    <w:lsdException w:name="Light Shading Accent 3" w:uiPriority="60"/>
+    <w:lsdException w:name="Light List Accent 3" w:uiPriority="61"/>
+    <w:lsdException w:name="Light Grid Accent 3" w:uiPriority="62"/>
+    <w:lsdException w:name="Medium Shading 1 Accent 3" w:uiPriority="63"/>
+    <w:lsdException w:name="Medium Shading 2 Accent 3" w:uiPriority="64"/>
+    <w:lsdException w:name="Medium List 1 Accent 3" w:uiPriority="65"/>
+    <w:lsdException w:name="Medium List 2 Accent 3" w:uiPriority="66"/>
+    <w:lsdException w:name="Medium Grid 1 Accent 3" w:uiPriority="67"/>
+    <w:lsdException w:name="Medium Grid 2 Accent 3" w:uiPriority="68"/>
+    <w:lsdException w:name="Medium Grid 3 Accent 3" w:uiPriority="69"/>
+    <w:lsdException w:name="Dark List Accent 3" w:uiPriority="70"/>
+    <w:lsdException w:name="Colorful Shading Accent 3" w:uiPriority="71"/>
+    <w:lsdException w:name="Colorful List Accent 3" w:uiPriority="72"/>
+    <w:lsdException w:name="Colorful Grid Accent 3" w:uiPriority="73"/>
+    <w:lsdException w:name="Light Shading Accent 4" w:uiPriority="60"/>
+    <w:lsdException w:name="Light List Accent 4" w:uiPriority="61"/>
+    <w:lsdException w:name="Light Grid Accent 4" w:uiPriority="62"/>
+    <w:lsdException w:name="Medium Shading 1 Accent 4" w:uiPriority="63"/>
+    <w:lsdException w:name="Medium Shading 2 Accent 4" w:uiPriority="64"/>
+    <w:lsdException w:name="Medium List 1 Accent 4" w:uiPriority="65"/>
+    <w:lsdException w:name="Medium List 2 Accent 4" w:uiPriority="66"/>
+    <w:lsdException w:name="Medium Grid 1 Accent 4" w:uiPriority="67"/>
+    <w:lsdException w:name="Medium Grid 2 Accent 4" w:uiPriority="68"/>
+    <w:lsdException w:name="Medium Grid 3 Accent 4" w:uiPriority="69"/>
+    <w:lsdException w:name="Dark List Accent 4" w:uiPriority="70"/>
+    <w:lsdException w:name="Colorful Shading Accent 4" w:uiPriority="71"/>
+    <w:lsdException w:name="Colorful List Accent 4" w:uiPriority="72"/>
+    <w:lsdException w:name="Colorful Grid Accent 4" w:uiPriority="73"/>
+    <w:lsdException w:name="Light Shading Accent 5" w:uiPriority="60"/>
+    <w:lsdException w:name="Light List Accent 5" w:uiPriority="61"/>
+    <w:lsdException w:name="Light Grid Accent 5" w:uiPriority="62"/>
+    <w:lsdException w:name="Medium Shading 1 Accent 5" w:uiPriority="63"/>
+    <w:lsdException w:name="Medium Shading 2 Accent 5" w:uiPriority="64"/>
+    <w:lsdException w:name="Medium List 1 Accent 5" w:uiPriority="65"/>
+    <w:lsdException w:name="Medium List 2 Accent 5" w:uiPriority="66"/>
+    <w:lsdException w:name="Medium Grid 1 Accent 5" w:uiPriority="67"/>
+    <w:lsdException w:name="Medium Grid 2 Accent 5" w:uiPriority="68"/>
+    <w:lsdException w:name="Medium Grid 3 Accent 5" w:uiPriority="69"/>
+    <w:lsdException w:name="Dark List Accent 5" w:uiPriority="70"/>
+    <w:lsdException w:name="Colorful Shading Accent 5" w:uiPriority="71"/>
+    <w:lsdException w:name="Colorful List Accent 5" w:uiPriority="72"/>
+    <w:lsdException w:name="Colorful Grid Accent 5" w:uiPriority="73"/>
+    <w:lsdException w:name="Light Shading Accent 6" w:uiPriority="60"/>
+    <w:lsdException w:name="Light List Accent 6" w:uiPriority="61"/>
+    <w:lsdException w:name="Light Grid Accent 6" w:uiPriority="62"/>
+    <w:lsdException w:name="Medium Shading 1 Accent 6" w:uiPriority="63"/>
+    <w:lsdException w:name="Medium Shading 2 Accent 6" w:uiPriority="64"/>
+    <w:lsdException w:name="Medium List 1 Accent 6" w:uiPriority="65"/>
+    <w:lsdException w:name="Medium List 2 Accent 6" w:uiPriority="66"/>
+    <w:lsdException w:name="Medium Grid 1 Accent 6" w:uiPriority="67"/>
+    <w:lsdException w:name="Medium Grid 2 Accent 6" w:uiPriority="68"/>
+    <w:lsdException w:name="Medium Grid 3 Accent 6" w:uiPriority="69"/>
+    <w:lsdException w:name="Dark List Accent 6" w:uiPriority="70"/>
+    <w:lsdException w:name="Colorful Shading Accent 6" w:uiPriority="71"/>
+    <w:lsdException w:name="Colorful List Accent 6" w:uiPriority="72"/>
+    <w:lsdException w:name="Colorful Grid Accent 6" w:uiPriority="73"/>
+    <w:lsdException w:name="Subtle Emphasis" w:uiPriority="19" w:qFormat="1"/>
+    <w:lsdException w:name="Intense Emphasis" w:uiPriority="21" w:qFormat="1"/>
+    <w:lsdException w:name="Subtle Reference" w:uiPriority="31" w:qFormat="1"/>
+    <w:lsdException w:name="Intense Reference" w:uiPriority="32" w:qFormat="1"/>
+    <w:lsdException w:name="Book Title" w:uiPriority="33" w:qFormat="1"/>
+    <w:lsdException w:name="Bibliography" w:semiHidden="1" w:uiPriority="37" w:unhideWhenUsed="1"/>
+    <w:lsdException w:name="TOC Heading" w:semiHidden="1" w:uiPriority="39" w:unhideWhenUsed="1" w:qFormat="1"/>
+    <w:lsdException w:name="Plain Table 1" w:uiPriority="41"/>
+    <w:lsdException w:name="Plain Table 2" w:uiPriority="42"/>
+    <w:lsdException w:name="Plain Table 3" w:uiPriority="43"/>
+    <w:lsdException w:name="Plain Table 4" w:uiPriority="44"/>
+    <w:lsdException w:name="Plain Table 5" w:uiPriority="45"/>
+    <w:lsdException w:name="Grid Table Light" w:uiPriority="40"/>
+    <w:lsdException w:name="Grid Table 1 Light" w:uiPriority="46"/>
+    <w:lsdException w:name="Grid Table 2" w:uiPriority="47"/>
+    <w:lsdException w:name="Grid Table 3" w:uiPriority="48"/>
+    <w:lsdException w:name="Grid Table 4" w:uiPriority="49"/>
+    <w:lsdException w:name="Grid Table 5 Dark" w:uiPriority="50"/>
+    <w:lsdException w:name="Grid Table 6 Colorful" w:uiPriority="51"/>
+    <w:lsdException w:name="Grid Table 7 Colorful" w:uiPriority="52"/>
+    <w:lsdException w:name="Grid Table 1 Light Accent 1" w:uiPriority="46"/>
+    <w:lsdException w:name="Grid Table 2 Accent 1" w:uiPriority="47"/>
+    <w:lsdException w:name="Grid Table 3 Accent 1" w:uiPriority="48"/>
+    <w:lsdException w:name="Grid Table 4 Accent 1" w:uiPriority="49"/>
+    <w:lsdException w:name="Grid Table 5 Dark Accent 1" w:uiPriority="50"/>
+    <w:lsdException w:name="Grid Table 6 Colorful Accent 1" w:uiPriority="51"/>
+    <w:lsdException w:name="Grid Table 7 Colorful Accent 1" w:uiPriority="52"/>
+    <w:lsdException w:name="Grid Table 1 Light Accent 2" w:uiPriority="46"/>
+    <w:lsdException w:name="Grid Table 2 Accent 2" w:uiPriority="47"/>
+    <w:lsdException w:name="Grid Table 3 Accent 2" w:uiPriority="48"/>
+    <w:lsdException w:name="Grid Table 4 Accent 2" w:uiPriority="49"/>
+    <w:lsdException w:name="Grid Table 5 Dark Accent 2" w:uiPriority="50"/>
+    <w:lsdException w:name="Grid Table 6 Colorful Accent 2" w:uiPriority="51"/>
+    <w:lsdException w:name="Grid Table 7 Colorful Accent 2" w:uiPriority="52"/>
+    <w:lsdException w:name="Grid Table 1 Light Accent 3" w:uiPriority="46"/>
+    <w:lsdException w:name="Grid Table 2 Accent 3" w:uiPriority="47"/>
+    <w:lsdException w:name="Grid Table 3 Accent 3" w:uiPriority="48"/>
+    <w:lsdException w:name="Grid Table 4 Accent 3" w:uiPriority="49"/>
+    <w:lsdException w:name="Grid Table 5 Dark Accent 3" w:uiPriority="50"/>
+    <w:lsdException w:name="Grid Table 6 Colorful Accent 3" w:uiPriority="51"/>
+    <w:lsdException w:name="Grid Table 7 Colorful Accent 3" w:uiPriority="52"/>
+    <w:lsdException w:name="Grid Table 1 Light Accent 4" w:uiPriority="46"/>
+    <w:lsdException w:name="Grid Table 2 Accent 4" w:uiPriority="47"/>
+    <w:lsdException w:name="Grid Table 3 Accent 4" w:uiPriority="48"/>
+    <w:lsdException w:name="Grid Table 4 Accent 4" w:uiPriority="49"/>
+    <w:lsdException w:name="Grid Table 5 Dark Accent 4" w:uiPriority="50"/>
+    <w:lsdException w:name="Grid Table 6 Colorful Accent 4" w:uiPriority="51"/>
+    <w:lsdException w:name="Grid Table 7 Colorful Accent 4" w:uiPriority="52"/>
+    <w:lsdException w:name="Grid Table 1 Light Accent 5" w:uiPriority="46"/>
+    <w:lsdException w:name="Grid Table 2 Accent 5" w:uiPriority="47"/>
+    <w:lsdException w:name="Grid Table 3 Accent 5" w:uiPriority="48"/>
+    <w:lsdException w:name="Grid Table 4 Accent 5" w:uiPriority="49"/>
+    <w:lsdException w:name="Grid Table 5 Dark Accent 5" w:uiPriority="50"/>
+    <w:lsdException w:name="Grid Table 6 Colorful Accent 5" w:uiPriority="51"/>
+    <w:lsdException w:name="Grid Table 7 Colorful Accent 5" w:uiPriority="52"/>
+    <w:lsdException w:name="Grid Table 1 Light Accent 6" w:uiPriority="46"/>
+    <w:lsdException w:name="Grid Table 2 Accent 6" w:uiPriority="47"/>
+    <w:lsdException w:name="Grid Table 3 Accent 6" w:uiPriority="48"/>
+    <w:lsdException w:name="Grid Table 4 Accent 6" w:uiPriority="49"/>
+    <w:lsdException w:name="Grid Table 5 Dark Accent 6" w:uiPriority="50"/>
+    <w:lsdException w:name="Grid Table 6 Colorful Accent 6" w:uiPriority="51"/>
+    <w:lsdException w:name="Grid Table 7 Colorful Accent 6" w:uiPriority="52"/>
+    <w:lsdException w:name="List Table 1 Light" w:uiPriority="46"/>
+    <w:lsdException w:name="List Table 2" w:uiPriority="47"/>
+    <w:lsdException w:name="List Table 3" w:uiPriority="48"/>
+    <w:lsdException w:name="List Table 4" w:uiPriority="49"/>
+    <w:lsdException w:name="List Table 5 Dark" w:uiPriority="50"/>
+    <w:lsdException w:name="List Table 6 Colorful" w:uiPriority="51"/>
+    <w:lsdException w:name="List Table 7 Colorful" w:uiPriority="52"/>
+    <w:lsdException w:name="List Table 1 Light Accent 1" w:uiPriority="46"/>
+    <w:lsdException w:name="List Table 2 Accent 1" w:uiPriority="47"/>
+    <w:lsdException w:name="List Table 3 Accent 1" w:uiPriority="48"/>
+    <w:lsdException w:name="List Table 4 Accent 1" w:uiPriority="49"/>
+    <w:lsdException w:name="List Table 5 Dark Accent 1" w:uiPriority="50"/>
+    <w:lsdException w:name="List Table 6 Colorful Accent 1" w:uiPriority="51"/>
+    <w:lsdException w:name="List Table 7 Colorful Accent 1" w:uiPriority="52"/>
+    <w:lsdException w:name="List Table 1 Light Accent 2" w:uiPriority="46"/>
+    <w:lsdException w:name="List Table 2 Accent 2" w:uiPriority="47"/>
+    <w:lsdException w:name="List Table 3 Accent 2" w:uiPriority="48"/>
+    <w:lsdException w:name="List Table 4 Accent 2" w:uiPriority="49"/>
+    <w:lsdException w:name="List Table 5 Dark Accent 2" w:uiPriority="50"/>
+    <w:lsdException w:name="List Table 6 Colorful Accent 2" w:uiPriority="51"/>
+    <w:lsdException w:name="List Table 7 Colorful Accent 2" w:uiPriority="52"/>
+    <w:lsdException w:name="List Table 1 Light Accent 3" w:uiPriority="46"/>
+    <w:lsdException w:name="List Table 2 Accent 3" w:uiPriority="47"/>
+    <w:lsdException w:name="List Table 3 Accent 3" w:uiPriority="48"/>
+    <w:lsdException w:name="List Table 4 Accent 3" w:uiPriority="49"/>
+    <w:lsdException w:name="List Table 5 Dark Accent 3" w:uiPriority="50"/>
+    <w:lsdException w:name="List Table 6 Colorful Accent 3" w:uiPriority="51"/>
+    <w:lsdException w:name="List Table 7 Colorful Accent 3" w:uiPriority="52"/>
+    <w:lsdException w:name="List Table 1 Light Accent 4" w:uiPriority="46"/>
+    <w:lsdException w:name="List Table 2 Accent 4" w:uiPriority="47"/>
+    <w:lsdException w:name="List Table 3 Accent 4" w:uiPriority="48"/>
+    <w:lsdException w:name="List Table 4 Accent 4" w:uiPriority="49"/>
+    <w:lsdException w:name="List Table 5 Dark Accent 4" w:uiPriority="50"/>
+    <w:lsdException w:name="List Table 6 Colorful Accent 4" w:uiPriority="51"/>
+    <w:lsdException w:name="List Table 7 Colorful Accent 4" w:uiPriority="52"/>
+    <w:lsdException w:name="List Table 1 Light Accent 5" w:uiPriority="46"/>
+    <w:lsdException w:name="List Table 2 Accent 5" w:uiPriority="47"/>
+    <w:lsdException w:name="List Table 3 Accent 5" w:uiPriority="48"/>
+    <w:lsdException w:name="List Table 4 Accent 5" w:uiPriority="49"/>
+    <w:lsdException w:name="List Table 5 Dark Accent 5" w:uiPriority="50"/>
+    <w:lsdException w:name="List Table 6 Colorful Accent 5" w:uiPriority="51"/>
+    <w:lsdException w:name="List Table 7 Colorful Accent 5" w:uiPriority="52"/>
+    <w:lsdException w:name="List Table 1 Light Accent 6" w:uiPriority="46"/>
+    <w:lsdException w:name="List Table 2 Accent 6" w:uiPriority="47"/>
+    <w:lsdException w:name="List Table 3 Accent 6" w:uiPriority="48"/>
+    <w:lsdException w:name="List Table 4 Accent 6" w:uiPriority="49"/>
+    <w:lsdException w:name="List Table 5 Dark Accent 6" w:uiPriority="50"/>
+    <w:lsdException w:name="List Table 6 Colorful Accent 6" w:uiPriority="51"/>
+    <w:lsdException w:name="List Table 7 Colorful Accent 6" w:uiPriority="52"/>
+    <w:lsdException w:name="Mention" w:semiHidden="1" w:unhideWhenUsed="1"/>
+    <w:lsdException w:name="Smart Hyperlink" w:semiHidden="1" w:unhideWhenUsed="1"/>
+    <w:lsdException w:name="Hashtag" w:semiHidden="1" w:unhideWhenUsed="1"/>
+    <w:lsdException w:name="Unresolved Mention" w:semiHidden="1" w:unhideWhenUsed="1"/>
+    <w:lsdException w:name="Smart Link" w:semiHidden="1" w:unhideWhenUsed="1"/>
+  </w:latentStyles>
+  <w:style w:type="paragraph" w:default="1" w:styleId="Normal">
+    <w:name w:val="Normal"/>
+    <w:qFormat/>
+    <w:rsid w:val="009D0B57"/>
+    <w:rPr>
+      <w:sz w:val="20"/>
+      <w:szCs w:val="20"/>
+    </w:rPr>
+  </w:style>
+  <w:style w:type="paragraph" w:styleId="Heading1">
+    <w:name w:val="heading 1"/>
+    <w:basedOn w:val="Normal"/>
+    <w:next w:val="Normal"/>
+    <w:link w:val="Heading1Char"/>
+    <w:uiPriority w:val="9"/>
+    <w:qFormat/>
+    <w:rsid w:val="009D0B57"/>
+    <w:pPr>
+      <w:pBdr>
+        <w:top w:val="single" w:sz="24" w:space="0" w:color="F8B323" w:themeColor="accent1"/>
+        <w:left w:val="single" w:sz="24" w:space="0" w:color="F8B323" w:themeColor="accent1"/>
+        <w:bottom w:val="single" w:sz="24" w:space="0" w:color="F8B323" w:themeColor="accent1"/>
+        <w:right w:val="single" w:sz="24" w:space="0" w:color="F8B323" w:themeColor="accent1"/>
+      </w:pBdr>
+      <w:shd w:val="clear" w:color="auto" w:fill="F8B323" w:themeFill="accent1"/>
+      <w:spacing w:after="0"/>
+      <w:outlineLvl w:val="0"/>
+    </w:pPr>
+    <w:rPr>
+      <w:b/>
+      <w:bCs/>
+      <w:caps/>
+      <w:color w:val="FFFFFF" w:themeColor="background1"/>
+      <w:spacing w:val="15"/>
+      <w:sz w:val="22"/>
+      <w:szCs w:val="22"/>
+    </w:rPr>
+  </w:style>
+  <w:style w:type="paragraph" w:styleId="Heading2">
+    <w:name w:val="heading 2"/>
+    <w:basedOn w:val="Normal"/>
+    <w:next w:val="Normal"/>
+    <w:link w:val="Heading2Char"/>
+    <w:uiPriority w:val="9"/>
+    <w:semiHidden/>
+    <w:unhideWhenUsed/>
+    <w:qFormat/>
+    <w:rsid w:val="009D0B57"/>
+    <w:pPr>
+      <w:pBdr>
+        <w:top w:val="single" w:sz="24" w:space="0" w:color="FDEFD2" w:themeColor="accent1" w:themeTint="33"/>
+        <w:left w:val="single" w:sz="24" w:space="0" w:color="FDEFD2" w:themeColor="accent1" w:themeTint="33"/>
+        <w:bottom w:val="single" w:sz="24" w:space="0" w:color="FDEFD2" w:themeColor="accent1" w:themeTint="33"/>
+        <w:right w:val="single" w:sz="24" w:space="0" w:color="FDEFD2" w:themeColor="accent1" w:themeTint="33"/>
+      </w:pBdr>
+      <w:shd w:val="clear" w:color="auto" w:fill="FDEFD2" w:themeFill="accent1" w:themeFillTint="33"/>
+      <w:spacing w:after="0"/>
+      <w:outlineLvl w:val="1"/>
+    </w:pPr>
+    <w:rPr>
+      <w:caps/>
+      <w:spacing w:val="15"/>
+      <w:sz w:val="22"/>
+      <w:szCs w:val="22"/>
+    </w:rPr>
+  </w:style>
+  <w:style w:type="paragraph" w:styleId="Heading3">
+    <w:name w:val="heading 3"/>
+    <w:basedOn w:val="Normal"/>
+    <w:next w:val="Normal"/>
+    <w:link w:val="Heading3Char"/>
+    <w:uiPriority w:val="9"/>
+    <w:semiHidden/>
+    <w:unhideWhenUsed/>
+    <w:qFormat/>
+    <w:rsid w:val="009D0B57"/>
+    <w:pPr>
+      <w:pBdr>
+        <w:top w:val="single" w:sz="6" w:space="2" w:color="F8B323" w:themeColor="accent1"/>
+        <w:left w:val="single" w:sz="6" w:space="2" w:color="F8B323" w:themeColor="accent1"/>
+      </w:pBdr>
+      <w:spacing w:before="300" w:after="0"/>
+      <w:outlineLvl w:val="2"/>
+    </w:pPr>
+    <w:rPr>
+      <w:caps/>
+      <w:color w:val="885D04" w:themeColor="accent1" w:themeShade="7F"/>
+      <w:spacing w:val="15"/>
+      <w:sz w:val="22"/>
+      <w:szCs w:val="22"/>
+    </w:rPr>
+  </w:style>
+  <w:style w:type="paragraph" w:styleId="Heading4">
+    <w:name w:val="heading 4"/>
+    <w:basedOn w:val="Normal"/>
+    <w:next w:val="Normal"/>
+    <w:link w:val="Heading4Char"/>
+    <w:uiPriority w:val="9"/>
+    <w:semiHidden/>
+    <w:unhideWhenUsed/>
+    <w:qFormat/>
+    <w:rsid w:val="009D0B57"/>
+    <w:pPr>
+      <w:pBdr>
+        <w:top w:val="dotted" w:sz="6" w:space="2" w:color="F8B323" w:themeColor="accent1"/>
+        <w:left w:val="dotted" w:sz="6" w:space="2" w:color="F8B323" w:themeColor="accent1"/>
+      </w:pBdr>
+      <w:spacing w:before="300" w:after="0"/>
+      <w:outlineLvl w:val="3"/>
+    </w:pPr>
+    <w:rPr>
+      <w:caps/>
+      <w:color w:val="CD8C06" w:themeColor="accent1" w:themeShade="BF"/>
+      <w:spacing w:val="10"/>
+      <w:sz w:val="22"/>
+      <w:szCs w:val="22"/>
+    </w:rPr>
+  </w:style>
+  <w:style w:type="paragraph" w:styleId="Heading5">
+    <w:name w:val="heading 5"/>
+    <w:basedOn w:val="Normal"/>
+    <w:next w:val="Normal"/>
+    <w:link w:val="Heading5Char"/>
+    <w:uiPriority w:val="9"/>
+    <w:semiHidden/>
+    <w:unhideWhenUsed/>
+    <w:qFormat/>
+    <w:rsid w:val="009D0B57"/>
+    <w:pPr>
+      <w:pBdr>
+        <w:bottom w:val="single" w:sz="6" w:space="1" w:color="F8B323" w:themeColor="accent1"/>
+      </w:pBdr>
+      <w:spacing w:before="300" w:after="0"/>
+      <w:outlineLvl w:val="4"/>
+    </w:pPr>
+    <w:rPr>
+      <w:caps/>
+      <w:color w:val="CD8C06" w:themeColor="accent1" w:themeShade="BF"/>
+      <w:spacing w:val="10"/>
+      <w:sz w:val="22"/>
+      <w:szCs w:val="22"/>
+    </w:rPr>
+  </w:style>
+  <w:style w:type="paragraph" w:styleId="Heading6">
+    <w:name w:val="heading 6"/>
+    <w:basedOn w:val="Normal"/>
+    <w:next w:val="Normal"/>
+    <w:link w:val="Heading6Char"/>
+    <w:uiPriority w:val="9"/>
+    <w:semiHidden/>
+    <w:unhideWhenUsed/>
+    <w:qFormat/>
+    <w:rsid w:val="009D0B57"/>
+    <w:pPr>
+      <w:pBdr>
+        <w:bottom w:val="dotted" w:sz="6" w:space="1" w:color="F8B323" w:themeColor="accent1"/>
+      </w:pBdr>
+      <w:spacing w:before="300" w:after="0"/>
+      <w:outlineLvl w:val="5"/>
+    </w:pPr>
+    <w:rPr>
+      <w:caps/>
+      <w:color w:val="CD8C06" w:themeColor="accent1" w:themeShade="BF"/>
+      <w:spacing w:val="10"/>
+      <w:sz w:val="22"/>
+      <w:szCs w:val="22"/>
+    </w:rPr>
+  </w:style>
+  <w:style w:type="paragraph" w:styleId="Heading7">
+    <w:name w:val="heading 7"/>
+    <w:basedOn w:val="Normal"/>
+    <w:next w:val="Normal"/>
+    <w:link w:val="Heading7Char"/>
+    <w:uiPriority w:val="9"/>
+    <w:semiHidden/>
+    <w:unhideWhenUsed/>
+    <w:qFormat/>
+    <w:rsid w:val="009D0B57"/>
+    <w:pPr>
+      <w:spacing w:before="300" w:after="0"/>
+      <w:outlineLvl w:val="6"/>
+    </w:pPr>
+    <w:rPr>
+      <w:caps/>
+      <w:color w:val="CD8C06" w:themeColor="accent1" w:themeShade="BF"/>
+      <w:spacing w:val="10"/>
+      <w:sz w:val="22"/>
+      <w:szCs w:val="22"/>
+    </w:rPr>
+  </w:style>
+  <w:style w:type="paragraph" w:styleId="Heading8">
+    <w:name w:val="heading 8"/>
+    <w:basedOn w:val="Normal"/>
+    <w:next w:val="Normal"/>
+    <w:link w:val="Heading8Char"/>
+    <w:uiPriority w:val="9"/>
+    <w:semiHidden/>
+    <w:unhideWhenUsed/>
+    <w:qFormat/>
+    <w:rsid w:val="009D0B57"/>
+    <w:pPr>
+      <w:spacing w:before="300" w:after="0"/>
+      <w:outlineLvl w:val="7"/>
+    </w:pPr>
+    <w:rPr>
+      <w:caps/>
+      <w:spacing w:val="10"/>
+      <w:sz w:val="18"/>
+      <w:szCs w:val="18"/>
+    </w:rPr>
+  </w:style>
+  <w:style w:type="paragraph" w:styleId="Heading9">
+    <w:name w:val="heading 9"/>
+    <w:basedOn w:val="Normal"/>
+    <w:next w:val="Normal"/>
+    <w:link w:val="Heading9Char"/>
+    <w:uiPriority w:val="9"/>
+    <w:semiHidden/>
+    <w:unhideWhenUsed/>
+    <w:qFormat/>
+    <w:rsid w:val="009D0B57"/>
+    <w:pPr>
+      <w:spacing w:before="300" w:after="0"/>
+      <w:outlineLvl w:val="8"/>
+    </w:pPr>
+    <w:rPr>
+      <w:i/>
+      <w:caps/>
+      <w:spacing w:val="10"/>
+      <w:sz w:val="18"/>
+      <w:szCs w:val="18"/>
+    </w:rPr>
+  </w:style>
+  <w:style w:type="character" w:default="1" w:styleId="DefaultParagraphFont">
+    <w:name w:val="Default Paragraph Font"/>
+    <w:uiPriority w:val="1"/>
+    <w:semiHidden/>
+    <w:unhideWhenUsed/>
+  </w:style>
+  <w:style w:type="table" w:default="1" w:styleId="TableNormal">
+    <w:name w:val="Normal Table"/>
+    <w:uiPriority w:val="99"/>
+    <w:semiHidden/>
+    <w:unhideWhenUsed/>
+    <w:tblPr>
+      <w:tblInd w:w="0" w:type="dxa"/>
+      <w:tblCellMar>
+        <w:top w:w="0" w:type="dxa"/>
+        <w:left w:w="108" w:type="dxa"/>
+        <w:bottom w:w="0" w:type="dxa"/>
+        <w:right w:w="108" w:type="dxa"/>
+      </w:tblCellMar>
+    </w:tblPr>
+  </w:style>
+  <w:style w:type="numbering" w:default="1" w:styleId="NoList">
+    <w:name w:val="No List"/>
+    <w:uiPriority w:val="99"/>
+    <w:semiHidden/>
+    <w:unhideWhenUsed/>
+  </w:style>
   <w:style w:type="paragraph" w:styleId="Title">
     <w:name w:val="Title"/>
     <w:basedOn w:val="Normal"/>
     <w:next w:val="Normal"/>
+    <w:link w:val="TitleChar"/>
+    <w:uiPriority w:val="10"/>
     <w:qFormat/>
-    <w:rPr>
-      <w:sz w:val="56"/>
-      <w:szCs w:val="56"/>
-    </w:rPr>
-  </w:style>
-  <w:style w:type="paragraph" w:styleId="Heading1">
-    <w:name w:val="Heading 1"/>
-    <w:basedOn w:val="Normal"/>
-    <w:next w:val="Normal"/>
-    <w:qFormat/>
-    <w:rPr>
-      <w:color w:val="2E74B5"/>
-      <w:sz w:val="32"/>
-      <w:szCs w:val="32"/>
-    </w:rPr>
-  </w:style>
-  <w:style w:type="paragraph" w:styleId="Heading2">
-    <w:name w:val="Heading 2"/>
-    <w:basedOn w:val="Normal"/>
-    <w:next w:val="Normal"/>
-    <w:qFormat/>
-    <w:rPr>
-      <w:color w:val="2E74B5"/>
-      <w:sz w:val="26"/>
-      <w:szCs w:val="26"/>
-    </w:rPr>
-  </w:style>
-  <w:style w:type="paragraph" w:styleId="Heading3">
-    <w:name w:val="Heading 3"/>
-    <w:basedOn w:val="Normal"/>
-    <w:next w:val="Normal"/>
-    <w:qFormat/>
-    <w:rPr>
-      <w:color w:val="1F4D78"/>
-      <w:sz w:val="24"/>
-      <w:szCs w:val="24"/>
-    </w:rPr>
-  </w:style>
-  <w:style w:type="paragraph" w:styleId="Heading4">
-    <w:name w:val="Heading 4"/>
-    <w:basedOn w:val="Normal"/>
-    <w:next w:val="Normal"/>
-    <w:qFormat/>
-    <w:rPr>
-      <w:i/>
-      <w:iCs/>
-      <w:color w:val="2E74B5"/>
-    </w:rPr>
-  </w:style>
-  <w:style w:type="paragraph" w:styleId="Heading5">
-    <w:name w:val="Heading 5"/>
-    <w:basedOn w:val="Normal"/>
-    <w:next w:val="Normal"/>
-    <w:qFormat/>
-    <w:rPr>
-      <w:color w:val="2E74B5"/>
-    </w:rPr>
-  </w:style>
-  <w:style w:type="paragraph" w:styleId="Heading6">
-    <w:name w:val="Heading 6"/>
-    <w:basedOn w:val="Normal"/>
-    <w:next w:val="Normal"/>
-    <w:qFormat/>
-    <w:rPr>
-      <w:color w:val="1F4D78"/>
-    </w:rPr>
-  </w:style>
-  <w:style w:type="paragraph" w:styleId="Strong">
-    <w:name w:val="Strong"/>
-    <w:basedOn w:val="Normal"/>
-    <w:next w:val="Normal"/>
-    <w:qFormat/>
+    <w:rsid w:val="009D0B57"/>
+    <w:pPr>
+      <w:spacing w:before="720"/>
+    </w:pPr>
+    <w:rPr>
+      <w:caps/>
+      <w:color w:val="F8B323" w:themeColor="accent1"/>
+      <w:spacing w:val="10"/>
+      <w:kern w:val="28"/>
+      <w:sz w:val="52"/>
+      <w:szCs w:val="52"/>
+    </w:rPr>
+  </w:style>
+  <w:style w:type="paragraph" w:customStyle="1" w:styleId="Strong1">
+    <w:name w:val="Strong1"/>
     <w:rPr>
       <w:b/>
       <w:bCs/>
@@ -1665,11 +2576,16 @@
   <w:style w:type="paragraph" w:styleId="ListParagraph">
     <w:name w:val="List Paragraph"/>
     <w:basedOn w:val="Normal"/>
+    <w:uiPriority w:val="34"/>
     <w:qFormat/>
+    <w:rsid w:val="009D0B57"/>
+    <w:pPr>
+      <w:ind w:left="720"/>
+      <w:contextualSpacing/>
+    </w:pPr>
   </w:style>
   <w:style w:type="character" w:styleId="Hyperlink">
     <w:name w:val="Hyperlink"/>
-    <w:basedOn w:val="DefaultParagraphFont"/>
     <w:uiPriority w:val="99"/>
     <w:unhideWhenUsed/>
     <w:rPr>
@@ -1679,7 +2595,6 @@
   </w:style>
   <w:style w:type="character" w:styleId="FootnoteReference">
     <w:name w:val="footnote reference"/>
-    <w:basedOn w:val="DefaultParagraphFont"/>
     <w:uiPriority w:val="99"/>
     <w:semiHidden/>
     <w:unhideWhenUsed/>
@@ -1689,7 +2604,6 @@
   </w:style>
   <w:style w:type="paragraph" w:styleId="FootnoteText">
     <w:name w:val="footnote text"/>
-    <w:basedOn w:val="Normal"/>
     <w:link w:val="FootnoteTextChar"/>
     <w:uiPriority w:val="99"/>
     <w:semiHidden/>
@@ -1702,9 +2616,8 @@
       <w:szCs w:val="20"/>
     </w:rPr>
   </w:style>
-  <w:style w:type="character" w:styleId="FootnoteTextChar">
+  <w:style w:type="character" w:customStyle="1" w:styleId="FootnoteTextChar">
     <w:name w:val="Footnote Text Char"/>
-    <w:basedOn w:val="DefaultParagraphFont"/>
     <w:link w:val="FootnoteText"/>
     <w:uiPriority w:val="99"/>
     <w:semiHidden/>
@@ -1716,7 +2629,6 @@
   </w:style>
   <w:style w:type="character" w:styleId="EndnoteReference">
     <w:name w:val="endnote reference"/>
-    <w:basedOn w:val="DefaultParagraphFont"/>
     <w:uiPriority w:val="99"/>
     <w:semiHidden/>
     <w:unhideWhenUsed/>
@@ -1726,7 +2638,6 @@
   </w:style>
   <w:style w:type="paragraph" w:styleId="EndnoteText">
     <w:name w:val="endnote text"/>
-    <w:basedOn w:val="Normal"/>
     <w:link w:val="EndnoteTextChar"/>
     <w:uiPriority w:val="99"/>
     <w:semiHidden/>
@@ -1739,9 +2650,8 @@
       <w:szCs w:val="20"/>
     </w:rPr>
   </w:style>
-  <w:style w:type="character" w:styleId="EndnoteTextChar">
+  <w:style w:type="character" w:customStyle="1" w:styleId="EndnoteTextChar">
     <w:name w:val="Endnote Text Char"/>
-    <w:basedOn w:val="DefaultParagraphFont"/>
     <w:link w:val="EndnoteText"/>
     <w:uiPriority w:val="99"/>
     <w:semiHidden/>
@@ -1751,43 +2661,1135 @@
       <w:szCs w:val="20"/>
     </w:rPr>
   </w:style>
-  <w:style w:type="paragraph" w:styleId="Title">
-    <w:name w:val="Title"/>
+  <w:style w:type="character" w:customStyle="1" w:styleId="Heading1Char">
+    <w:name w:val="Heading 1 Char"/>
+    <w:basedOn w:val="DefaultParagraphFont"/>
+    <w:link w:val="Heading1"/>
+    <w:uiPriority w:val="9"/>
+    <w:rsid w:val="009D0B57"/>
+    <w:rPr>
+      <w:b/>
+      <w:bCs/>
+      <w:caps/>
+      <w:color w:val="FFFFFF" w:themeColor="background1"/>
+      <w:spacing w:val="15"/>
+      <w:shd w:val="clear" w:color="auto" w:fill="F8B323" w:themeFill="accent1"/>
+    </w:rPr>
+  </w:style>
+  <w:style w:type="character" w:customStyle="1" w:styleId="Heading2Char">
+    <w:name w:val="Heading 2 Char"/>
+    <w:basedOn w:val="DefaultParagraphFont"/>
+    <w:link w:val="Heading2"/>
+    <w:uiPriority w:val="9"/>
+    <w:semiHidden/>
+    <w:rsid w:val="009D0B57"/>
+    <w:rPr>
+      <w:caps/>
+      <w:spacing w:val="15"/>
+      <w:shd w:val="clear" w:color="auto" w:fill="FDEFD2" w:themeFill="accent1" w:themeFillTint="33"/>
+    </w:rPr>
+  </w:style>
+  <w:style w:type="character" w:customStyle="1" w:styleId="Heading3Char">
+    <w:name w:val="Heading 3 Char"/>
+    <w:basedOn w:val="DefaultParagraphFont"/>
+    <w:link w:val="Heading3"/>
+    <w:uiPriority w:val="9"/>
+    <w:semiHidden/>
+    <w:rsid w:val="009D0B57"/>
+    <w:rPr>
+      <w:caps/>
+      <w:color w:val="885D04" w:themeColor="accent1" w:themeShade="7F"/>
+      <w:spacing w:val="15"/>
+    </w:rPr>
+  </w:style>
+  <w:style w:type="character" w:customStyle="1" w:styleId="Heading4Char">
+    <w:name w:val="Heading 4 Char"/>
+    <w:basedOn w:val="DefaultParagraphFont"/>
+    <w:link w:val="Heading4"/>
+    <w:uiPriority w:val="9"/>
+    <w:semiHidden/>
+    <w:rsid w:val="009D0B57"/>
+    <w:rPr>
+      <w:caps/>
+      <w:color w:val="CD8C06" w:themeColor="accent1" w:themeShade="BF"/>
+      <w:spacing w:val="10"/>
+    </w:rPr>
+  </w:style>
+  <w:style w:type="character" w:customStyle="1" w:styleId="Heading5Char">
+    <w:name w:val="Heading 5 Char"/>
+    <w:basedOn w:val="DefaultParagraphFont"/>
+    <w:link w:val="Heading5"/>
+    <w:uiPriority w:val="9"/>
+    <w:semiHidden/>
+    <w:rsid w:val="009D0B57"/>
+    <w:rPr>
+      <w:caps/>
+      <w:color w:val="CD8C06" w:themeColor="accent1" w:themeShade="BF"/>
+      <w:spacing w:val="10"/>
+    </w:rPr>
+  </w:style>
+  <w:style w:type="character" w:customStyle="1" w:styleId="Heading6Char">
+    <w:name w:val="Heading 6 Char"/>
+    <w:basedOn w:val="DefaultParagraphFont"/>
+    <w:link w:val="Heading6"/>
+    <w:uiPriority w:val="9"/>
+    <w:semiHidden/>
+    <w:rsid w:val="009D0B57"/>
+    <w:rPr>
+      <w:caps/>
+      <w:color w:val="CD8C06" w:themeColor="accent1" w:themeShade="BF"/>
+      <w:spacing w:val="10"/>
+    </w:rPr>
+  </w:style>
+  <w:style w:type="character" w:customStyle="1" w:styleId="Heading7Char">
+    <w:name w:val="Heading 7 Char"/>
+    <w:basedOn w:val="DefaultParagraphFont"/>
+    <w:link w:val="Heading7"/>
+    <w:uiPriority w:val="9"/>
+    <w:semiHidden/>
+    <w:rsid w:val="009D0B57"/>
+    <w:rPr>
+      <w:caps/>
+      <w:color w:val="CD8C06" w:themeColor="accent1" w:themeShade="BF"/>
+      <w:spacing w:val="10"/>
+    </w:rPr>
+  </w:style>
+  <w:style w:type="character" w:customStyle="1" w:styleId="Heading8Char">
+    <w:name w:val="Heading 8 Char"/>
+    <w:basedOn w:val="DefaultParagraphFont"/>
+    <w:link w:val="Heading8"/>
+    <w:uiPriority w:val="9"/>
+    <w:semiHidden/>
+    <w:rsid w:val="009D0B57"/>
+    <w:rPr>
+      <w:caps/>
+      <w:spacing w:val="10"/>
+      <w:sz w:val="18"/>
+      <w:szCs w:val="18"/>
+    </w:rPr>
+  </w:style>
+  <w:style w:type="character" w:customStyle="1" w:styleId="Heading9Char">
+    <w:name w:val="Heading 9 Char"/>
+    <w:basedOn w:val="DefaultParagraphFont"/>
+    <w:link w:val="Heading9"/>
+    <w:uiPriority w:val="9"/>
+    <w:semiHidden/>
+    <w:rsid w:val="009D0B57"/>
+    <w:rPr>
+      <w:i/>
+      <w:caps/>
+      <w:spacing w:val="10"/>
+      <w:sz w:val="18"/>
+      <w:szCs w:val="18"/>
+    </w:rPr>
+  </w:style>
+  <w:style w:type="paragraph" w:styleId="Caption">
+    <w:name w:val="caption"/>
     <w:basedOn w:val="Normal"/>
     <w:next w:val="Normal"/>
+    <w:uiPriority w:val="35"/>
+    <w:semiHidden/>
+    <w:unhideWhenUsed/>
     <w:qFormat/>
-    <w:pPr>
-      <w:spacing w:after="40" w:before="0"/>
-    </w:pPr>
-    <w:rPr>
-      <w:rFonts w:ascii="Arial" w:cs="Arial" w:eastAsia="Arial" w:hAnsi="Arial"/>
+    <w:rsid w:val="009D0B57"/>
+    <w:rPr>
       <w:b/>
       <w:bCs/>
-      <w:color w:val="111111"/>
-      <w:sz w:val="40"/>
-      <w:szCs w:val="40"/>
-    </w:rPr>
-  </w:style>
-  <w:style w:type="paragraph" w:styleId="Heading1">
-    <w:name w:val="Heading 1"/>
+      <w:color w:val="CD8C06" w:themeColor="accent1" w:themeShade="BF"/>
+      <w:sz w:val="16"/>
+      <w:szCs w:val="16"/>
+    </w:rPr>
+  </w:style>
+  <w:style w:type="character" w:customStyle="1" w:styleId="TitleChar">
+    <w:name w:val="Title Char"/>
+    <w:basedOn w:val="DefaultParagraphFont"/>
+    <w:link w:val="Title"/>
+    <w:uiPriority w:val="10"/>
+    <w:rsid w:val="009D0B57"/>
+    <w:rPr>
+      <w:caps/>
+      <w:color w:val="F8B323" w:themeColor="accent1"/>
+      <w:spacing w:val="10"/>
+      <w:kern w:val="28"/>
+      <w:sz w:val="52"/>
+      <w:szCs w:val="52"/>
+    </w:rPr>
+  </w:style>
+  <w:style w:type="paragraph" w:styleId="Subtitle">
+    <w:name w:val="Subtitle"/>
     <w:basedOn w:val="Normal"/>
     <w:next w:val="Normal"/>
+    <w:link w:val="SubtitleChar"/>
+    <w:uiPriority w:val="11"/>
     <w:qFormat/>
+    <w:rsid w:val="009D0B57"/>
+    <w:pPr>
+      <w:spacing w:after="1000" w:line="240" w:lineRule="auto"/>
+    </w:pPr>
+    <w:rPr>
+      <w:caps/>
+      <w:color w:val="595959" w:themeColor="text1" w:themeTint="A6"/>
+      <w:spacing w:val="10"/>
+      <w:sz w:val="24"/>
+      <w:szCs w:val="24"/>
+    </w:rPr>
+  </w:style>
+  <w:style w:type="character" w:customStyle="1" w:styleId="SubtitleChar">
+    <w:name w:val="Subtitle Char"/>
+    <w:basedOn w:val="DefaultParagraphFont"/>
+    <w:link w:val="Subtitle"/>
+    <w:uiPriority w:val="11"/>
+    <w:rsid w:val="009D0B57"/>
+    <w:rPr>
+      <w:caps/>
+      <w:color w:val="595959" w:themeColor="text1" w:themeTint="A6"/>
+      <w:spacing w:val="10"/>
+      <w:sz w:val="24"/>
+      <w:szCs w:val="24"/>
+    </w:rPr>
+  </w:style>
+  <w:style w:type="character" w:styleId="Strong">
+    <w:name w:val="Strong"/>
+    <w:uiPriority w:val="22"/>
+    <w:qFormat/>
+    <w:rsid w:val="009D0B57"/>
+    <w:rPr>
+      <w:b/>
+      <w:bCs/>
+    </w:rPr>
+  </w:style>
+  <w:style w:type="character" w:styleId="Emphasis">
+    <w:name w:val="Emphasis"/>
+    <w:uiPriority w:val="20"/>
+    <w:qFormat/>
+    <w:rsid w:val="009D0B57"/>
+    <w:rPr>
+      <w:caps/>
+      <w:color w:val="885D04" w:themeColor="accent1" w:themeShade="7F"/>
+      <w:spacing w:val="5"/>
+    </w:rPr>
+  </w:style>
+  <w:style w:type="paragraph" w:styleId="NoSpacing">
+    <w:name w:val="No Spacing"/>
+    <w:basedOn w:val="Normal"/>
+    <w:link w:val="NoSpacingChar"/>
+    <w:uiPriority w:val="1"/>
+    <w:qFormat/>
+    <w:rsid w:val="009D0B57"/>
+    <w:pPr>
+      <w:spacing w:before="0" w:after="0" w:line="240" w:lineRule="auto"/>
+    </w:pPr>
+  </w:style>
+  <w:style w:type="character" w:customStyle="1" w:styleId="NoSpacingChar">
+    <w:name w:val="No Spacing Char"/>
+    <w:basedOn w:val="DefaultParagraphFont"/>
+    <w:link w:val="NoSpacing"/>
+    <w:uiPriority w:val="1"/>
+    <w:rsid w:val="009D0B57"/>
+    <w:rPr>
+      <w:sz w:val="20"/>
+      <w:szCs w:val="20"/>
+    </w:rPr>
+  </w:style>
+  <w:style w:type="paragraph" w:styleId="Quote">
+    <w:name w:val="Quote"/>
+    <w:basedOn w:val="Normal"/>
+    <w:next w:val="Normal"/>
+    <w:link w:val="QuoteChar"/>
+    <w:uiPriority w:val="29"/>
+    <w:qFormat/>
+    <w:rsid w:val="009D0B57"/>
+    <w:rPr>
+      <w:i/>
+      <w:iCs/>
+    </w:rPr>
+  </w:style>
+  <w:style w:type="character" w:customStyle="1" w:styleId="QuoteChar">
+    <w:name w:val="Quote Char"/>
+    <w:basedOn w:val="DefaultParagraphFont"/>
+    <w:link w:val="Quote"/>
+    <w:uiPriority w:val="29"/>
+    <w:rsid w:val="009D0B57"/>
+    <w:rPr>
+      <w:i/>
+      <w:iCs/>
+      <w:sz w:val="20"/>
+      <w:szCs w:val="20"/>
+    </w:rPr>
+  </w:style>
+  <w:style w:type="paragraph" w:styleId="IntenseQuote">
+    <w:name w:val="Intense Quote"/>
+    <w:basedOn w:val="Normal"/>
+    <w:next w:val="Normal"/>
+    <w:link w:val="IntenseQuoteChar"/>
+    <w:uiPriority w:val="30"/>
+    <w:qFormat/>
+    <w:rsid w:val="009D0B57"/>
     <w:pPr>
       <w:pBdr>
-        <w:bottom w:val="single" w:color="D9D9D9" w:sz="4" w:space="3"/>
+        <w:top w:val="single" w:sz="4" w:space="10" w:color="F8B323" w:themeColor="accent1"/>
+        <w:left w:val="single" w:sz="4" w:space="10" w:color="F8B323" w:themeColor="accent1"/>
       </w:pBdr>
-      <w:spacing w:after="100" w:before="200"/>
-      <w:outlineLvl w:val="0"/>
+      <w:spacing w:after="0"/>
+      <w:ind w:left="1296" w:right="1152"/>
+      <w:jc w:val="both"/>
     </w:pPr>
     <w:rPr>
-      <w:rFonts w:ascii="Arial" w:cs="Arial" w:eastAsia="Arial" w:hAnsi="Arial"/>
+      <w:i/>
+      <w:iCs/>
+      <w:color w:val="F8B323" w:themeColor="accent1"/>
+    </w:rPr>
+  </w:style>
+  <w:style w:type="character" w:customStyle="1" w:styleId="IntenseQuoteChar">
+    <w:name w:val="Intense Quote Char"/>
+    <w:basedOn w:val="DefaultParagraphFont"/>
+    <w:link w:val="IntenseQuote"/>
+    <w:uiPriority w:val="30"/>
+    <w:rsid w:val="009D0B57"/>
+    <w:rPr>
+      <w:i/>
+      <w:iCs/>
+      <w:color w:val="F8B323" w:themeColor="accent1"/>
+      <w:sz w:val="20"/>
+      <w:szCs w:val="20"/>
+    </w:rPr>
+  </w:style>
+  <w:style w:type="character" w:styleId="SubtleEmphasis">
+    <w:name w:val="Subtle Emphasis"/>
+    <w:uiPriority w:val="19"/>
+    <w:qFormat/>
+    <w:rsid w:val="009D0B57"/>
+    <w:rPr>
+      <w:i/>
+      <w:iCs/>
+      <w:color w:val="885D04" w:themeColor="accent1" w:themeShade="7F"/>
+    </w:rPr>
+  </w:style>
+  <w:style w:type="character" w:styleId="IntenseEmphasis">
+    <w:name w:val="Intense Emphasis"/>
+    <w:uiPriority w:val="21"/>
+    <w:qFormat/>
+    <w:rsid w:val="009D0B57"/>
+    <w:rPr>
       <w:b/>
       <w:bCs/>
-      <w:color w:val="1F4E79"/>
-      <w:sz w:val="27"/>
-      <w:szCs w:val="27"/>
+      <w:caps/>
+      <w:color w:val="885D04" w:themeColor="accent1" w:themeShade="7F"/>
+      <w:spacing w:val="10"/>
+    </w:rPr>
+  </w:style>
+  <w:style w:type="character" w:styleId="SubtleReference">
+    <w:name w:val="Subtle Reference"/>
+    <w:uiPriority w:val="31"/>
+    <w:qFormat/>
+    <w:rsid w:val="009D0B57"/>
+    <w:rPr>
+      <w:b/>
+      <w:bCs/>
+      <w:color w:val="F8B323" w:themeColor="accent1"/>
+    </w:rPr>
+  </w:style>
+  <w:style w:type="character" w:styleId="IntenseReference">
+    <w:name w:val="Intense Reference"/>
+    <w:uiPriority w:val="32"/>
+    <w:qFormat/>
+    <w:rsid w:val="009D0B57"/>
+    <w:rPr>
+      <w:b/>
+      <w:bCs/>
+      <w:i/>
+      <w:iCs/>
+      <w:caps/>
+      <w:color w:val="F8B323" w:themeColor="accent1"/>
+    </w:rPr>
+  </w:style>
+  <w:style w:type="character" w:styleId="BookTitle">
+    <w:name w:val="Book Title"/>
+    <w:uiPriority w:val="33"/>
+    <w:qFormat/>
+    <w:rsid w:val="009D0B57"/>
+    <w:rPr>
+      <w:b/>
+      <w:bCs/>
+      <w:i/>
+      <w:iCs/>
+      <w:spacing w:val="9"/>
+    </w:rPr>
+  </w:style>
+  <w:style w:type="paragraph" w:styleId="TOCHeading">
+    <w:name w:val="TOC Heading"/>
+    <w:basedOn w:val="Heading1"/>
+    <w:next w:val="Normal"/>
+    <w:uiPriority w:val="39"/>
+    <w:semiHidden/>
+    <w:unhideWhenUsed/>
+    <w:qFormat/>
+    <w:rsid w:val="009D0B57"/>
+    <w:pPr>
+      <w:outlineLvl w:val="9"/>
+    </w:pPr>
+  </w:style>
+  <w:style w:type="table" w:styleId="ListTable5Dark-Accent1">
+    <w:name w:val="List Table 5 Dark Accent 1"/>
+    <w:basedOn w:val="TableNormal"/>
+    <w:uiPriority w:val="50"/>
+    <w:rsid w:val="009D0B57"/>
+    <w:pPr>
+      <w:spacing w:after="0" w:line="240" w:lineRule="auto"/>
+    </w:pPr>
+    <w:rPr>
+      <w:color w:val="FFFFFF" w:themeColor="background1"/>
+    </w:rPr>
+    <w:tblPr>
+      <w:tblStyleRowBandSize w:val="1"/>
+      <w:tblStyleColBandSize w:val="1"/>
+      <w:tblBorders>
+        <w:top w:val="single" w:sz="24" w:space="0" w:color="F8B323" w:themeColor="accent1"/>
+        <w:left w:val="single" w:sz="24" w:space="0" w:color="F8B323" w:themeColor="accent1"/>
+        <w:bottom w:val="single" w:sz="24" w:space="0" w:color="F8B323" w:themeColor="accent1"/>
+        <w:right w:val="single" w:sz="24" w:space="0" w:color="F8B323" w:themeColor="accent1"/>
+      </w:tblBorders>
+    </w:tblPr>
+    <w:tcPr>
+      <w:shd w:val="clear" w:color="auto" w:fill="F8B323" w:themeFill="accent1"/>
+    </w:tcPr>
+    <w:tblStylePr w:type="firstRow">
+      <w:rPr>
+        <w:b/>
+        <w:bCs/>
+      </w:rPr>
+      <w:tblPr/>
+      <w:tcPr>
+        <w:tcBorders>
+          <w:bottom w:val="single" w:sz="18" w:space="0" w:color="FFFFFF" w:themeColor="background1"/>
+        </w:tcBorders>
+      </w:tcPr>
+    </w:tblStylePr>
+    <w:tblStylePr w:type="lastRow">
+      <w:rPr>
+        <w:b/>
+        <w:bCs/>
+      </w:rPr>
+      <w:tblPr/>
+      <w:tcPr>
+        <w:tcBorders>
+          <w:top w:val="single" w:sz="4" w:space="0" w:color="FFFFFF" w:themeColor="background1"/>
+        </w:tcBorders>
+      </w:tcPr>
+    </w:tblStylePr>
+    <w:tblStylePr w:type="firstCol">
+      <w:rPr>
+        <w:b/>
+        <w:bCs/>
+      </w:rPr>
+      <w:tblPr/>
+      <w:tcPr>
+        <w:tcBorders>
+          <w:right w:val="single" w:sz="4" w:space="0" w:color="FFFFFF" w:themeColor="background1"/>
+        </w:tcBorders>
+      </w:tcPr>
+    </w:tblStylePr>
+    <w:tblStylePr w:type="lastCol">
+      <w:rPr>
+        <w:b/>
+        <w:bCs/>
+      </w:rPr>
+      <w:tblPr/>
+      <w:tcPr>
+        <w:tcBorders>
+          <w:left w:val="single" w:sz="4" w:space="0" w:color="FFFFFF" w:themeColor="background1"/>
+        </w:tcBorders>
+      </w:tcPr>
+    </w:tblStylePr>
+    <w:tblStylePr w:type="band1Vert">
+      <w:tblPr/>
+      <w:tcPr>
+        <w:tcBorders>
+          <w:left w:val="single" w:sz="4" w:space="0" w:color="FFFFFF" w:themeColor="background1"/>
+          <w:right w:val="single" w:sz="4" w:space="0" w:color="FFFFFF" w:themeColor="background1"/>
+        </w:tcBorders>
+      </w:tcPr>
+    </w:tblStylePr>
+    <w:tblStylePr w:type="band2Vert">
+      <w:tblPr/>
+      <w:tcPr>
+        <w:tcBorders>
+          <w:left w:val="single" w:sz="4" w:space="0" w:color="FFFFFF" w:themeColor="background1"/>
+          <w:right w:val="single" w:sz="4" w:space="0" w:color="FFFFFF" w:themeColor="background1"/>
+        </w:tcBorders>
+      </w:tcPr>
+    </w:tblStylePr>
+    <w:tblStylePr w:type="band1Horz">
+      <w:tblPr/>
+      <w:tcPr>
+        <w:tcBorders>
+          <w:top w:val="single" w:sz="4" w:space="0" w:color="FFFFFF" w:themeColor="background1"/>
+          <w:bottom w:val="single" w:sz="4" w:space="0" w:color="FFFFFF" w:themeColor="background1"/>
+        </w:tcBorders>
+      </w:tcPr>
+    </w:tblStylePr>
+    <w:tblStylePr w:type="neCell">
+      <w:tblPr/>
+      <w:tcPr>
+        <w:tcBorders>
+          <w:left w:val="nil"/>
+        </w:tcBorders>
+      </w:tcPr>
+    </w:tblStylePr>
+    <w:tblStylePr w:type="nwCell">
+      <w:tblPr/>
+      <w:tcPr>
+        <w:tcBorders>
+          <w:right w:val="nil"/>
+        </w:tcBorders>
+      </w:tcPr>
+    </w:tblStylePr>
+    <w:tblStylePr w:type="seCell">
+      <w:tblPr/>
+      <w:tcPr>
+        <w:tcBorders>
+          <w:top w:val="nil"/>
+          <w:left w:val="nil"/>
+        </w:tcBorders>
+      </w:tcPr>
+    </w:tblStylePr>
+    <w:tblStylePr w:type="swCell">
+      <w:tblPr/>
+      <w:tcPr>
+        <w:tcBorders>
+          <w:top w:val="nil"/>
+          <w:right w:val="nil"/>
+        </w:tcBorders>
+      </w:tcPr>
+    </w:tblStylePr>
+  </w:style>
+  <w:style w:type="table" w:styleId="ListTable4-Accent1">
+    <w:name w:val="List Table 4 Accent 1"/>
+    <w:basedOn w:val="TableNormal"/>
+    <w:uiPriority w:val="49"/>
+    <w:rsid w:val="009D0B57"/>
+    <w:pPr>
+      <w:spacing w:after="0" w:line="240" w:lineRule="auto"/>
+    </w:pPr>
+    <w:tblPr>
+      <w:tblStyleRowBandSize w:val="1"/>
+      <w:tblStyleColBandSize w:val="1"/>
+      <w:tblBorders>
+        <w:top w:val="single" w:sz="4" w:space="0" w:color="FAD17A" w:themeColor="accent1" w:themeTint="99"/>
+        <w:left w:val="single" w:sz="4" w:space="0" w:color="FAD17A" w:themeColor="accent1" w:themeTint="99"/>
+        <w:bottom w:val="single" w:sz="4" w:space="0" w:color="FAD17A" w:themeColor="accent1" w:themeTint="99"/>
+        <w:right w:val="single" w:sz="4" w:space="0" w:color="FAD17A" w:themeColor="accent1" w:themeTint="99"/>
+        <w:insideH w:val="single" w:sz="4" w:space="0" w:color="FAD17A" w:themeColor="accent1" w:themeTint="99"/>
+      </w:tblBorders>
+    </w:tblPr>
+    <w:tblStylePr w:type="firstRow">
+      <w:rPr>
+        <w:b/>
+        <w:bCs/>
+        <w:color w:val="FFFFFF" w:themeColor="background1"/>
+      </w:rPr>
+      <w:tblPr/>
+      <w:tcPr>
+        <w:tcBorders>
+          <w:top w:val="single" w:sz="4" w:space="0" w:color="F8B323" w:themeColor="accent1"/>
+          <w:left w:val="single" w:sz="4" w:space="0" w:color="F8B323" w:themeColor="accent1"/>
+          <w:bottom w:val="single" w:sz="4" w:space="0" w:color="F8B323" w:themeColor="accent1"/>
+          <w:right w:val="single" w:sz="4" w:space="0" w:color="F8B323" w:themeColor="accent1"/>
+          <w:insideH w:val="nil"/>
+        </w:tcBorders>
+        <w:shd w:val="clear" w:color="auto" w:fill="F8B323" w:themeFill="accent1"/>
+      </w:tcPr>
+    </w:tblStylePr>
+    <w:tblStylePr w:type="lastRow">
+      <w:rPr>
+        <w:b/>
+        <w:bCs/>
+      </w:rPr>
+      <w:tblPr/>
+      <w:tcPr>
+        <w:tcBorders>
+          <w:top w:val="double" w:sz="4" w:space="0" w:color="FAD17A" w:themeColor="accent1" w:themeTint="99"/>
+        </w:tcBorders>
+      </w:tcPr>
+    </w:tblStylePr>
+    <w:tblStylePr w:type="firstCol">
+      <w:rPr>
+        <w:b/>
+        <w:bCs/>
+      </w:rPr>
+    </w:tblStylePr>
+    <w:tblStylePr w:type="lastCol">
+      <w:rPr>
+        <w:b/>
+        <w:bCs/>
+      </w:rPr>
+    </w:tblStylePr>
+    <w:tblStylePr w:type="band1Vert">
+      <w:tblPr/>
+      <w:tcPr>
+        <w:shd w:val="clear" w:color="auto" w:fill="FDEFD2" w:themeFill="accent1" w:themeFillTint="33"/>
+      </w:tcPr>
+    </w:tblStylePr>
+    <w:tblStylePr w:type="band1Horz">
+      <w:tblPr/>
+      <w:tcPr>
+        <w:shd w:val="clear" w:color="auto" w:fill="FDEFD2" w:themeFill="accent1" w:themeFillTint="33"/>
+      </w:tcPr>
+    </w:tblStylePr>
+  </w:style>
+  <w:style w:type="table" w:styleId="GridTable2-Accent1">
+    <w:name w:val="Grid Table 2 Accent 1"/>
+    <w:basedOn w:val="TableNormal"/>
+    <w:uiPriority w:val="47"/>
+    <w:rsid w:val="009D0B57"/>
+    <w:pPr>
+      <w:spacing w:after="0" w:line="240" w:lineRule="auto"/>
+    </w:pPr>
+    <w:tblPr>
+      <w:tblStyleRowBandSize w:val="1"/>
+      <w:tblStyleColBandSize w:val="1"/>
+      <w:tblBorders>
+        <w:top w:val="single" w:sz="2" w:space="0" w:color="FAD17A" w:themeColor="accent1" w:themeTint="99"/>
+        <w:bottom w:val="single" w:sz="2" w:space="0" w:color="FAD17A" w:themeColor="accent1" w:themeTint="99"/>
+        <w:insideH w:val="single" w:sz="2" w:space="0" w:color="FAD17A" w:themeColor="accent1" w:themeTint="99"/>
+        <w:insideV w:val="single" w:sz="2" w:space="0" w:color="FAD17A" w:themeColor="accent1" w:themeTint="99"/>
+      </w:tblBorders>
+    </w:tblPr>
+    <w:tblStylePr w:type="firstRow">
+      <w:rPr>
+        <w:b/>
+        <w:bCs/>
+      </w:rPr>
+      <w:tblPr/>
+      <w:tcPr>
+        <w:tcBorders>
+          <w:top w:val="nil"/>
+          <w:bottom w:val="single" w:sz="12" w:space="0" w:color="FAD17A" w:themeColor="accent1" w:themeTint="99"/>
+          <w:insideH w:val="nil"/>
+          <w:insideV w:val="nil"/>
+        </w:tcBorders>
+        <w:shd w:val="clear" w:color="auto" w:fill="FFFFFF" w:themeFill="background1"/>
+      </w:tcPr>
+    </w:tblStylePr>
+    <w:tblStylePr w:type="lastRow">
+      <w:rPr>
+        <w:b/>
+        <w:bCs/>
+      </w:rPr>
+      <w:tblPr/>
+      <w:tcPr>
+        <w:tcBorders>
+          <w:top w:val="double" w:sz="2" w:space="0" w:color="FAD17A" w:themeColor="accent1" w:themeTint="99"/>
+          <w:bottom w:val="nil"/>
+          <w:insideH w:val="nil"/>
+          <w:insideV w:val="nil"/>
+        </w:tcBorders>
+        <w:shd w:val="clear" w:color="auto" w:fill="FFFFFF" w:themeFill="background1"/>
+      </w:tcPr>
+    </w:tblStylePr>
+    <w:tblStylePr w:type="firstCol">
+      <w:rPr>
+        <w:b/>
+        <w:bCs/>
+      </w:rPr>
+    </w:tblStylePr>
+    <w:tblStylePr w:type="lastCol">
+      <w:rPr>
+        <w:b/>
+        <w:bCs/>
+      </w:rPr>
+    </w:tblStylePr>
+    <w:tblStylePr w:type="band1Vert">
+      <w:tblPr/>
+      <w:tcPr>
+        <w:shd w:val="clear" w:color="auto" w:fill="FDEFD2" w:themeFill="accent1" w:themeFillTint="33"/>
+      </w:tcPr>
+    </w:tblStylePr>
+    <w:tblStylePr w:type="band1Horz">
+      <w:tblPr/>
+      <w:tcPr>
+        <w:shd w:val="clear" w:color="auto" w:fill="FDEFD2" w:themeFill="accent1" w:themeFillTint="33"/>
+      </w:tcPr>
+    </w:tblStylePr>
+  </w:style>
+  <w:style w:type="character" w:styleId="FollowedHyperlink">
+    <w:name w:val="FollowedHyperlink"/>
+    <w:basedOn w:val="DefaultParagraphFont"/>
+    <w:uiPriority w:val="99"/>
+    <w:semiHidden/>
+    <w:unhideWhenUsed/>
+    <w:rsid w:val="006407C5"/>
+    <w:rPr>
+      <w:color w:val="A46694" w:themeColor="followedHyperlink"/>
+      <w:u w:val="single"/>
+    </w:rPr>
+  </w:style>
+  <w:style w:type="table" w:styleId="GridTable1Light-Accent1">
+    <w:name w:val="Grid Table 1 Light Accent 1"/>
+    <w:basedOn w:val="TableNormal"/>
+    <w:uiPriority w:val="46"/>
+    <w:rsid w:val="00343BC2"/>
+    <w:pPr>
+      <w:spacing w:after="0" w:line="240" w:lineRule="auto"/>
+    </w:pPr>
+    <w:tblPr>
+      <w:tblStyleRowBandSize w:val="1"/>
+      <w:tblStyleColBandSize w:val="1"/>
+      <w:tblBorders>
+        <w:top w:val="single" w:sz="4" w:space="0" w:color="FCE0A6" w:themeColor="accent1" w:themeTint="66"/>
+        <w:left w:val="single" w:sz="4" w:space="0" w:color="FCE0A6" w:themeColor="accent1" w:themeTint="66"/>
+        <w:bottom w:val="single" w:sz="4" w:space="0" w:color="FCE0A6" w:themeColor="accent1" w:themeTint="66"/>
+        <w:right w:val="single" w:sz="4" w:space="0" w:color="FCE0A6" w:themeColor="accent1" w:themeTint="66"/>
+        <w:insideH w:val="single" w:sz="4" w:space="0" w:color="FCE0A6" w:themeColor="accent1" w:themeTint="66"/>
+        <w:insideV w:val="single" w:sz="4" w:space="0" w:color="FCE0A6" w:themeColor="accent1" w:themeTint="66"/>
+      </w:tblBorders>
+    </w:tblPr>
+    <w:tblStylePr w:type="firstRow">
+      <w:rPr>
+        <w:b/>
+        <w:bCs/>
+      </w:rPr>
+      <w:tblPr/>
+      <w:tcPr>
+        <w:tcBorders>
+          <w:bottom w:val="single" w:sz="12" w:space="0" w:color="FAD17A" w:themeColor="accent1" w:themeTint="99"/>
+        </w:tcBorders>
+      </w:tcPr>
+    </w:tblStylePr>
+    <w:tblStylePr w:type="lastRow">
+      <w:rPr>
+        <w:b/>
+        <w:bCs/>
+      </w:rPr>
+      <w:tblPr/>
+      <w:tcPr>
+        <w:tcBorders>
+          <w:top w:val="double" w:sz="2" w:space="0" w:color="FAD17A" w:themeColor="accent1" w:themeTint="99"/>
+        </w:tcBorders>
+      </w:tcPr>
+    </w:tblStylePr>
+    <w:tblStylePr w:type="firstCol">
+      <w:rPr>
+        <w:b/>
+        <w:bCs/>
+      </w:rPr>
+    </w:tblStylePr>
+    <w:tblStylePr w:type="lastCol">
+      <w:rPr>
+        <w:b/>
+        <w:bCs/>
+      </w:rPr>
+    </w:tblStylePr>
+  </w:style>
+  <w:style w:type="table" w:styleId="GridTable4-Accent1">
+    <w:name w:val="Grid Table 4 Accent 1"/>
+    <w:basedOn w:val="TableNormal"/>
+    <w:uiPriority w:val="49"/>
+    <w:rsid w:val="00343BC2"/>
+    <w:pPr>
+      <w:spacing w:after="0" w:line="240" w:lineRule="auto"/>
+    </w:pPr>
+    <w:tblPr>
+      <w:tblStyleRowBandSize w:val="1"/>
+      <w:tblStyleColBandSize w:val="1"/>
+      <w:tblBorders>
+        <w:top w:val="single" w:sz="4" w:space="0" w:color="FAD17A" w:themeColor="accent1" w:themeTint="99"/>
+        <w:left w:val="single" w:sz="4" w:space="0" w:color="FAD17A" w:themeColor="accent1" w:themeTint="99"/>
+        <w:bottom w:val="single" w:sz="4" w:space="0" w:color="FAD17A" w:themeColor="accent1" w:themeTint="99"/>
+        <w:right w:val="single" w:sz="4" w:space="0" w:color="FAD17A" w:themeColor="accent1" w:themeTint="99"/>
+        <w:insideH w:val="single" w:sz="4" w:space="0" w:color="FAD17A" w:themeColor="accent1" w:themeTint="99"/>
+        <w:insideV w:val="single" w:sz="4" w:space="0" w:color="FAD17A" w:themeColor="accent1" w:themeTint="99"/>
+      </w:tblBorders>
+    </w:tblPr>
+    <w:tblStylePr w:type="firstRow">
+      <w:rPr>
+        <w:b/>
+        <w:bCs/>
+        <w:color w:val="FFFFFF" w:themeColor="background1"/>
+      </w:rPr>
+      <w:tblPr/>
+      <w:tcPr>
+        <w:tcBorders>
+          <w:top w:val="single" w:sz="4" w:space="0" w:color="F8B323" w:themeColor="accent1"/>
+          <w:left w:val="single" w:sz="4" w:space="0" w:color="F8B323" w:themeColor="accent1"/>
+          <w:bottom w:val="single" w:sz="4" w:space="0" w:color="F8B323" w:themeColor="accent1"/>
+          <w:right w:val="single" w:sz="4" w:space="0" w:color="F8B323" w:themeColor="accent1"/>
+          <w:insideH w:val="nil"/>
+          <w:insideV w:val="nil"/>
+        </w:tcBorders>
+        <w:shd w:val="clear" w:color="auto" w:fill="F8B323" w:themeFill="accent1"/>
+      </w:tcPr>
+    </w:tblStylePr>
+    <w:tblStylePr w:type="lastRow">
+      <w:rPr>
+        <w:b/>
+        <w:bCs/>
+      </w:rPr>
+      <w:tblPr/>
+      <w:tcPr>
+        <w:tcBorders>
+          <w:top w:val="double" w:sz="4" w:space="0" w:color="F8B323" w:themeColor="accent1"/>
+        </w:tcBorders>
+      </w:tcPr>
+    </w:tblStylePr>
+    <w:tblStylePr w:type="firstCol">
+      <w:rPr>
+        <w:b/>
+        <w:bCs/>
+      </w:rPr>
+    </w:tblStylePr>
+    <w:tblStylePr w:type="lastCol">
+      <w:rPr>
+        <w:b/>
+        <w:bCs/>
+      </w:rPr>
+    </w:tblStylePr>
+    <w:tblStylePr w:type="band1Vert">
+      <w:tblPr/>
+      <w:tcPr>
+        <w:shd w:val="clear" w:color="auto" w:fill="FDEFD2" w:themeFill="accent1" w:themeFillTint="33"/>
+      </w:tcPr>
+    </w:tblStylePr>
+    <w:tblStylePr w:type="band1Horz">
+      <w:tblPr/>
+      <w:tcPr>
+        <w:shd w:val="clear" w:color="auto" w:fill="FDEFD2" w:themeFill="accent1" w:themeFillTint="33"/>
+      </w:tcPr>
+    </w:tblStylePr>
+  </w:style>
+  <w:style w:type="table" w:styleId="GridTable6Colorful-Accent1">
+    <w:name w:val="Grid Table 6 Colorful Accent 1"/>
+    <w:basedOn w:val="TableNormal"/>
+    <w:uiPriority w:val="51"/>
+    <w:rsid w:val="00343BC2"/>
+    <w:pPr>
+      <w:spacing w:after="0" w:line="240" w:lineRule="auto"/>
+    </w:pPr>
+    <w:rPr>
+      <w:color w:val="CD8C06" w:themeColor="accent1" w:themeShade="BF"/>
+    </w:rPr>
+    <w:tblPr>
+      <w:tblStyleRowBandSize w:val="1"/>
+      <w:tblStyleColBandSize w:val="1"/>
+      <w:tblBorders>
+        <w:top w:val="single" w:sz="4" w:space="0" w:color="FAD17A" w:themeColor="accent1" w:themeTint="99"/>
+        <w:left w:val="single" w:sz="4" w:space="0" w:color="FAD17A" w:themeColor="accent1" w:themeTint="99"/>
+        <w:bottom w:val="single" w:sz="4" w:space="0" w:color="FAD17A" w:themeColor="accent1" w:themeTint="99"/>
+        <w:right w:val="single" w:sz="4" w:space="0" w:color="FAD17A" w:themeColor="accent1" w:themeTint="99"/>
+        <w:insideH w:val="single" w:sz="4" w:space="0" w:color="FAD17A" w:themeColor="accent1" w:themeTint="99"/>
+        <w:insideV w:val="single" w:sz="4" w:space="0" w:color="FAD17A" w:themeColor="accent1" w:themeTint="99"/>
+      </w:tblBorders>
+    </w:tblPr>
+    <w:tblStylePr w:type="firstRow">
+      <w:rPr>
+        <w:b/>
+        <w:bCs/>
+      </w:rPr>
+      <w:tblPr/>
+      <w:tcPr>
+        <w:tcBorders>
+          <w:bottom w:val="single" w:sz="12" w:space="0" w:color="FAD17A" w:themeColor="accent1" w:themeTint="99"/>
+        </w:tcBorders>
+      </w:tcPr>
+    </w:tblStylePr>
+    <w:tblStylePr w:type="lastRow">
+      <w:rPr>
+        <w:b/>
+        <w:bCs/>
+      </w:rPr>
+      <w:tblPr/>
+      <w:tcPr>
+        <w:tcBorders>
+          <w:top w:val="double" w:sz="4" w:space="0" w:color="FAD17A" w:themeColor="accent1" w:themeTint="99"/>
+        </w:tcBorders>
+      </w:tcPr>
+    </w:tblStylePr>
+    <w:tblStylePr w:type="firstCol">
+      <w:rPr>
+        <w:b/>
+        <w:bCs/>
+      </w:rPr>
+    </w:tblStylePr>
+    <w:tblStylePr w:type="lastCol">
+      <w:rPr>
+        <w:b/>
+        <w:bCs/>
+      </w:rPr>
+    </w:tblStylePr>
+    <w:tblStylePr w:type="band1Vert">
+      <w:tblPr/>
+      <w:tcPr>
+        <w:shd w:val="clear" w:color="auto" w:fill="FDEFD2" w:themeFill="accent1" w:themeFillTint="33"/>
+      </w:tcPr>
+    </w:tblStylePr>
+    <w:tblStylePr w:type="band1Horz">
+      <w:tblPr/>
+      <w:tcPr>
+        <w:shd w:val="clear" w:color="auto" w:fill="FDEFD2" w:themeFill="accent1" w:themeFillTint="33"/>
+      </w:tcPr>
+    </w:tblStylePr>
+  </w:style>
+  <w:style w:type="character" w:styleId="UnresolvedMention">
+    <w:name w:val="Unresolved Mention"/>
+    <w:basedOn w:val="DefaultParagraphFont"/>
+    <w:uiPriority w:val="99"/>
+    <w:semiHidden/>
+    <w:unhideWhenUsed/>
+    <w:rsid w:val="00DD5D7B"/>
+    <w:rPr>
+      <w:color w:val="605E5C"/>
+      <w:shd w:val="clear" w:color="auto" w:fill="E1DFDD"/>
+    </w:rPr>
+  </w:style>
+  <w:style w:type="paragraph" w:styleId="Header">
+    <w:name w:val="header"/>
+    <w:basedOn w:val="Normal"/>
+    <w:link w:val="HeaderChar"/>
+    <w:uiPriority w:val="99"/>
+    <w:unhideWhenUsed/>
+    <w:rsid w:val="00DD5D7B"/>
+    <w:pPr>
+      <w:tabs>
+        <w:tab w:val="center" w:pos="4680"/>
+        <w:tab w:val="right" w:pos="9360"/>
+      </w:tabs>
+      <w:spacing w:before="0" w:after="0" w:line="240" w:lineRule="auto"/>
+    </w:pPr>
+  </w:style>
+  <w:style w:type="character" w:customStyle="1" w:styleId="HeaderChar">
+    <w:name w:val="Header Char"/>
+    <w:basedOn w:val="DefaultParagraphFont"/>
+    <w:link w:val="Header"/>
+    <w:uiPriority w:val="99"/>
+    <w:rsid w:val="00DD5D7B"/>
+    <w:rPr>
+      <w:sz w:val="20"/>
+      <w:szCs w:val="20"/>
+    </w:rPr>
+  </w:style>
+  <w:style w:type="paragraph" w:styleId="Footer">
+    <w:name w:val="footer"/>
+    <w:basedOn w:val="Normal"/>
+    <w:link w:val="FooterChar"/>
+    <w:uiPriority w:val="99"/>
+    <w:unhideWhenUsed/>
+    <w:rsid w:val="00DD5D7B"/>
+    <w:pPr>
+      <w:tabs>
+        <w:tab w:val="center" w:pos="4680"/>
+        <w:tab w:val="right" w:pos="9360"/>
+      </w:tabs>
+      <w:spacing w:before="0" w:after="0" w:line="240" w:lineRule="auto"/>
+    </w:pPr>
+  </w:style>
+  <w:style w:type="character" w:customStyle="1" w:styleId="FooterChar">
+    <w:name w:val="Footer Char"/>
+    <w:basedOn w:val="DefaultParagraphFont"/>
+    <w:link w:val="Footer"/>
+    <w:uiPriority w:val="99"/>
+    <w:rsid w:val="00DD5D7B"/>
+    <w:rPr>
+      <w:sz w:val="20"/>
+      <w:szCs w:val="20"/>
     </w:rPr>
   </w:style>
 </w:styles>
+</file>
+
+<file path=word/theme/theme1.xml><?xml version="1.0" encoding="utf-8"?>
+<a:theme xmlns:a="http://schemas.openxmlformats.org/drawingml/2006/main" name="Badge">
+  <a:themeElements>
+    <a:clrScheme name="Badge">
+      <a:dk1>
+        <a:sysClr val="windowText" lastClr="000000"/>
+      </a:dk1>
+      <a:lt1>
+        <a:sysClr val="window" lastClr="FFFFFF"/>
+      </a:lt1>
+      <a:dk2>
+        <a:srgbClr val="2A1A00"/>
+      </a:dk2>
+      <a:lt2>
+        <a:srgbClr val="F3F3F2"/>
+      </a:lt2>
+      <a:accent1>
+        <a:srgbClr val="F8B323"/>
+      </a:accent1>
+      <a:accent2>
+        <a:srgbClr val="656A59"/>
+      </a:accent2>
+      <a:accent3>
+        <a:srgbClr val="46B2B5"/>
+      </a:accent3>
+      <a:accent4>
+        <a:srgbClr val="8CAA7E"/>
+      </a:accent4>
+      <a:accent5>
+        <a:srgbClr val="D36F68"/>
+      </a:accent5>
+      <a:accent6>
+        <a:srgbClr val="826276"/>
+      </a:accent6>
+      <a:hlink>
+        <a:srgbClr val="46B2B5"/>
+      </a:hlink>
+      <a:folHlink>
+        <a:srgbClr val="A46694"/>
+      </a:folHlink>
+    </a:clrScheme>
+    <a:fontScheme name="Badge">
+      <a:majorFont>
+        <a:latin typeface="Impact" panose="020B0806030902050204"/>
+        <a:ea typeface=""/>
+        <a:cs typeface=""/>
+      </a:majorFont>
+      <a:minorFont>
+        <a:latin typeface="Gill Sans MT" panose="020B0502020104020203"/>
+        <a:ea typeface=""/>
+        <a:cs typeface=""/>
+      </a:minorFont>
+    </a:fontScheme>
+    <a:fmtScheme name="Badge">
+      <a:fillStyleLst>
+        <a:solidFill>
+          <a:schemeClr val="phClr"/>
+        </a:solidFill>
+        <a:gradFill rotWithShape="1">
+          <a:gsLst>
+            <a:gs pos="0">
+              <a:schemeClr val="phClr">
+                <a:tint val="67000"/>
+                <a:satMod val="105000"/>
+                <a:lumMod val="110000"/>
+              </a:schemeClr>
+            </a:gs>
+            <a:gs pos="50000">
+              <a:schemeClr val="phClr">
+                <a:tint val="73000"/>
+                <a:satMod val="103000"/>
+                <a:lumMod val="105000"/>
+              </a:schemeClr>
+            </a:gs>
+            <a:gs pos="100000">
+              <a:schemeClr val="phClr">
+                <a:tint val="81000"/>
+                <a:satMod val="109000"/>
+                <a:lumMod val="105000"/>
+              </a:schemeClr>
+            </a:gs>
+          </a:gsLst>
+          <a:lin ang="5400000" scaled="0"/>
+        </a:gradFill>
+        <a:gradFill rotWithShape="1">
+          <a:gsLst>
+            <a:gs pos="0">
+              <a:schemeClr val="phClr">
+                <a:tint val="94000"/>
+                <a:satMod val="103000"/>
+                <a:lumMod val="102000"/>
+              </a:schemeClr>
+            </a:gs>
+            <a:gs pos="50000">
+              <a:schemeClr val="phClr">
+                <a:shade val="100000"/>
+                <a:satMod val="110000"/>
+                <a:lumMod val="100000"/>
+              </a:schemeClr>
+            </a:gs>
+            <a:gs pos="100000">
+              <a:schemeClr val="phClr">
+                <a:shade val="78000"/>
+                <a:satMod val="120000"/>
+                <a:lumMod val="99000"/>
+              </a:schemeClr>
+            </a:gs>
+          </a:gsLst>
+          <a:lin ang="5400000" scaled="0"/>
+        </a:gradFill>
+      </a:fillStyleLst>
+      <a:lnStyleLst>
+        <a:ln w="6350" cap="flat" cmpd="sng" algn="in">
+          <a:solidFill>
+            <a:schemeClr val="phClr"/>
+          </a:solidFill>
+          <a:prstDash val="solid"/>
+        </a:ln>
+        <a:ln w="12700" cap="flat" cmpd="sng" algn="in">
+          <a:solidFill>
+            <a:schemeClr val="phClr"/>
+          </a:solidFill>
+          <a:prstDash val="solid"/>
+        </a:ln>
+        <a:ln w="50800" cap="flat" cmpd="sng" algn="in">
+          <a:solidFill>
+            <a:schemeClr val="phClr"/>
+          </a:solidFill>
+          <a:prstDash val="solid"/>
+        </a:ln>
+      </a:lnStyleLst>
+      <a:effectStyleLst>
+        <a:effectStyle>
+          <a:effectLst/>
+        </a:effectStyle>
+        <a:effectStyle>
+          <a:effectLst/>
+        </a:effectStyle>
+        <a:effectStyle>
+          <a:effectLst>
+            <a:outerShdw blurRad="38100" dist="25400" dir="5400000" algn="ctr" rotWithShape="0">
+              <a:srgbClr val="000000">
+                <a:alpha val="25000"/>
+              </a:srgbClr>
+            </a:outerShdw>
+          </a:effectLst>
+        </a:effectStyle>
+      </a:effectStyleLst>
+      <a:bgFillStyleLst>
+        <a:solidFill>
+          <a:schemeClr val="phClr"/>
+        </a:solidFill>
+        <a:solidFill>
+          <a:schemeClr val="phClr">
+            <a:tint val="95000"/>
+            <a:satMod val="170000"/>
+          </a:schemeClr>
+        </a:solidFill>
+        <a:gradFill rotWithShape="1">
+          <a:gsLst>
+            <a:gs pos="0">
+              <a:schemeClr val="phClr">
+                <a:tint val="93000"/>
+                <a:shade val="98000"/>
+                <a:satMod val="150000"/>
+                <a:lumMod val="102000"/>
+              </a:schemeClr>
+            </a:gs>
+            <a:gs pos="50000">
+              <a:schemeClr val="phClr">
+                <a:tint val="98000"/>
+                <a:shade val="90000"/>
+                <a:satMod val="130000"/>
+                <a:lumMod val="103000"/>
+              </a:schemeClr>
+            </a:gs>
+            <a:gs pos="100000">
+              <a:schemeClr val="phClr">
+                <a:shade val="63000"/>
+                <a:satMod val="120000"/>
+              </a:schemeClr>
+            </a:gs>
+          </a:gsLst>
+          <a:lin ang="5400000" scaled="0"/>
+        </a:gradFill>
+      </a:bgFillStyleLst>
+    </a:fmtScheme>
+  </a:themeElements>
+  <a:objectDefaults/>
+  <a:extraClrSchemeLst/>
+  <a:extLst>
+    <a:ext uri="{05A4C25C-085E-4340-85A3-A5531E510DB2}">
+      <thm15:themeFamily xmlns:thm15="http://schemas.microsoft.com/office/thememl/2012/main" name="Badge" id="{71A07785-5930-41D4-9A83-E23602B48E98}" vid="{771EA782-DFA6-45B1-AEA3-661F1715B310}"/>
+    </a:ext>
+  </a:extLst>
+</a:theme>
 </file>
--- a/context/areas/laba/docs/softserve-corp-training/SoftServe_PM_Intro_Program_Offer.docx
+++ b/context/areas/laba/docs/softserve-corp-training/SoftServe_PM_Intro_Program_Offer.docx
@@ -1,6 +1,6 @@
 
 <file path=word/document.xml><?xml version="1.0" encoding="utf-8"?>
-<w:document xmlns:wpc="http://schemas.microsoft.com/office/word/2010/wordprocessingCanvas" xmlns:cx="http://schemas.microsoft.com/office/drawing/2014/chartex" xmlns:cx1="http://schemas.microsoft.com/office/drawing/2015/9/8/chartex" xmlns:cx2="http://schemas.microsoft.com/office/drawing/2015/10/21/chartex" xmlns:cx3="http://schemas.microsoft.com/office/drawing/2016/5/9/chartex" xmlns:cx4="http://schemas.microsoft.com/office/drawing/2016/5/10/chartex" xmlns:cx5="http://schemas.microsoft.com/office/drawing/2016/5/11/chartex" xmlns:cx6="http://schemas.microsoft.com/office/drawing/2016/5/12/chartex" xmlns:cx7="http://schemas.microsoft.com/office/drawing/2016/5/13/chartex" xmlns:cx8="http://schemas.microsoft.com/office/drawing/2016/5/14/chartex" xmlns:mc="http://schemas.openxmlformats.org/markup-compatibility/2006" xmlns:m="http://schemas.openxmlformats.org/officeDocument/2006/math" xmlns:aink="http://schemas.microsoft.com/office/drawing/2016/ink" xmlns:am3d="http://schemas.microsoft.com/office/drawing/2017/model3d" xmlns:oel="http://schemas.microsoft.com/office/2019/extlst" xmlns:r="http://schemas.openxmlformats.org/officeDocument/2006/relationships" xmlns:wp14="http://schemas.microsoft.com/office/word/2010/wordprocessingDrawing" xmlns:wp="http://schemas.openxmlformats.org/drawingml/2006/wordprocessingDrawing" xmlns:wpg="http://schemas.microsoft.com/office/word/2010/wordprocessingGroup" xmlns:wpi="http://schemas.microsoft.com/office/word/2010/wordprocessingInk" xmlns:wps="http://schemas.microsoft.com/office/word/2010/wordprocessingShape" xmlns:o="urn:schemas-microsoft-com:office:office" xmlns:v="urn:schemas-microsoft-com:vml" xmlns:w10="urn:schemas-microsoft-com:office:word" xmlns:w="http://schemas.openxmlformats.org/wordprocessingml/2006/main" xmlns:w14="http://schemas.microsoft.com/office/word/2010/wordml" xmlns:w15="http://schemas.microsoft.com/office/word/2012/wordml" xmlns:w16cex="http://schemas.microsoft.com/office/word/2018/wordml/cex" xmlns:w16cid="http://schemas.microsoft.com/office/word/2016/wordml/cid" xmlns:w16="http://schemas.microsoft.com/office/word/2018/wordml" xmlns:w16sdtdh="http://schemas.microsoft.com/office/word/2020/wordml/sdtdatahash" xmlns:w16sdtfl="http://schemas.microsoft.com/office/word/2024/wordml/sdtformatlock" xmlns:w16se="http://schemas.microsoft.com/office/word/2015/wordml/symex" xmlns:w16du="http://schemas.microsoft.com/office/word/2023/wordml/word16du" xmlns:wne="http://schemas.microsoft.com/office/word/2006/wordml" mc:Ignorable="w14 w15 w16se w16cid w16 w16cex w16sdtdh w16sdtfl w16du wp14">
+<w:document xmlns:wpc="http://schemas.microsoft.com/office/word/2010/wordprocessingCanvas" xmlns:cx="http://schemas.microsoft.com/office/drawing/2014/chartex" xmlns:cx1="http://schemas.microsoft.com/office/drawing/2015/9/8/chartex" xmlns:cx2="http://schemas.microsoft.com/office/drawing/2015/10/21/chartex" xmlns:cx3="http://schemas.microsoft.com/office/drawing/2016/5/9/chartex" xmlns:cx4="http://schemas.microsoft.com/office/drawing/2016/5/10/chartex" xmlns:cx5="http://schemas.microsoft.com/office/drawing/2016/5/11/chartex" xmlns:cx6="http://schemas.microsoft.com/office/drawing/2016/5/12/chartex" xmlns:cx7="http://schemas.microsoft.com/office/drawing/2016/5/13/chartex" xmlns:cx8="http://schemas.microsoft.com/office/drawing/2016/5/14/chartex" xmlns:mc="http://schemas.openxmlformats.org/markup-compatibility/2006" xmlns:m="http://schemas.openxmlformats.org/officeDocument/2006/math" xmlns:aink="http://schemas.microsoft.com/office/drawing/2016/ink" xmlns:am3d="http://schemas.microsoft.com/office/drawing/2017/model3d" xmlns:oel="http://schemas.microsoft.com/office/2019/extlst" xmlns:r="http://schemas.openxmlformats.org/officeDocument/2006/relationships" xmlns:wp14="http://schemas.microsoft.com/office/word/2010/wordprocessingDrawing" xmlns:wp="http://schemas.openxmlformats.org/drawingml/2006/wordprocessingDrawing" xmlns:wpg="http://schemas.microsoft.com/office/word/2010/wordprocessingGroup" xmlns:wpi="http://schemas.microsoft.com/office/word/2010/wordprocessingInk" xmlns:wps="http://schemas.microsoft.com/office/word/2010/wordprocessingShape" xmlns:o="urn:schemas-microsoft-com:office:office" xmlns:v="urn:schemas-microsoft-com:vml" xmlns:w10="urn:schemas-microsoft-com:office:word" xmlns:w="http://schemas.openxmlformats.org/wordprocessingml/2006/main" xmlns:w14="http://schemas.microsoft.com/office/word/2010/wordml" xmlns:w15="http://schemas.microsoft.com/office/word/2012/wordml" xmlns:w16cei="http://schemas.microsoft.com/office/word/2026/wordml/cei" xmlns:w16cex="http://schemas.microsoft.com/office/word/2018/wordml/cex" xmlns:w16cid="http://schemas.microsoft.com/office/word/2016/wordml/cid" xmlns:w16="http://schemas.microsoft.com/office/word/2018/wordml" xmlns:w16sdtdh="http://schemas.microsoft.com/office/word/2020/wordml/sdtdatahash" xmlns:w16sdtfl="http://schemas.microsoft.com/office/word/2024/wordml/sdtformatlock" xmlns:w16se="http://schemas.microsoft.com/office/word/2015/wordml/symex" xmlns:w16du="http://schemas.microsoft.com/office/word/2023/wordml/word16du" xmlns:wne="http://schemas.microsoft.com/office/word/2006/wordml" mc:Ignorable="w14 w15 w16se w16cid w16 w16cex w16sdtdh w16sdtfl w16du wp14">
   <w:body>
     <w:p>
       <w:pPr>
@@ -13,16 +13,7 @@
           <w:sz w:val="28"/>
           <w:szCs w:val="28"/>
         </w:rPr>
-        <w:t>Alex</w:t>
-      </w:r>
-      <w:r>
-        <w:rPr>
-          <w:b/>
-          <w:bCs/>
-          <w:sz w:val="28"/>
-          <w:szCs w:val="28"/>
-        </w:rPr>
-        <w:t xml:space="preserve"> Orlov</w:t>
+        <w:t>Alex Orlov</w:t>
       </w:r>
     </w:p>
     <w:p>
@@ -63,58 +54,26 @@
         </w:rPr>
         <w:t xml:space="preserve">·    </w:t>
       </w:r>
-      <w:r>
-        <w:rPr>
-          <w:sz w:val="19"/>
-          <w:szCs w:val="19"/>
-        </w:rPr>
-        <w:fldChar w:fldCharType="begin"/>
-      </w:r>
-      <w:r>
-        <w:rPr>
-          <w:sz w:val="19"/>
-          <w:szCs w:val="19"/>
-        </w:rPr>
-        <w:instrText>HYPERLINK "https://linkedin.com/in/aorlov"</w:instrText>
-      </w:r>
-      <w:r>
-        <w:rPr>
-          <w:sz w:val="19"/>
-          <w:szCs w:val="19"/>
-        </w:rPr>
-      </w:r>
-      <w:r>
-        <w:rPr>
-          <w:sz w:val="19"/>
-          <w:szCs w:val="19"/>
-        </w:rPr>
-        <w:fldChar w:fldCharType="separate"/>
-      </w:r>
-      <w:r>
-        <w:rPr>
-          <w:rStyle w:val="Hyperlink"/>
-          <w:sz w:val="19"/>
-          <w:szCs w:val="19"/>
-        </w:rPr>
-        <w:t>linkedin.com/in/</w:t>
-      </w:r>
-      <w:proofErr w:type="spellStart"/>
-      <w:r>
-        <w:rPr>
-          <w:rStyle w:val="Hyperlink"/>
-          <w:sz w:val="19"/>
-          <w:szCs w:val="19"/>
-        </w:rPr>
-        <w:t>aorlov</w:t>
-      </w:r>
-      <w:proofErr w:type="spellEnd"/>
-      <w:r>
-        <w:rPr>
-          <w:sz w:val="19"/>
-          <w:szCs w:val="19"/>
-        </w:rPr>
-        <w:fldChar w:fldCharType="end"/>
-      </w:r>
+      <w:hyperlink r:id="rId8" w:history="1">
+        <w:r>
+          <w:rPr>
+            <w:rStyle w:val="Hyperlink"/>
+            <w:sz w:val="19"/>
+            <w:szCs w:val="19"/>
+          </w:rPr>
+          <w:t>linkedin.com/in/</w:t>
+        </w:r>
+        <w:proofErr w:type="spellStart"/>
+        <w:r>
+          <w:rPr>
+            <w:rStyle w:val="Hyperlink"/>
+            <w:sz w:val="19"/>
+            <w:szCs w:val="19"/>
+          </w:rPr>
+          <w:t>aorlov</w:t>
+        </w:r>
+        <w:proofErr w:type="spellEnd"/>
+      </w:hyperlink>
     </w:p>
     <w:p>
       <w:pPr>
@@ -122,7 +81,17 @@
         <w:spacing w:after="20"/>
       </w:pPr>
       <w:r>
-        <w:t>From Service to Product: An Introduction</w:t>
+        <w:t xml:space="preserve">From Service to Product: </w:t>
+      </w:r>
+      <w:r>
+        <w:tab/>
+      </w:r>
+      <w:r>
+        <w:tab/>
+        <w:t xml:space="preserve">      </w:t>
+      </w:r>
+      <w:r>
+        <w:t>An Introduction</w:t>
       </w:r>
     </w:p>
     <w:p>
@@ -140,7 +109,7 @@
           <w:sz w:val="24"/>
           <w:szCs w:val="24"/>
         </w:rPr>
-        <w:t xml:space="preserve">Productization essentials &amp; strategy self-assessment for enterprise software service company</w:t>
+        <w:t>Productization essentials &amp; strategy self-assessment for enterprise software service company</w:t>
       </w:r>
     </w:p>
     <w:p>
@@ -151,7 +120,7 @@
         <w:rPr>
           <w:color w:val="595959"/>
         </w:rPr>
-        <w:t xml:space="preserve">A 6-hour introductory program · three 2-hour live sessions · prepared for SoftServe · July 2026</w:t>
+        <w:t>A 6-hour introductory program · three 2-hour live sessions · prepared for SoftServe · July 2026</w:t>
       </w:r>
     </w:p>
     <w:p>
@@ -159,7 +128,7 @@
         <w:pStyle w:val="Heading1"/>
       </w:pPr>
       <w:r>
-        <w:t xml:space="preserve">1. Context</w:t>
+        <w:t>1. Context</w:t>
       </w:r>
     </w:p>
     <w:p>
@@ -171,7 +140,7 @@
           <w:sz w:val="21"/>
           <w:szCs w:val="21"/>
         </w:rPr>
-        <w:t xml:space="preserve">SoftServe is expanding beyond classic service delivery toward more repeatable IP and productized, value-based offerings: a response to shifting customer expectations and a way to strengthen its competitive edge. Accelerators, frameworks, reusable assets and services are expected to compound across engagements: some maturing into standalone products, some serving as technology enablers, some becoming productized services, each with a clear value proposition, lifecycle and adoption path.</w:t>
+        <w:t>SoftServe is expanding beyond classic service delivery toward more repeatable IP and productized, value-based offerings: a response to shifting customer expectations and a way to strengthen its competitive edge. Accelerators, frameworks, reusable assets and services are expected to compound across engagements: some maturing into standalone products, some serving as technology enablers, some becoming productized services, each with a clear value proposition, lifecycle and adoption path.</w:t>
       </w:r>
     </w:p>
     <w:p>
@@ -183,7 +152,7 @@
           <w:sz w:val="21"/>
           <w:szCs w:val="21"/>
         </w:rPr>
-        <w:t xml:space="preserve">Different levels of productization carry very different economics, commitments and ways of working; the first strategic step is knowing where each initiative sits and where it should aim. This introductory program gives the team a shared map of those levels and of the key product-management concepts behind them, applied to SoftServe's own initiatives.</w:t>
+        <w:t>Different levels of productization carry very different economics, commitments and ways of working; the first strategic step is knowing where each initiative sits and where it should aim. This introductory program gives the team a shared map of those levels and of the key product-management concepts behind them, applied to SoftServe's own initiatives.</w:t>
       </w:r>
     </w:p>
     <w:p>
@@ -191,7 +160,7 @@
         <w:pStyle w:val="Heading1"/>
       </w:pPr>
       <w:r>
-        <w:t xml:space="preserve">2. Goal of the program</w:t>
+        <w:t>2. Goal of the program</w:t>
       </w:r>
     </w:p>
     <w:p>
@@ -203,7 +172,7 @@
           <w:sz w:val="21"/>
           <w:szCs w:val="21"/>
         </w:rPr>
-        <w:t xml:space="preserve">Participants of the program are about 15 SoftServe's service leaders, capability managers, architects, technical / product owners, delivery and engineering leaders. This compact, 6-hour introduction helps them:</w:t>
+        <w:t>Participants of the program are about 15 SoftServe's service leaders, capability managers, architects, technical / product owners, delivery and engineering leaders. This compact, 6-hour introduction helps them:</w:t>
       </w:r>
     </w:p>
     <w:p>
@@ -220,7 +189,7 @@
           <w:sz w:val="21"/>
           <w:szCs w:val="21"/>
         </w:rPr>
-        <w:t xml:space="preserve">understand the boundaries between the levels of productized offerings and offers, and the economics and commitment of each level;</w:t>
+        <w:t>understand the boundaries between the levels of productized offerings and offers, and the economics and commitment of each level;</w:t>
       </w:r>
     </w:p>
     <w:p>
@@ -237,7 +206,7 @@
           <w:sz w:val="21"/>
           <w:szCs w:val="21"/>
         </w:rPr>
-        <w:t xml:space="preserve">find the right spot on the productization ladder for SoftServe's current productization aspirations;</w:t>
+        <w:t>find the right spot on the productization ladder for SoftServe's current productization aspirations;</w:t>
       </w:r>
     </w:p>
     <w:p>
@@ -254,7 +223,7 @@
           <w:sz w:val="21"/>
           <w:szCs w:val="21"/>
         </w:rPr>
-        <w:t xml:space="preserve">navigate the key product-management concepts behind productization: define, validate, measure, manage;</w:t>
+        <w:t>navigate the key product-management concepts behind productization: define, validate, measure, manage;</w:t>
       </w:r>
     </w:p>
     <w:p>
@@ -271,7 +240,7 @@
           <w:sz w:val="21"/>
           <w:szCs w:val="21"/>
         </w:rPr>
-        <w:t xml:space="preserve">self-assess the status quo of the initiatives and potential products in flight;</w:t>
+        <w:t>self-assess the status quo of the initiatives and potential products in flight;</w:t>
       </w:r>
     </w:p>
     <w:p>
@@ -288,7 +257,7 @@
           <w:sz w:val="21"/>
           <w:szCs w:val="21"/>
         </w:rPr>
-        <w:t xml:space="preserve">define next steps: for the productization strategy, and for the team's competence building.</w:t>
+        <w:t>define next steps: for the productization strategy, and for the team's competence building.</w:t>
       </w:r>
     </w:p>
     <w:p>
@@ -296,7 +265,7 @@
         <w:pStyle w:val="Heading1"/>
       </w:pPr>
       <w:r>
-        <w:t xml:space="preserve">3. How sessions work</w:t>
+        <w:t>3. How sessions work</w:t>
       </w:r>
     </w:p>
     <w:p>
@@ -308,7 +277,7 @@
           <w:sz w:val="21"/>
           <w:szCs w:val="21"/>
         </w:rPr>
-        <w:t xml:space="preserve">All sessions are 2 hours, live online, in two complementary formats. No home assignments: all work happens inside the sessions, on SoftServe's own material.</w:t>
+        <w:t>All sessions are 2 hours, live online, in two complementary formats. No home assignments: all work happens inside the sessions, on SoftServe's own material.</w:t>
       </w:r>
     </w:p>
     <w:p>
@@ -327,6 +296,7 @@
           <w:sz w:val="21"/>
           <w:szCs w:val="21"/>
         </w:rPr>
+        <w:lastRenderedPageBreak/>
         <w:t xml:space="preserve">Workshop: </w:t>
       </w:r>
       <w:r>
@@ -334,7 +304,7 @@
           <w:sz w:val="21"/>
           <w:szCs w:val="21"/>
         </w:rPr>
-        <w:t xml:space="preserve">the framework is presented, then applied to SoftServe's pre-prepared list of initiatives and potential products.</w:t>
+        <w:t>the framework is presented, then applied to SoftServe's pre-prepared list of initiatives and potential products.</w:t>
       </w:r>
     </w:p>
     <w:p>
@@ -360,7 +330,7 @@
           <w:sz w:val="21"/>
           <w:szCs w:val="21"/>
         </w:rPr>
-        <w:t xml:space="preserve">a framework, a customer-adjacent worked example, then a constrained group exercise on a real SoftServe example; each session closes with a group reflection on next steps and further reading suggested by the instructor.</w:t>
+        <w:t>a framework, a customer-adjacent worked example, then a constrained group exercise on a real SoftServe example; each session closes with a group reflection on next steps and further reading suggested by the instructor.</w:t>
       </w:r>
     </w:p>
     <w:p>
@@ -368,7 +338,7 @@
         <w:pStyle w:val="Heading1"/>
       </w:pPr>
       <w:r>
-        <w:t xml:space="preserve">4. The program</w:t>
+        <w:t>4. The program</w:t>
       </w:r>
     </w:p>
     <w:p>
@@ -380,7 +350,7 @@
           <w:sz w:val="21"/>
           <w:szCs w:val="21"/>
         </w:rPr>
-        <w:t xml:space="preserve">The program below is preliminary and will be adjusted to SoftServe's context after the discovery session and the preparation input are processed. It may also evolve during the live sessions, based on the group dynamics and discovered insights.</w:t>
+        <w:t>The program below is preliminary and will be adjusted to SoftServe's context after the discovery session and the preparation input are processed. It may also evolve during the live sessions, based on the group dynamics and discovered insights.</w:t>
       </w:r>
     </w:p>
     <w:tbl>
@@ -410,7 +380,7 @@
               <w:rPr>
                 <w:color w:val="000000" w:themeColor="text1"/>
               </w:rPr>
-              <w:t xml:space="preserve">Session</w:t>
+              <w:t>Session</w:t>
             </w:r>
           </w:p>
         </w:tc>
@@ -426,7 +396,7 @@
               <w:rPr>
                 <w:color w:val="000000" w:themeColor="text1"/>
               </w:rPr>
-              <w:t xml:space="preserve">Topics</w:t>
+              <w:t>Topics</w:t>
             </w:r>
           </w:p>
         </w:tc>
@@ -442,7 +412,7 @@
               <w:rPr>
                 <w:color w:val="000000" w:themeColor="text1"/>
               </w:rPr>
-              <w:t xml:space="preserve">Format</w:t>
+              <w:t>Format</w:t>
             </w:r>
           </w:p>
         </w:tc>
@@ -466,7 +436,7 @@
                 <w:sz w:val="19"/>
                 <w:szCs w:val="19"/>
               </w:rPr>
-              <w:t xml:space="preserve">1. Products in an enterprise services company</w:t>
+              <w:t>1. Products in an enterprise services company</w:t>
             </w:r>
           </w:p>
           <w:p>
@@ -479,7 +449,7 @@
                 <w:sz w:val="17"/>
                 <w:szCs w:val="17"/>
               </w:rPr>
-              <w:t xml:space="preserve">2 h · workshop</w:t>
+              <w:t>2 h · workshop</w:t>
             </w:r>
           </w:p>
         </w:tc>
@@ -495,21 +465,26 @@
                 <w:numId w:val="4"/>
               </w:numPr>
               <w:spacing w:after="30" w:line="248" w:lineRule="auto"/>
+              <w:rPr>
+                <w:color w:val="auto"/>
+              </w:rPr>
             </w:pPr>
             <w:r>
               <w:rPr>
-                <w:u w:val="single"/>
+                <w:color w:val="auto"/>
                 <w:sz w:val="19"/>
                 <w:szCs w:val="19"/>
-              </w:rPr>
-              <w:t xml:space="preserve">The productization ladder</w:t>
-            </w:r>
-            <w:r>
-              <w:rPr>
+                <w:u w:val="single"/>
+              </w:rPr>
+              <w:t>The productization ladder</w:t>
+            </w:r>
+            <w:r>
+              <w:rPr>
+                <w:color w:val="auto"/>
                 <w:sz w:val="19"/>
                 <w:szCs w:val="19"/>
               </w:rPr>
-              <w:t xml:space="preserve">: packaged services → technology-enabled services (accelerators) → productized services → products → products-as-a-service; the economics and commitment of each level</w:t>
+              <w:t>: packaged services → technology-enabled services (accelerators) → productized services → products → products-as-a-service; the economics and commitment of each level</w:t>
             </w:r>
           </w:p>
           <w:p>
@@ -520,21 +495,26 @@
                 <w:numId w:val="4"/>
               </w:numPr>
               <w:spacing w:after="30" w:line="248" w:lineRule="auto"/>
+              <w:rPr>
+                <w:color w:val="auto"/>
+              </w:rPr>
             </w:pPr>
             <w:r>
               <w:rPr>
-                <w:u w:val="single"/>
+                <w:color w:val="auto"/>
                 <w:sz w:val="19"/>
                 <w:szCs w:val="19"/>
-              </w:rPr>
-              <w:t xml:space="preserve">Product strategy in a services company</w:t>
-            </w:r>
-            <w:r>
-              <w:rPr>
+                <w:u w:val="single"/>
+              </w:rPr>
+              <w:t>Product strategy in a services company</w:t>
+            </w:r>
+            <w:r>
+              <w:rPr>
+                <w:color w:val="auto"/>
                 <w:sz w:val="19"/>
                 <w:szCs w:val="19"/>
               </w:rPr>
-              <w:t xml:space="preserve">: where to play; the product-vs-feature decision (standalone offering vs. add-on to existing delivery)</w:t>
+              <w:t>: where to play; the product-vs-feature decision (standalone offering vs. add-on to existing delivery)</w:t>
             </w:r>
           </w:p>
           <w:p>
@@ -545,21 +525,26 @@
                 <w:numId w:val="4"/>
               </w:numPr>
               <w:spacing w:after="30" w:line="248" w:lineRule="auto"/>
+              <w:rPr>
+                <w:color w:val="auto"/>
+              </w:rPr>
             </w:pPr>
             <w:r>
               <w:rPr>
-                <w:u w:val="single"/>
+                <w:color w:val="auto"/>
                 <w:sz w:val="19"/>
                 <w:szCs w:val="19"/>
-              </w:rPr>
-              <w:t xml:space="preserve">Productization case studies from B2B services</w:t>
-            </w:r>
-            <w:r>
-              <w:rPr>
+                <w:u w:val="single"/>
+              </w:rPr>
+              <w:t>Productization case studies from B2B services</w:t>
+            </w:r>
+            <w:r>
+              <w:rPr>
+                <w:color w:val="auto"/>
                 <w:sz w:val="19"/>
                 <w:szCs w:val="19"/>
               </w:rPr>
-              <w:t xml:space="preserve">: what worked, what stalled, and why</w:t>
+              <w:t>: what worked, what stalled, and why</w:t>
             </w:r>
           </w:p>
           <w:p>
@@ -569,23 +554,38 @@
                 <w:ilvl w:val="0"/>
                 <w:numId w:val="4"/>
               </w:numPr>
-              <w:spacing w:after="0" w:line="248" w:lineRule="auto"/>
+              <w:spacing w:line="248" w:lineRule="auto"/>
+              <w:rPr>
+                <w:color w:val="auto"/>
+              </w:rPr>
             </w:pPr>
             <w:r>
               <w:rPr>
-                <w:u w:val="single"/>
+                <w:color w:val="auto"/>
                 <w:sz w:val="19"/>
                 <w:szCs w:val="19"/>
-              </w:rPr>
-              <w:t xml:space="preserve">Strategic alignment</w:t>
-            </w:r>
-            <w:r>
-              <w:rPr>
+                <w:u w:val="single"/>
+              </w:rPr>
+              <w:t>Strategic alignment</w:t>
+            </w:r>
+            <w:r>
+              <w:rPr>
+                <w:color w:val="auto"/>
                 <w:sz w:val="19"/>
                 <w:szCs w:val="19"/>
               </w:rPr>
-              <w:t xml:space="preserve">: aligning business goals, product goals and initiatives (impact mapping, OKRs)</w:t>
-            </w:r>
+              <w:t>: aligning business goals, product goals and initiatives (impact mapping, OKRs)</w:t>
+            </w:r>
+          </w:p>
+          <w:p>
+            <w:pPr>
+              <w:pStyle w:val="ListParagraph"/>
+              <w:spacing w:line="248" w:lineRule="auto"/>
+              <w:ind w:left="190"/>
+              <w:rPr>
+                <w:color w:val="auto"/>
+              </w:rPr>
+            </w:pPr>
           </w:p>
         </w:tc>
         <w:tc>
@@ -595,11 +595,15 @@
           <w:p>
             <w:pPr>
               <w:spacing w:line="252" w:lineRule="auto"/>
+              <w:rPr>
+                <w:color w:val="auto"/>
+              </w:rPr>
             </w:pPr>
             <w:r>
               <w:rPr>
                 <w:b/>
                 <w:bCs/>
+                <w:color w:val="auto"/>
                 <w:sz w:val="19"/>
                 <w:szCs w:val="19"/>
               </w:rPr>
@@ -607,18 +611,16 @@
             </w:r>
             <w:r>
               <w:rPr>
+                <w:color w:val="auto"/>
                 <w:sz w:val="19"/>
                 <w:szCs w:val="19"/>
               </w:rPr>
-              <w:t xml:space="preserve">Working with the pre-prepared list of initiatives / potential products: placing each on the productization ladder, answering the key strategic questions together, aligning with business objectives and target levels.</w:t>
+              <w:t>Working with the pre-prepared list of initiatives / potential products: placing each on the productization ladder, answering the key strategic questions together, aligning with business objectives and target levels.</w:t>
             </w:r>
           </w:p>
         </w:tc>
       </w:tr>
       <w:tr>
-        <w:trPr>
-          <w:cnfStyle w:val="000000010000" w:firstRow="0" w:lastRow="0" w:firstColumn="0" w:lastColumn="0" w:oddVBand="0" w:evenVBand="0" w:oddHBand="0" w:evenHBand="1" w:firstRowFirstColumn="0" w:firstRowLastColumn="0" w:lastRowFirstColumn="0" w:lastRowLastColumn="0"/>
-        </w:trPr>
         <w:tc>
           <w:tcPr>
             <w:tcW w:w="1900" w:type="dxa"/>
@@ -634,7 +636,7 @@
                 <w:sz w:val="19"/>
                 <w:szCs w:val="19"/>
               </w:rPr>
-              <w:t xml:space="preserve">2. Product lifecycle overview: Define</w:t>
+              <w:t>2. Product lifecycle overview: Define</w:t>
             </w:r>
           </w:p>
           <w:p>
@@ -647,7 +649,7 @@
                 <w:sz w:val="17"/>
                 <w:szCs w:val="17"/>
               </w:rPr>
-              <w:t xml:space="preserve">2 h · lecture + active Q&amp;A</w:t>
+              <w:t>2 h · lecture + active Q&amp;A</w:t>
             </w:r>
           </w:p>
         </w:tc>
@@ -663,21 +665,26 @@
                 <w:numId w:val="4"/>
               </w:numPr>
               <w:spacing w:after="30" w:line="248" w:lineRule="auto"/>
+              <w:rPr>
+                <w:color w:val="auto"/>
+              </w:rPr>
             </w:pPr>
             <w:r>
               <w:rPr>
-                <w:u w:val="single"/>
+                <w:color w:val="auto"/>
                 <w:sz w:val="19"/>
                 <w:szCs w:val="19"/>
-              </w:rPr>
-              <w:t xml:space="preserve">Define the product idea</w:t>
-            </w:r>
-            <w:r>
-              <w:rPr>
+                <w:u w:val="single"/>
+              </w:rPr>
+              <w:t>Define the product idea</w:t>
+            </w:r>
+            <w:r>
+              <w:rPr>
+                <w:color w:val="auto"/>
                 <w:sz w:val="19"/>
                 <w:szCs w:val="19"/>
               </w:rPr>
-              <w:t xml:space="preserve">: the Product Map (the instructor's adaptation of the Lean canvas)</w:t>
+              <w:t>: the Product Map (the instructor's adaptation of the Lean canvas)</w:t>
             </w:r>
           </w:p>
           <w:p>
@@ -688,21 +695,26 @@
                 <w:numId w:val="4"/>
               </w:numPr>
               <w:spacing w:after="30" w:line="248" w:lineRule="auto"/>
+              <w:rPr>
+                <w:color w:val="auto"/>
+              </w:rPr>
             </w:pPr>
             <w:r>
               <w:rPr>
-                <w:u w:val="single"/>
+                <w:color w:val="auto"/>
                 <w:sz w:val="19"/>
                 <w:szCs w:val="19"/>
-              </w:rPr>
-              <w:t xml:space="preserve">Define the market</w:t>
-            </w:r>
-            <w:r>
-              <w:rPr>
+                <w:u w:val="single"/>
+              </w:rPr>
+              <w:t>Define the market</w:t>
+            </w:r>
+            <w:r>
+              <w:rPr>
+                <w:color w:val="auto"/>
                 <w:sz w:val="19"/>
                 <w:szCs w:val="19"/>
               </w:rPr>
-              <w:t xml:space="preserve">: sizing (TAM / SAM / SOM), ideal customer profile, segmentation (core / situational / non-customers; early adopters)</w:t>
+              <w:t>: sizing (TAM / SAM / SOM), ideal customer profile, segmentation (core / situational / non-customers; early adopters)</w:t>
             </w:r>
           </w:p>
           <w:p>
@@ -713,21 +725,26 @@
                 <w:numId w:val="4"/>
               </w:numPr>
               <w:spacing w:after="30" w:line="248" w:lineRule="auto"/>
+              <w:rPr>
+                <w:color w:val="auto"/>
+              </w:rPr>
             </w:pPr>
             <w:r>
               <w:rPr>
-                <w:u w:val="single"/>
+                <w:color w:val="auto"/>
                 <w:sz w:val="19"/>
                 <w:szCs w:val="19"/>
-              </w:rPr>
-              <w:t xml:space="preserve">Define the problem</w:t>
-            </w:r>
-            <w:r>
-              <w:rPr>
+                <w:u w:val="single"/>
+              </w:rPr>
+              <w:t>Define the problem</w:t>
+            </w:r>
+            <w:r>
+              <w:rPr>
+                <w:color w:val="auto"/>
                 <w:sz w:val="19"/>
                 <w:szCs w:val="19"/>
               </w:rPr>
-              <w:t xml:space="preserve">: what the customer is trying to achieve, why, and why they can't today; why it is critical</w:t>
+              <w:t>: what the customer is trying to achieve, why, and why they can't today; why it is critical</w:t>
             </w:r>
           </w:p>
           <w:p>
@@ -738,21 +755,26 @@
                 <w:numId w:val="4"/>
               </w:numPr>
               <w:spacing w:after="30" w:line="248" w:lineRule="auto"/>
+              <w:rPr>
+                <w:color w:val="auto"/>
+              </w:rPr>
             </w:pPr>
             <w:r>
               <w:rPr>
-                <w:u w:val="single"/>
+                <w:color w:val="auto"/>
                 <w:sz w:val="19"/>
                 <w:szCs w:val="19"/>
-              </w:rPr>
-              <w:t xml:space="preserve">Define GTM approach</w:t>
-            </w:r>
-            <w:r>
-              <w:rPr>
+                <w:u w:val="single"/>
+              </w:rPr>
+              <w:t>Define GTM approach</w:t>
+            </w:r>
+            <w:r>
+              <w:rPr>
+                <w:color w:val="auto"/>
                 <w:sz w:val="19"/>
                 <w:szCs w:val="19"/>
               </w:rPr>
-              <w:t xml:space="preserve">: distribution channels, channels' pipelines, acquisition growth strategies</w:t>
+              <w:t>: distribution channels, channels' pipelines, acquisition growth strategies</w:t>
             </w:r>
           </w:p>
           <w:p>
@@ -762,23 +784,57 @@
                 <w:ilvl w:val="0"/>
                 <w:numId w:val="4"/>
               </w:numPr>
-              <w:spacing w:after="0" w:line="248" w:lineRule="auto"/>
+              <w:spacing w:line="248" w:lineRule="auto"/>
+              <w:rPr>
+                <w:color w:val="auto"/>
+              </w:rPr>
             </w:pPr>
             <w:r>
               <w:rPr>
-                <w:u w:val="single"/>
+                <w:color w:val="auto"/>
                 <w:sz w:val="19"/>
                 <w:szCs w:val="19"/>
-              </w:rPr>
-              <w:t xml:space="preserve">Discover &amp; validate</w:t>
-            </w:r>
-            <w:r>
-              <w:rPr>
+                <w:u w:val="single"/>
+              </w:rPr>
+              <w:t xml:space="preserve">Discover &amp; </w:t>
+            </w:r>
+            <w:proofErr w:type="gramStart"/>
+            <w:r>
+              <w:rPr>
+                <w:color w:val="auto"/>
                 <w:sz w:val="19"/>
                 <w:szCs w:val="19"/>
-              </w:rPr>
-              <w:t xml:space="preserve">: customer-discovery methods (in-depth interviews, qualitative &amp; quantitative methods, observation) and data analysis (product analytics, market research, segmentation)</w:t>
-            </w:r>
+                <w:u w:val="single"/>
+              </w:rPr>
+              <w:t>validate</w:t>
+            </w:r>
+            <w:r>
+              <w:rPr>
+                <w:color w:val="auto"/>
+                <w:sz w:val="19"/>
+                <w:szCs w:val="19"/>
+              </w:rPr>
+              <w:t>:</w:t>
+            </w:r>
+            <w:proofErr w:type="gramEnd"/>
+            <w:r>
+              <w:rPr>
+                <w:color w:val="auto"/>
+                <w:sz w:val="19"/>
+                <w:szCs w:val="19"/>
+              </w:rPr>
+              <w:t xml:space="preserve"> customer-discovery methods (in-depth interviews, qualitative &amp; quantitative methods, observation) and data analysis (product analytics, market research, segmentation)</w:t>
+            </w:r>
+          </w:p>
+          <w:p>
+            <w:pPr>
+              <w:pStyle w:val="ListParagraph"/>
+              <w:spacing w:line="248" w:lineRule="auto"/>
+              <w:ind w:left="190"/>
+              <w:rPr>
+                <w:color w:val="auto"/>
+              </w:rPr>
+            </w:pPr>
           </w:p>
         </w:tc>
         <w:tc>
@@ -788,11 +844,15 @@
           <w:p>
             <w:pPr>
               <w:spacing w:line="252" w:lineRule="auto"/>
+              <w:rPr>
+                <w:color w:val="auto"/>
+              </w:rPr>
             </w:pPr>
             <w:r>
               <w:rPr>
                 <w:b/>
                 <w:bCs/>
+                <w:color w:val="auto"/>
                 <w:sz w:val="19"/>
                 <w:szCs w:val="19"/>
               </w:rPr>
@@ -800,10 +860,11 @@
             </w:r>
             <w:r>
               <w:rPr>
+                <w:color w:val="auto"/>
                 <w:sz w:val="19"/>
                 <w:szCs w:val="19"/>
               </w:rPr>
-              <w:t xml:space="preserve">Frameworks shown on a customer-adjacent example, then a constrained exercise on a real SoftServe example; closes with a group reflection on next steps and further reading.</w:t>
+              <w:t>Frameworks shown on a customer-adjacent example, then a constrained exercise on a real SoftServe example; closes with a group reflection on next steps and further reading.</w:t>
             </w:r>
           </w:p>
         </w:tc>
@@ -827,7 +888,7 @@
                 <w:sz w:val="19"/>
                 <w:szCs w:val="19"/>
               </w:rPr>
-              <w:t xml:space="preserve">3. Product lifecycle overview: Measure &amp; manage</w:t>
+              <w:t>3. Product lifecycle overview: Measure &amp; manage</w:t>
             </w:r>
           </w:p>
           <w:p>
@@ -840,7 +901,7 @@
                 <w:sz w:val="17"/>
                 <w:szCs w:val="17"/>
               </w:rPr>
-              <w:t xml:space="preserve">2 h · lecture + active Q&amp;A</w:t>
+              <w:t>2 h · lecture + active Q&amp;A</w:t>
             </w:r>
           </w:p>
         </w:tc>
@@ -856,21 +917,26 @@
                 <w:numId w:val="4"/>
               </w:numPr>
               <w:spacing w:after="30" w:line="248" w:lineRule="auto"/>
+              <w:rPr>
+                <w:color w:val="auto"/>
+              </w:rPr>
             </w:pPr>
             <w:r>
               <w:rPr>
-                <w:u w:val="single"/>
+                <w:color w:val="auto"/>
                 <w:sz w:val="19"/>
                 <w:szCs w:val="19"/>
-              </w:rPr>
-              <w:t xml:space="preserve">Thinking in hypotheses</w:t>
-            </w:r>
-            <w:r>
-              <w:rPr>
+                <w:u w:val="single"/>
+              </w:rPr>
+              <w:t>Thinking in hypotheses</w:t>
+            </w:r>
+            <w:r>
+              <w:rPr>
+                <w:color w:val="auto"/>
                 <w:sz w:val="19"/>
                 <w:szCs w:val="19"/>
               </w:rPr>
-              <w:t xml:space="preserve">: desirability / viability / feasibility / usability risks</w:t>
+              <w:t>: desirability / viability / feasibility / usability risks</w:t>
             </w:r>
           </w:p>
           <w:p>
@@ -881,17 +947,22 @@
                 <w:numId w:val="4"/>
               </w:numPr>
               <w:spacing w:after="30" w:line="248" w:lineRule="auto"/>
+              <w:rPr>
+                <w:color w:val="auto"/>
+              </w:rPr>
             </w:pPr>
             <w:r>
               <w:rPr>
-                <w:u w:val="single"/>
+                <w:color w:val="auto"/>
                 <w:sz w:val="19"/>
                 <w:szCs w:val="19"/>
-              </w:rPr>
-              <w:t xml:space="preserve">Processing qualitative customer feedback</w:t>
-            </w:r>
-            <w:r>
-              <w:rPr>
+                <w:u w:val="single"/>
+              </w:rPr>
+              <w:t>Processing qualitative customer feedback</w:t>
+            </w:r>
+            <w:r>
+              <w:rPr>
+                <w:color w:val="auto"/>
                 <w:sz w:val="19"/>
                 <w:szCs w:val="19"/>
               </w:rPr>
@@ -905,22 +976,27 @@
                 <w:ilvl w:val="0"/>
                 <w:numId w:val="4"/>
               </w:numPr>
-              <w:spacing w:after="0" w:line="248" w:lineRule="auto"/>
+              <w:spacing w:line="248" w:lineRule="auto"/>
+              <w:rPr>
+                <w:color w:val="auto"/>
+              </w:rPr>
             </w:pPr>
             <w:r>
               <w:rPr>
-                <w:u w:val="single"/>
+                <w:color w:val="auto"/>
                 <w:sz w:val="19"/>
                 <w:szCs w:val="19"/>
-              </w:rPr>
-              <w:t xml:space="preserve">The product feedback loop &amp; measurement</w:t>
-            </w:r>
-            <w:r>
-              <w:rPr>
+                <w:u w:val="single"/>
+              </w:rPr>
+              <w:t>The product feedback loop &amp; measurement</w:t>
+            </w:r>
+            <w:r>
+              <w:rPr>
+                <w:color w:val="auto"/>
                 <w:sz w:val="19"/>
                 <w:szCs w:val="19"/>
               </w:rPr>
-              <w:t xml:space="preserve">; measuring activation, retention &amp; engagement</w:t>
+              <w:t>; measuring activation, retention &amp; engagement</w:t>
             </w:r>
           </w:p>
         </w:tc>
@@ -931,11 +1007,17 @@
           <w:p>
             <w:pPr>
               <w:spacing w:line="252" w:lineRule="auto"/>
+              <w:rPr>
+                <w:color w:val="auto"/>
+                <w:sz w:val="19"/>
+                <w:szCs w:val="19"/>
+              </w:rPr>
             </w:pPr>
             <w:r>
               <w:rPr>
                 <w:b/>
                 <w:bCs/>
+                <w:color w:val="auto"/>
                 <w:sz w:val="19"/>
                 <w:szCs w:val="19"/>
               </w:rPr>
@@ -943,11 +1025,20 @@
             </w:r>
             <w:r>
               <w:rPr>
+                <w:color w:val="auto"/>
                 <w:sz w:val="19"/>
                 <w:szCs w:val="19"/>
               </w:rPr>
-              <w:t xml:space="preserve">Same format as Session 2. The closing reflection widens to the whole program: initiative status + next steps in productization strategy and competence building.</w:t>
-            </w:r>
+              <w:t>Same format as Session 2. The closing reflection widens to the whole program: initiative status + next steps in productization strategy and competence building.</w:t>
+            </w:r>
+          </w:p>
+          <w:p>
+            <w:pPr>
+              <w:spacing w:line="252" w:lineRule="auto"/>
+              <w:rPr>
+                <w:color w:val="auto"/>
+              </w:rPr>
+            </w:pPr>
           </w:p>
         </w:tc>
       </w:tr>
@@ -955,9 +1046,11 @@
     <w:p>
       <w:pPr>
         <w:pStyle w:val="Heading1"/>
-      </w:pPr>
-      <w:r>
-        <w:t xml:space="preserve">5. Instructor</w:t>
+        <w:spacing w:before="600"/>
+      </w:pPr>
+      <w:r>
+        <w:lastRenderedPageBreak/>
+        <w:t>5. Instructor</w:t>
       </w:r>
     </w:p>
     <w:p>
@@ -969,7 +1062,7 @@
           <w:sz w:val="21"/>
           <w:szCs w:val="21"/>
         </w:rPr>
-        <w:t xml:space="preserve">Oleksii Orlov: seasoned B2B technology product leader with 14 years of experience in enterprise B2B SaaS, product innovation and expansion, and agentic AI.</w:t>
+        <w:t>Oleksii Orlov: seasoned B2B technology product leader with 14 years of experience in enterprise B2B SaaS, product innovation and expansion, and agentic AI.</w:t>
       </w:r>
     </w:p>
     <w:p>
@@ -986,7 +1079,7 @@
           <w:sz w:val="21"/>
           <w:szCs w:val="21"/>
         </w:rPr>
-        <w:t xml:space="preserve">former SVP of Product at Creatio (enterprise B2B SaaS platform), former Chief Product Officer, Innovations at Jooble, currently Chief Product Officer at GigaCloud (cloud infrastructure) and fractional product leader, and advisor.</w:t>
+        <w:t>former SVP of Product at Creatio (enterprise B2B SaaS platform), former Chief Product Officer, Innovations at Jooble, currently Chief Product Officer at GigaCloud (cloud infrastructure) and fractional product leader, and advisor.</w:t>
       </w:r>
     </w:p>
     <w:p>
@@ -1003,7 +1096,7 @@
           <w:sz w:val="21"/>
           <w:szCs w:val="21"/>
         </w:rPr>
-        <w:t xml:space="preserve">Currently advising SoftServe's R&amp;D unit on repeatable-IP strategy and productization processes.</w:t>
+        <w:t>Currently advising SoftServe's R&amp;D unit on repeatable-IP strategy and productization processes.</w:t>
       </w:r>
     </w:p>
     <w:p>
@@ -1020,7 +1113,7 @@
           <w:sz w:val="21"/>
           <w:szCs w:val="21"/>
         </w:rPr>
-        <w:t xml:space="preserve">Product-management lecturer and corporate-program author for practicing product teams and technical leaders.</w:t>
+        <w:t>Product-management lecturer and corporate-program author for practicing product teams and technical leaders.</w:t>
       </w:r>
     </w:p>
     <w:p>
@@ -1028,7 +1121,7 @@
         <w:pStyle w:val="Heading1"/>
       </w:pPr>
       <w:r>
-        <w:t xml:space="preserve">6. What's included</w:t>
+        <w:t>6. What's included</w:t>
       </w:r>
     </w:p>
     <w:p>
@@ -1040,7 +1133,7 @@
           <w:sz w:val="21"/>
           <w:szCs w:val="21"/>
         </w:rPr>
-        <w:t xml:space="preserve">The introductory program includes:</w:t>
+        <w:t>The introductory program includes:</w:t>
       </w:r>
     </w:p>
     <w:p>
@@ -1057,7 +1150,7 @@
           <w:sz w:val="21"/>
           <w:szCs w:val="21"/>
         </w:rPr>
-        <w:t xml:space="preserve">adaptation of the program and materials to SoftServe's context (session decks + exercise templates);</w:t>
+        <w:t>adaptation of the program and materials to SoftServe's context (session decks + exercise templates);</w:t>
       </w:r>
     </w:p>
     <w:p>
@@ -1074,7 +1167,7 @@
           <w:sz w:val="21"/>
           <w:szCs w:val="21"/>
         </w:rPr>
-        <w:t xml:space="preserve">delivery of the three live sessions;</w:t>
+        <w:t>delivery of the three live sessions;</w:t>
       </w:r>
     </w:p>
     <w:p>
@@ -1091,7 +1184,7 @@
           <w:sz w:val="21"/>
           <w:szCs w:val="21"/>
         </w:rPr>
-        <w:t xml:space="preserve">access to all materials together with video recordings of every session;</w:t>
+        <w:t>access to all materials together with video recordings of every session;</w:t>
       </w:r>
     </w:p>
     <w:p>
@@ -1108,7 +1201,7 @@
           <w:sz w:val="21"/>
           <w:szCs w:val="21"/>
         </w:rPr>
-        <w:t xml:space="preserve">a curated further-reading list for each topic.</w:t>
+        <w:t>a curated further-reading list for each topic.</w:t>
       </w:r>
     </w:p>
     <w:p>
@@ -1116,7 +1209,7 @@
         <w:pStyle w:val="Heading1"/>
       </w:pPr>
       <w:r>
-        <w:t xml:space="preserve">7. Next steps</w:t>
+        <w:t>7. Next steps</w:t>
       </w:r>
     </w:p>
     <w:p>
@@ -1128,7 +1221,7 @@
           <w:sz w:val="21"/>
           <w:szCs w:val="21"/>
         </w:rPr>
-        <w:t xml:space="preserve">To make the sessions work on real material, two steps precede the program:</w:t>
+        <w:t>To make the sessions work on real material, two steps precede the program:</w:t>
       </w:r>
     </w:p>
     <w:p>
@@ -1154,7 +1247,7 @@
           <w:sz w:val="21"/>
           <w:szCs w:val="21"/>
         </w:rPr>
-        <w:t xml:space="preserve">The team compiles the list of products, services and initiatives in work or under consideration: the working material for the Session-1 workshop and the exercises.</w:t>
+        <w:t>The team compiles the list of products, services and initiatives in work or under consideration: the working material for the Session-1 workshop and the exercises.</w:t>
       </w:r>
     </w:p>
     <w:p>
@@ -1180,7 +1273,7 @@
           <w:sz w:val="21"/>
           <w:szCs w:val="21"/>
         </w:rPr>
-        <w:t xml:space="preserve">A short session with the program sponsor(s) to align expectations, participants and emphasis, and pick the working examples.</w:t>
+        <w:t>A short session with the program sponsor(s) to align expectations, participants and emphasis, and pick the working examples.</w:t>
       </w:r>
     </w:p>
     <w:p>
@@ -1207,20 +1300,11 @@
           <w:sz w:val="21"/>
           <w:szCs w:val="21"/>
         </w:rPr>
-        <w:t>Alex</w:t>
-      </w:r>
-      <w:r>
-        <w:rPr>
-          <w:b/>
-          <w:bCs/>
-          <w:sz w:val="21"/>
-          <w:szCs w:val="21"/>
-        </w:rPr>
-        <w:t xml:space="preserve"> Orlov</w:t>
+        <w:t>Alex Orlov</w:t>
       </w:r>
     </w:p>
     <w:sectPr>
-      <w:footerReference w:type="default" r:id="rId8"/>
+      <w:footerReference w:type="default" r:id="rId9"/>
       <w:pgSz w:w="12240" w:h="15840"/>
       <w:pgMar w:top="1150" w:right="1440" w:bottom="1150" w:left="1440" w:header="708" w:footer="708" w:gutter="0"/>
       <w:cols w:space="720"/>
@@ -1231,7 +1315,7 @@
 </file>
 
 <file path=word/endnotes.xml><?xml version="1.0" encoding="utf-8"?>
-<w:endnotes xmlns:wpc="http://schemas.microsoft.com/office/word/2010/wordprocessingCanvas" xmlns:cx="http://schemas.microsoft.com/office/drawing/2014/chartex" xmlns:cx1="http://schemas.microsoft.com/office/drawing/2015/9/8/chartex" xmlns:cx2="http://schemas.microsoft.com/office/drawing/2015/10/21/chartex" xmlns:cx3="http://schemas.microsoft.com/office/drawing/2016/5/9/chartex" xmlns:cx4="http://schemas.microsoft.com/office/drawing/2016/5/10/chartex" xmlns:cx5="http://schemas.microsoft.com/office/drawing/2016/5/11/chartex" xmlns:cx6="http://schemas.microsoft.com/office/drawing/2016/5/12/chartex" xmlns:cx7="http://schemas.microsoft.com/office/drawing/2016/5/13/chartex" xmlns:cx8="http://schemas.microsoft.com/office/drawing/2016/5/14/chartex" xmlns:mc="http://schemas.openxmlformats.org/markup-compatibility/2006" xmlns:m="http://schemas.openxmlformats.org/officeDocument/2006/math" xmlns:aink="http://schemas.microsoft.com/office/drawing/2016/ink" xmlns:am3d="http://schemas.microsoft.com/office/drawing/2017/model3d" xmlns:oel="http://schemas.microsoft.com/office/2019/extlst" xmlns:r="http://schemas.openxmlformats.org/officeDocument/2006/relationships" xmlns:wp14="http://schemas.microsoft.com/office/word/2010/wordprocessingDrawing" xmlns:wp="http://schemas.openxmlformats.org/drawingml/2006/wordprocessingDrawing" xmlns:wpg="http://schemas.microsoft.com/office/word/2010/wordprocessingGroup" xmlns:wpi="http://schemas.microsoft.com/office/word/2010/wordprocessingInk" xmlns:wps="http://schemas.microsoft.com/office/word/2010/wordprocessingShape" xmlns:o="urn:schemas-microsoft-com:office:office" xmlns:v="urn:schemas-microsoft-com:vml" xmlns:w10="urn:schemas-microsoft-com:office:word" xmlns:w="http://schemas.openxmlformats.org/wordprocessingml/2006/main" xmlns:w14="http://schemas.microsoft.com/office/word/2010/wordml" xmlns:w15="http://schemas.microsoft.com/office/word/2012/wordml" xmlns:w16cex="http://schemas.microsoft.com/office/word/2018/wordml/cex" xmlns:w16cid="http://schemas.microsoft.com/office/word/2016/wordml/cid" xmlns:w16="http://schemas.microsoft.com/office/word/2018/wordml" xmlns:w16sdtdh="http://schemas.microsoft.com/office/word/2020/wordml/sdtdatahash" xmlns:w16sdtfl="http://schemas.microsoft.com/office/word/2024/wordml/sdtformatlock" xmlns:w16se="http://schemas.microsoft.com/office/word/2015/wordml/symex" xmlns:w16du="http://schemas.microsoft.com/office/word/2023/wordml/word16du" xmlns:wne="http://schemas.microsoft.com/office/word/2006/wordml" mc:Ignorable="w14 w15 w16se w16cid w16 w16cex w16sdtdh w16sdtfl w16du wp14">
+<w:endnotes xmlns:wpc="http://schemas.microsoft.com/office/word/2010/wordprocessingCanvas" xmlns:cx="http://schemas.microsoft.com/office/drawing/2014/chartex" xmlns:cx1="http://schemas.microsoft.com/office/drawing/2015/9/8/chartex" xmlns:cx2="http://schemas.microsoft.com/office/drawing/2015/10/21/chartex" xmlns:cx3="http://schemas.microsoft.com/office/drawing/2016/5/9/chartex" xmlns:cx4="http://schemas.microsoft.com/office/drawing/2016/5/10/chartex" xmlns:cx5="http://schemas.microsoft.com/office/drawing/2016/5/11/chartex" xmlns:cx6="http://schemas.microsoft.com/office/drawing/2016/5/12/chartex" xmlns:cx7="http://schemas.microsoft.com/office/drawing/2016/5/13/chartex" xmlns:cx8="http://schemas.microsoft.com/office/drawing/2016/5/14/chartex" xmlns:mc="http://schemas.openxmlformats.org/markup-compatibility/2006" xmlns:m="http://schemas.openxmlformats.org/officeDocument/2006/math" xmlns:aink="http://schemas.microsoft.com/office/drawing/2016/ink" xmlns:am3d="http://schemas.microsoft.com/office/drawing/2017/model3d" xmlns:oel="http://schemas.microsoft.com/office/2019/extlst" xmlns:r="http://schemas.openxmlformats.org/officeDocument/2006/relationships" xmlns:wp14="http://schemas.microsoft.com/office/word/2010/wordprocessingDrawing" xmlns:wp="http://schemas.openxmlformats.org/drawingml/2006/wordprocessingDrawing" xmlns:wpg="http://schemas.microsoft.com/office/word/2010/wordprocessingGroup" xmlns:wpi="http://schemas.microsoft.com/office/word/2010/wordprocessingInk" xmlns:wps="http://schemas.microsoft.com/office/word/2010/wordprocessingShape" xmlns:o="urn:schemas-microsoft-com:office:office" xmlns:v="urn:schemas-microsoft-com:vml" xmlns:w10="urn:schemas-microsoft-com:office:word" xmlns:w="http://schemas.openxmlformats.org/wordprocessingml/2006/main" xmlns:w14="http://schemas.microsoft.com/office/word/2010/wordml" xmlns:w15="http://schemas.microsoft.com/office/word/2012/wordml" xmlns:w16cei="http://schemas.microsoft.com/office/word/2026/wordml/cei" xmlns:w16cex="http://schemas.microsoft.com/office/word/2018/wordml/cex" xmlns:w16cid="http://schemas.microsoft.com/office/word/2016/wordml/cid" xmlns:w16="http://schemas.microsoft.com/office/word/2018/wordml" xmlns:w16sdtdh="http://schemas.microsoft.com/office/word/2020/wordml/sdtdatahash" xmlns:w16sdtfl="http://schemas.microsoft.com/office/word/2024/wordml/sdtformatlock" xmlns:w16se="http://schemas.microsoft.com/office/word/2015/wordml/symex" xmlns:w16du="http://schemas.microsoft.com/office/word/2023/wordml/word16du" xmlns:wne="http://schemas.microsoft.com/office/word/2006/wordml" mc:Ignorable="w14 w15 w16se w16cid w16 w16cex w16sdtdh w16sdtfl w16du wp14">
   <w:endnote w:type="separator" w:id="-1">
     <w:p>
       <w:pPr>
@@ -1256,7 +1340,7 @@
 </file>
 
 <file path=word/footer1.xml><?xml version="1.0" encoding="utf-8"?>
-<w:ftr xmlns:wpc="http://schemas.microsoft.com/office/word/2010/wordprocessingCanvas" xmlns:cx="http://schemas.microsoft.com/office/drawing/2014/chartex" xmlns:cx1="http://schemas.microsoft.com/office/drawing/2015/9/8/chartex" xmlns:cx2="http://schemas.microsoft.com/office/drawing/2015/10/21/chartex" xmlns:cx3="http://schemas.microsoft.com/office/drawing/2016/5/9/chartex" xmlns:cx4="http://schemas.microsoft.com/office/drawing/2016/5/10/chartex" xmlns:cx5="http://schemas.microsoft.com/office/drawing/2016/5/11/chartex" xmlns:cx6="http://schemas.microsoft.com/office/drawing/2016/5/12/chartex" xmlns:cx7="http://schemas.microsoft.com/office/drawing/2016/5/13/chartex" xmlns:cx8="http://schemas.microsoft.com/office/drawing/2016/5/14/chartex" xmlns:mc="http://schemas.openxmlformats.org/markup-compatibility/2006" xmlns:m="http://schemas.openxmlformats.org/officeDocument/2006/math" xmlns:aink="http://schemas.microsoft.com/office/drawing/2016/ink" xmlns:am3d="http://schemas.microsoft.com/office/drawing/2017/model3d" xmlns:oel="http://schemas.microsoft.com/office/2019/extlst" xmlns:r="http://schemas.openxmlformats.org/officeDocument/2006/relationships" xmlns:wp14="http://schemas.microsoft.com/office/word/2010/wordprocessingDrawing" xmlns:wp="http://schemas.openxmlformats.org/drawingml/2006/wordprocessingDrawing" xmlns:wpg="http://schemas.microsoft.com/office/word/2010/wordprocessingGroup" xmlns:wpi="http://schemas.microsoft.com/office/word/2010/wordprocessingInk" xmlns:wps="http://schemas.microsoft.com/office/word/2010/wordprocessingShape" xmlns:o="urn:schemas-microsoft-com:office:office" xmlns:v="urn:schemas-microsoft-com:vml" xmlns:w10="urn:schemas-microsoft-com:office:word" xmlns:w="http://schemas.openxmlformats.org/wordprocessingml/2006/main" xmlns:w14="http://schemas.microsoft.com/office/word/2010/wordml" xmlns:w15="http://schemas.microsoft.com/office/word/2012/wordml" xmlns:w16cex="http://schemas.microsoft.com/office/word/2018/wordml/cex" xmlns:w16cid="http://schemas.microsoft.com/office/word/2016/wordml/cid" xmlns:w16="http://schemas.microsoft.com/office/word/2018/wordml" xmlns:w16sdtdh="http://schemas.microsoft.com/office/word/2020/wordml/sdtdatahash" xmlns:w16sdtfl="http://schemas.microsoft.com/office/word/2024/wordml/sdtformatlock" xmlns:w16se="http://schemas.microsoft.com/office/word/2015/wordml/symex" xmlns:w16du="http://schemas.microsoft.com/office/word/2023/wordml/word16du" xmlns:wne="http://schemas.microsoft.com/office/word/2006/wordml" mc:Ignorable="w14 w15 w16se w16cid w16 w16cex w16sdtdh w16sdtfl w16du wp14">
+<w:ftr xmlns:wpc="http://schemas.microsoft.com/office/word/2010/wordprocessingCanvas" xmlns:cx="http://schemas.microsoft.com/office/drawing/2014/chartex" xmlns:cx1="http://schemas.microsoft.com/office/drawing/2015/9/8/chartex" xmlns:cx2="http://schemas.microsoft.com/office/drawing/2015/10/21/chartex" xmlns:cx3="http://schemas.microsoft.com/office/drawing/2016/5/9/chartex" xmlns:cx4="http://schemas.microsoft.com/office/drawing/2016/5/10/chartex" xmlns:cx5="http://schemas.microsoft.com/office/drawing/2016/5/11/chartex" xmlns:cx6="http://schemas.microsoft.com/office/drawing/2016/5/12/chartex" xmlns:cx7="http://schemas.microsoft.com/office/drawing/2016/5/13/chartex" xmlns:cx8="http://schemas.microsoft.com/office/drawing/2016/5/14/chartex" xmlns:mc="http://schemas.openxmlformats.org/markup-compatibility/2006" xmlns:m="http://schemas.openxmlformats.org/officeDocument/2006/math" xmlns:aink="http://schemas.microsoft.com/office/drawing/2016/ink" xmlns:am3d="http://schemas.microsoft.com/office/drawing/2017/model3d" xmlns:oel="http://schemas.microsoft.com/office/2019/extlst" xmlns:r="http://schemas.openxmlformats.org/officeDocument/2006/relationships" xmlns:wp14="http://schemas.microsoft.com/office/word/2010/wordprocessingDrawing" xmlns:wp="http://schemas.openxmlformats.org/drawingml/2006/wordprocessingDrawing" xmlns:wpg="http://schemas.microsoft.com/office/word/2010/wordprocessingGroup" xmlns:wpi="http://schemas.microsoft.com/office/word/2010/wordprocessingInk" xmlns:wps="http://schemas.microsoft.com/office/word/2010/wordprocessingShape" xmlns:o="urn:schemas-microsoft-com:office:office" xmlns:v="urn:schemas-microsoft-com:vml" xmlns:w10="urn:schemas-microsoft-com:office:word" xmlns:w="http://schemas.openxmlformats.org/wordprocessingml/2006/main" xmlns:w14="http://schemas.microsoft.com/office/word/2010/wordml" xmlns:w15="http://schemas.microsoft.com/office/word/2012/wordml" xmlns:w16cei="http://schemas.microsoft.com/office/word/2026/wordml/cei" xmlns:w16cex="http://schemas.microsoft.com/office/word/2018/wordml/cex" xmlns:w16cid="http://schemas.microsoft.com/office/word/2016/wordml/cid" xmlns:w16="http://schemas.microsoft.com/office/word/2018/wordml" xmlns:w16sdtdh="http://schemas.microsoft.com/office/word/2020/wordml/sdtdatahash" xmlns:w16sdtfl="http://schemas.microsoft.com/office/word/2024/wordml/sdtformatlock" xmlns:w16se="http://schemas.microsoft.com/office/word/2015/wordml/symex" xmlns:w16du="http://schemas.microsoft.com/office/word/2023/wordml/word16du" xmlns:wne="http://schemas.microsoft.com/office/word/2006/wordml" mc:Ignorable="w14 w15 w16se w16cid w16 w16cex w16sdtdh w16sdtfl w16du wp14">
   <w:p>
     <w:pPr>
       <w:pBdr>
@@ -1272,15 +1356,7 @@
         <w:sz w:val="16"/>
         <w:szCs w:val="16"/>
       </w:rPr>
-      <w:t>Alex</w:t>
-    </w:r>
-    <w:r>
-      <w:rPr>
-        <w:color w:val="7F7F7F"/>
-        <w:sz w:val="16"/>
-        <w:szCs w:val="16"/>
-      </w:rPr>
-      <w:t xml:space="preserve"> </w:t>
+      <w:t xml:space="preserve">Alex </w:t>
     </w:r>
     <w:proofErr w:type="gramStart"/>
     <w:r>
@@ -1422,160 +1498,6 @@
         <w:szCs w:val="16"/>
       </w:rPr>
       <w:t>2</w:t>
-    </w:r>
-    <w:r>
-      <w:rPr>
-        <w:color w:val="7F7F7F"/>
-        <w:sz w:val="16"/>
-        <w:szCs w:val="16"/>
-      </w:rPr>
-      <w:fldChar w:fldCharType="end"/>
-    </w:r>
-  </w:p>
-</w:ftr>
-</file>
-
-<file path=word/footer2.xml><?xml version="1.0" encoding="utf-8"?>
-<w:ftr xmlns:wpc="http://schemas.microsoft.com/office/word/2010/wordprocessingCanvas" xmlns:cx="http://schemas.microsoft.com/office/drawing/2014/chartex" xmlns:cx1="http://schemas.microsoft.com/office/drawing/2015/9/8/chartex" xmlns:cx2="http://schemas.microsoft.com/office/drawing/2015/10/21/chartex" xmlns:cx3="http://schemas.microsoft.com/office/drawing/2016/5/9/chartex" xmlns:cx4="http://schemas.microsoft.com/office/drawing/2016/5/10/chartex" xmlns:cx5="http://schemas.microsoft.com/office/drawing/2016/5/11/chartex" xmlns:cx6="http://schemas.microsoft.com/office/drawing/2016/5/12/chartex" xmlns:cx7="http://schemas.microsoft.com/office/drawing/2016/5/13/chartex" xmlns:cx8="http://schemas.microsoft.com/office/drawing/2016/5/14/chartex" xmlns:mc="http://schemas.openxmlformats.org/markup-compatibility/2006" xmlns:m="http://schemas.openxmlformats.org/officeDocument/2006/math" xmlns:aink="http://schemas.microsoft.com/office/drawing/2016/ink" xmlns:am3d="http://schemas.microsoft.com/office/drawing/2017/model3d" xmlns:oel="http://schemas.microsoft.com/office/2019/extlst" xmlns:r="http://schemas.openxmlformats.org/officeDocument/2006/relationships" xmlns:wp14="http://schemas.microsoft.com/office/word/2010/wordprocessingDrawing" xmlns:wp="http://schemas.openxmlformats.org/drawingml/2006/wordprocessingDrawing" xmlns:wpg="http://schemas.microsoft.com/office/word/2010/wordprocessingGroup" xmlns:wpi="http://schemas.microsoft.com/office/word/2010/wordprocessingInk" xmlns:wps="http://schemas.microsoft.com/office/word/2010/wordprocessingShape" xmlns:o="urn:schemas-microsoft-com:office:office" xmlns:v="urn:schemas-microsoft-com:vml" xmlns:w10="urn:schemas-microsoft-com:office:word" xmlns:w="http://schemas.openxmlformats.org/wordprocessingml/2006/main" xmlns:w14="http://schemas.microsoft.com/office/word/2010/wordml" xmlns:w15="http://schemas.microsoft.com/office/word/2012/wordml" xmlns:w16cex="http://schemas.microsoft.com/office/word/2018/wordml/cex" xmlns:w16cid="http://schemas.microsoft.com/office/word/2016/wordml/cid" xmlns:w16="http://schemas.microsoft.com/office/word/2018/wordml" xmlns:w16sdtdh="http://schemas.microsoft.com/office/word/2020/wordml/sdtdatahash" xmlns:w16sdtfl="http://schemas.microsoft.com/office/word/2024/wordml/sdtformatlock" xmlns:w16se="http://schemas.microsoft.com/office/word/2015/wordml/symex" xmlns:w16du="http://schemas.microsoft.com/office/word/2023/wordml/word16du" xmlns:wne="http://schemas.microsoft.com/office/word/2006/wordml" mc:Ignorable="w14 w15 w16se w16cid w16 w16cex w16sdtdh w16sdtfl w16du wp14">
-  <w:p>
-    <w:pPr>
-      <w:pBdr>
-        <w:top w:val="single" w:sz="4" w:space="6" w:color="D9D9D9"/>
-      </w:pBdr>
-      <w:tabs>
-        <w:tab w:val="right" w:pos="13680"/>
-      </w:tabs>
-    </w:pPr>
-    <w:r>
-      <w:rPr>
-        <w:color w:val="7F7F7F"/>
-        <w:sz w:val="16"/>
-        <w:szCs w:val="16"/>
-      </w:rPr>
-      <w:t xml:space="preserve">Alex </w:t>
-    </w:r>
-    <w:proofErr w:type="gramStart"/>
-    <w:r>
-      <w:rPr>
-        <w:color w:val="7F7F7F"/>
-        <w:sz w:val="16"/>
-        <w:szCs w:val="16"/>
-      </w:rPr>
-      <w:t>Orlov  ·</w:t>
-    </w:r>
-    <w:proofErr w:type="gramEnd"/>
-    <w:r>
-      <w:rPr>
-        <w:color w:val="7F7F7F"/>
-        <w:sz w:val="16"/>
-        <w:szCs w:val="16"/>
-      </w:rPr>
-      <w:t xml:space="preserve">  </w:t>
-    </w:r>
-    <w:r>
-      <w:rPr>
-        <w:color w:val="7F7F7F"/>
-        <w:sz w:val="16"/>
-        <w:szCs w:val="16"/>
-      </w:rPr>
-      <w:t xml:space="preserve">A bespoke training &amp; transformation program </w:t>
-    </w:r>
-    <w:r>
-      <w:rPr>
-        <w:sz w:val="16"/>
-        <w:szCs w:val="16"/>
-      </w:rPr>
-      <w:tab/>
-    </w:r>
-    <w:r>
-      <w:rPr>
-        <w:color w:val="7F7F7F"/>
-        <w:sz w:val="16"/>
-        <w:szCs w:val="16"/>
-      </w:rPr>
-      <w:t xml:space="preserve">Page </w:t>
-    </w:r>
-    <w:r>
-      <w:rPr>
-        <w:color w:val="7F7F7F"/>
-        <w:sz w:val="16"/>
-        <w:szCs w:val="16"/>
-      </w:rPr>
-      <w:fldChar w:fldCharType="begin"/>
-    </w:r>
-    <w:r>
-      <w:rPr>
-        <w:color w:val="7F7F7F"/>
-        <w:sz w:val="16"/>
-        <w:szCs w:val="16"/>
-      </w:rPr>
-      <w:instrText>PAGE</w:instrText>
-    </w:r>
-    <w:r>
-      <w:rPr>
-        <w:color w:val="7F7F7F"/>
-        <w:sz w:val="16"/>
-        <w:szCs w:val="16"/>
-      </w:rPr>
-      <w:fldChar w:fldCharType="separate"/>
-    </w:r>
-    <w:r>
-      <w:rPr>
-        <w:noProof/>
-        <w:color w:val="7F7F7F"/>
-        <w:sz w:val="16"/>
-        <w:szCs w:val="16"/>
-      </w:rPr>
-      <w:t>4</w:t>
-    </w:r>
-    <w:r>
-      <w:rPr>
-        <w:color w:val="7F7F7F"/>
-        <w:sz w:val="16"/>
-        <w:szCs w:val="16"/>
-      </w:rPr>
-      <w:fldChar w:fldCharType="end"/>
-    </w:r>
-    <w:r>
-      <w:rPr>
-        <w:color w:val="7F7F7F"/>
-        <w:sz w:val="16"/>
-        <w:szCs w:val="16"/>
-      </w:rPr>
-      <w:t xml:space="preserve"> / </w:t>
-    </w:r>
-    <w:r>
-      <w:rPr>
-        <w:color w:val="7F7F7F"/>
-        <w:sz w:val="16"/>
-        <w:szCs w:val="16"/>
-      </w:rPr>
-      <w:fldChar w:fldCharType="begin"/>
-    </w:r>
-    <w:r>
-      <w:rPr>
-        <w:color w:val="7F7F7F"/>
-        <w:sz w:val="16"/>
-        <w:szCs w:val="16"/>
-      </w:rPr>
-      <w:instrText>NUMPAGES</w:instrText>
-    </w:r>
-    <w:r>
-      <w:rPr>
-        <w:color w:val="7F7F7F"/>
-        <w:sz w:val="16"/>
-        <w:szCs w:val="16"/>
-      </w:rPr>
-      <w:fldChar w:fldCharType="separate"/>
-    </w:r>
-    <w:r>
-      <w:rPr>
-        <w:noProof/>
-        <w:color w:val="7F7F7F"/>
-        <w:sz w:val="16"/>
-        <w:szCs w:val="16"/>
-      </w:rPr>
-      <w:t>5</w:t>
     </w:r>
     <w:r>
       <w:rPr>
@@ -1590,7 +1512,7 @@
 </file>
 
 <file path=word/footnotes.xml><?xml version="1.0" encoding="utf-8"?>
-<w:footnotes xmlns:wpc="http://schemas.microsoft.com/office/word/2010/wordprocessingCanvas" xmlns:cx="http://schemas.microsoft.com/office/drawing/2014/chartex" xmlns:cx1="http://schemas.microsoft.com/office/drawing/2015/9/8/chartex" xmlns:cx2="http://schemas.microsoft.com/office/drawing/2015/10/21/chartex" xmlns:cx3="http://schemas.microsoft.com/office/drawing/2016/5/9/chartex" xmlns:cx4="http://schemas.microsoft.com/office/drawing/2016/5/10/chartex" xmlns:cx5="http://schemas.microsoft.com/office/drawing/2016/5/11/chartex" xmlns:cx6="http://schemas.microsoft.com/office/drawing/2016/5/12/chartex" xmlns:cx7="http://schemas.microsoft.com/office/drawing/2016/5/13/chartex" xmlns:cx8="http://schemas.microsoft.com/office/drawing/2016/5/14/chartex" xmlns:mc="http://schemas.openxmlformats.org/markup-compatibility/2006" xmlns:m="http://schemas.openxmlformats.org/officeDocument/2006/math" xmlns:aink="http://schemas.microsoft.com/office/drawing/2016/ink" xmlns:am3d="http://schemas.microsoft.com/office/drawing/2017/model3d" xmlns:oel="http://schemas.microsoft.com/office/2019/extlst" xmlns:r="http://schemas.openxmlformats.org/officeDocument/2006/relationships" xmlns:wp14="http://schemas.microsoft.com/office/word/2010/wordprocessingDrawing" xmlns:wp="http://schemas.openxmlformats.org/drawingml/2006/wordprocessingDrawing" xmlns:wpg="http://schemas.microsoft.com/office/word/2010/wordprocessingGroup" xmlns:wpi="http://schemas.microsoft.com/office/word/2010/wordprocessingInk" xmlns:wps="http://schemas.microsoft.com/office/word/2010/wordprocessingShape" xmlns:o="urn:schemas-microsoft-com:office:office" xmlns:v="urn:schemas-microsoft-com:vml" xmlns:w10="urn:schemas-microsoft-com:office:word" xmlns:w="http://schemas.openxmlformats.org/wordprocessingml/2006/main" xmlns:w14="http://schemas.microsoft.com/office/word/2010/wordml" xmlns:w15="http://schemas.microsoft.com/office/word/2012/wordml" xmlns:w16cex="http://schemas.microsoft.com/office/word/2018/wordml/cex" xmlns:w16cid="http://schemas.microsoft.com/office/word/2016/wordml/cid" xmlns:w16="http://schemas.microsoft.com/office/word/2018/wordml" xmlns:w16sdtdh="http://schemas.microsoft.com/office/word/2020/wordml/sdtdatahash" xmlns:w16sdtfl="http://schemas.microsoft.com/office/word/2024/wordml/sdtformatlock" xmlns:w16se="http://schemas.microsoft.com/office/word/2015/wordml/symex" xmlns:w16du="http://schemas.microsoft.com/office/word/2023/wordml/word16du" xmlns:wne="http://schemas.microsoft.com/office/word/2006/wordml" mc:Ignorable="w14 w15 w16se w16cid w16 w16cex w16sdtdh w16sdtfl w16du wp14">
+<w:footnotes xmlns:wpc="http://schemas.microsoft.com/office/word/2010/wordprocessingCanvas" xmlns:cx="http://schemas.microsoft.com/office/drawing/2014/chartex" xmlns:cx1="http://schemas.microsoft.com/office/drawing/2015/9/8/chartex" xmlns:cx2="http://schemas.microsoft.com/office/drawing/2015/10/21/chartex" xmlns:cx3="http://schemas.microsoft.com/office/drawing/2016/5/9/chartex" xmlns:cx4="http://schemas.microsoft.com/office/drawing/2016/5/10/chartex" xmlns:cx5="http://schemas.microsoft.com/office/drawing/2016/5/11/chartex" xmlns:cx6="http://schemas.microsoft.com/office/drawing/2016/5/12/chartex" xmlns:cx7="http://schemas.microsoft.com/office/drawing/2016/5/13/chartex" xmlns:cx8="http://schemas.microsoft.com/office/drawing/2016/5/14/chartex" xmlns:mc="http://schemas.openxmlformats.org/markup-compatibility/2006" xmlns:m="http://schemas.openxmlformats.org/officeDocument/2006/math" xmlns:aink="http://schemas.microsoft.com/office/drawing/2016/ink" xmlns:am3d="http://schemas.microsoft.com/office/drawing/2017/model3d" xmlns:oel="http://schemas.microsoft.com/office/2019/extlst" xmlns:r="http://schemas.openxmlformats.org/officeDocument/2006/relationships" xmlns:wp14="http://schemas.microsoft.com/office/word/2010/wordprocessingDrawing" xmlns:wp="http://schemas.openxmlformats.org/drawingml/2006/wordprocessingDrawing" xmlns:wpg="http://schemas.microsoft.com/office/word/2010/wordprocessingGroup" xmlns:wpi="http://schemas.microsoft.com/office/word/2010/wordprocessingInk" xmlns:wps="http://schemas.microsoft.com/office/word/2010/wordprocessingShape" xmlns:o="urn:schemas-microsoft-com:office:office" xmlns:v="urn:schemas-microsoft-com:vml" xmlns:w10="urn:schemas-microsoft-com:office:word" xmlns:w="http://schemas.openxmlformats.org/wordprocessingml/2006/main" xmlns:w14="http://schemas.microsoft.com/office/word/2010/wordml" xmlns:w15="http://schemas.microsoft.com/office/word/2012/wordml" xmlns:w16cei="http://schemas.microsoft.com/office/word/2026/wordml/cei" xmlns:w16cex="http://schemas.microsoft.com/office/word/2018/wordml/cex" xmlns:w16cid="http://schemas.microsoft.com/office/word/2016/wordml/cid" xmlns:w16="http://schemas.microsoft.com/office/word/2018/wordml" xmlns:w16sdtdh="http://schemas.microsoft.com/office/word/2020/wordml/sdtdatahash" xmlns:w16sdtfl="http://schemas.microsoft.com/office/word/2024/wordml/sdtformatlock" xmlns:w16se="http://schemas.microsoft.com/office/word/2015/wordml/symex" xmlns:w16du="http://schemas.microsoft.com/office/word/2023/wordml/word16du" xmlns:wne="http://schemas.microsoft.com/office/word/2006/wordml" mc:Ignorable="w14 w15 w16se w16cid w16 w16cex w16sdtdh w16sdtfl w16du wp14">
   <w:footnote w:type="separator" w:id="-1">
     <w:p>
       <w:pPr>
@@ -1615,7 +1537,7 @@
 </file>
 
 <file path=word/numbering.xml><?xml version="1.0" encoding="utf-8"?>
-<w:numbering xmlns:wpc="http://schemas.microsoft.com/office/word/2010/wordprocessingCanvas" xmlns:cx="http://schemas.microsoft.com/office/drawing/2014/chartex" xmlns:cx1="http://schemas.microsoft.com/office/drawing/2015/9/8/chartex" xmlns:cx2="http://schemas.microsoft.com/office/drawing/2015/10/21/chartex" xmlns:cx3="http://schemas.microsoft.com/office/drawing/2016/5/9/chartex" xmlns:cx4="http://schemas.microsoft.com/office/drawing/2016/5/10/chartex" xmlns:cx5="http://schemas.microsoft.com/office/drawing/2016/5/11/chartex" xmlns:cx6="http://schemas.microsoft.com/office/drawing/2016/5/12/chartex" xmlns:cx7="http://schemas.microsoft.com/office/drawing/2016/5/13/chartex" xmlns:cx8="http://schemas.microsoft.com/office/drawing/2016/5/14/chartex" xmlns:mc="http://schemas.openxmlformats.org/markup-compatibility/2006" xmlns:m="http://schemas.openxmlformats.org/officeDocument/2006/math" xmlns:aink="http://schemas.microsoft.com/office/drawing/2016/ink" xmlns:am3d="http://schemas.microsoft.com/office/drawing/2017/model3d" xmlns:oel="http://schemas.microsoft.com/office/2019/extlst" xmlns:r="http://schemas.openxmlformats.org/officeDocument/2006/relationships" xmlns:wp14="http://schemas.microsoft.com/office/word/2010/wordprocessingDrawing" xmlns:wp="http://schemas.openxmlformats.org/drawingml/2006/wordprocessingDrawing" xmlns:wpg="http://schemas.microsoft.com/office/word/2010/wordprocessingGroup" xmlns:wpi="http://schemas.microsoft.com/office/word/2010/wordprocessingInk" xmlns:wps="http://schemas.microsoft.com/office/word/2010/wordprocessingShape" xmlns:o="urn:schemas-microsoft-com:office:office" xmlns:v="urn:schemas-microsoft-com:vml" xmlns:w10="urn:schemas-microsoft-com:office:word" xmlns:w="http://schemas.openxmlformats.org/wordprocessingml/2006/main" xmlns:w14="http://schemas.microsoft.com/office/word/2010/wordml" xmlns:w15="http://schemas.microsoft.com/office/word/2012/wordml" xmlns:w16cex="http://schemas.microsoft.com/office/word/2018/wordml/cex" xmlns:w16cid="http://schemas.microsoft.com/office/word/2016/wordml/cid" xmlns:w16="http://schemas.microsoft.com/office/word/2018/wordml" xmlns:w16sdtdh="http://schemas.microsoft.com/office/word/2020/wordml/sdtdatahash" xmlns:w16sdtfl="http://schemas.microsoft.com/office/word/2024/wordml/sdtformatlock" xmlns:w16se="http://schemas.microsoft.com/office/word/2015/wordml/symex" xmlns:w16du="http://schemas.microsoft.com/office/word/2023/wordml/word16du" xmlns:wne="http://schemas.microsoft.com/office/word/2006/wordml" mc:Ignorable="w14 w15 w16se w16cid w16 w16cex w16sdtdh w16sdtfl w16du wp14">
+<w:numbering xmlns:wpc="http://schemas.microsoft.com/office/word/2010/wordprocessingCanvas" xmlns:cx="http://schemas.microsoft.com/office/drawing/2014/chartex" xmlns:cx1="http://schemas.microsoft.com/office/drawing/2015/9/8/chartex" xmlns:cx2="http://schemas.microsoft.com/office/drawing/2015/10/21/chartex" xmlns:cx3="http://schemas.microsoft.com/office/drawing/2016/5/9/chartex" xmlns:cx4="http://schemas.microsoft.com/office/drawing/2016/5/10/chartex" xmlns:cx5="http://schemas.microsoft.com/office/drawing/2016/5/11/chartex" xmlns:cx6="http://schemas.microsoft.com/office/drawing/2016/5/12/chartex" xmlns:cx7="http://schemas.microsoft.com/office/drawing/2016/5/13/chartex" xmlns:cx8="http://schemas.microsoft.com/office/drawing/2016/5/14/chartex" xmlns:mc="http://schemas.openxmlformats.org/markup-compatibility/2006" xmlns:m="http://schemas.openxmlformats.org/officeDocument/2006/math" xmlns:aink="http://schemas.microsoft.com/office/drawing/2016/ink" xmlns:am3d="http://schemas.microsoft.com/office/drawing/2017/model3d" xmlns:oel="http://schemas.microsoft.com/office/2019/extlst" xmlns:r="http://schemas.openxmlformats.org/officeDocument/2006/relationships" xmlns:wp14="http://schemas.microsoft.com/office/word/2010/wordprocessingDrawing" xmlns:wp="http://schemas.openxmlformats.org/drawingml/2006/wordprocessingDrawing" xmlns:wpg="http://schemas.microsoft.com/office/word/2010/wordprocessingGroup" xmlns:wpi="http://schemas.microsoft.com/office/word/2010/wordprocessingInk" xmlns:wps="http://schemas.microsoft.com/office/word/2010/wordprocessingShape" xmlns:o="urn:schemas-microsoft-com:office:office" xmlns:v="urn:schemas-microsoft-com:vml" xmlns:w10="urn:schemas-microsoft-com:office:word" xmlns:w="http://schemas.openxmlformats.org/wordprocessingml/2006/main" xmlns:w14="http://schemas.microsoft.com/office/word/2010/wordml" xmlns:w15="http://schemas.microsoft.com/office/word/2012/wordml" xmlns:w16cei="http://schemas.microsoft.com/office/word/2026/wordml/cei" xmlns:w16cex="http://schemas.microsoft.com/office/word/2018/wordml/cex" xmlns:w16cid="http://schemas.microsoft.com/office/word/2016/wordml/cid" xmlns:w16="http://schemas.microsoft.com/office/word/2018/wordml" xmlns:w16sdtdh="http://schemas.microsoft.com/office/word/2020/wordml/sdtdatahash" xmlns:w16sdtfl="http://schemas.microsoft.com/office/word/2024/wordml/sdtformatlock" xmlns:w16se="http://schemas.microsoft.com/office/word/2015/wordml/symex" xmlns:w16du="http://schemas.microsoft.com/office/word/2023/wordml/word16du" xmlns:wne="http://schemas.microsoft.com/office/word/2006/wordml" mc:Ignorable="w14 w15 w16se w16cid w16 w16cex w16sdtdh w16sdtfl w16du wp14">
   <w:abstractNum w:abstractNumId="0" w15:restartNumberingAfterBreak="0">
     <w:nsid w:val="1B293423"/>
     <w:multiLevelType w:val="hybridMultilevel"/>

--- a/context/areas/laba/docs/softserve-corp-training/SoftServe_PM_Intro_Program_Offer.docx
+++ b/context/areas/laba/docs/softserve-corp-training/SoftServe_PM_Intro_Program_Offer.docx
@@ -277,7 +277,14 @@
           <w:sz w:val="21"/>
           <w:szCs w:val="21"/>
         </w:rPr>
-        <w:t>All sessions are 2 hours, live online, in two complementary formats. No home assignments: all work happens inside the sessions, on SoftServe's own material.</w:t>
+        <w:t>All sessions are 2 hours, live online, in two complementary formats. No home assignments: all work happens inside the sessions, on SoftServe's own</w:t>
+      </w:r>
+      <w:r>
+        <w:rPr>
+          <w:sz w:val="21"/>
+          <w:szCs w:val="21"/>
+        </w:rPr>
+        <w:t xml:space="preserve"> examples; sessions conclude with the next steps to be taken by the team to upskill and to implement their productization strategy.</w:t>
       </w:r>
     </w:p>
     <w:p>
@@ -344,14 +351,30 @@
     <w:p>
       <w:pPr>
         <w:spacing w:after="80" w:line="264" w:lineRule="auto"/>
-      </w:pPr>
-      <w:r>
         <w:rPr>
           <w:sz w:val="21"/>
           <w:szCs w:val="21"/>
         </w:rPr>
-        <w:t>The program below is preliminary and will be adjusted to SoftServe's context after the discovery session and the preparation input are processed. It may also evolve during the live sessions, based on the group dynamics and discovered insights.</w:t>
-      </w:r>
+      </w:pPr>
+      <w:r>
+        <w:rPr>
+          <w:sz w:val="21"/>
+          <w:szCs w:val="21"/>
+        </w:rPr>
+        <w:t>The program below is preliminary and will be adjusted to SoftServe's context after the discovery session and the preparation input are processed</w:t>
+      </w:r>
+      <w:r>
+        <w:rPr>
+          <w:sz w:val="21"/>
+          <w:szCs w:val="21"/>
+        </w:rPr>
+        <w:t>.</w:t>
+      </w:r>
+    </w:p>
+    <w:p>
+      <w:pPr>
+        <w:spacing w:after="80" w:line="264" w:lineRule="auto"/>
+      </w:pPr>
     </w:p>
     <w:tbl>
       <w:tblPr>
@@ -823,7 +846,7 @@
                 <w:sz w:val="19"/>
                 <w:szCs w:val="19"/>
               </w:rPr>
-              <w:t xml:space="preserve"> customer-discovery methods (in-depth interviews, qualitative &amp; quantitative methods, observation) and data analysis (product analytics, market research, segmentation)</w:t>
+              <w:t xml:space="preserve"> customer-discovery methods (in-depth interviews, qualitative &amp; quantitative methods) and data analysis (product analytics, market research, segmentation)</w:t>
             </w:r>
           </w:p>
           <w:p>
@@ -1062,7 +1085,14 @@
           <w:sz w:val="21"/>
           <w:szCs w:val="21"/>
         </w:rPr>
-        <w:t>Oleksii Orlov: seasoned B2B technology product leader with 14 years of experience in enterprise B2B SaaS, product innovation and expansion, and agentic AI.</w:t>
+        <w:t>Alex</w:t>
+      </w:r>
+      <w:r>
+        <w:rPr>
+          <w:sz w:val="21"/>
+          <w:szCs w:val="21"/>
+        </w:rPr>
+        <w:t xml:space="preserve"> Orlov: seasoned B2B technology product leader with 14 years of experience in enterprise B2B SaaS, product innovation and expansion, and agentic AI.</w:t>
       </w:r>
     </w:p>
     <w:p>
@@ -1275,6 +1305,16 @@
         </w:rPr>
         <w:t>A short session with the program sponsor(s) to align expectations, participants and emphasis, and pick the working examples.</w:t>
       </w:r>
+    </w:p>
+    <w:p>
+      <w:pPr>
+        <w:spacing w:before="140" w:after="0"/>
+        <w:rPr>
+          <w:color w:val="595959"/>
+          <w:sz w:val="21"/>
+          <w:szCs w:val="21"/>
+        </w:rPr>
+      </w:pPr>
     </w:p>
     <w:p>
       <w:pPr>
